--- a/docs/TZ_ERP_1C_Akt_Sverki_Matrix_LIVE_MARIADB_2026-06-24.docx
+++ b/docs/TZ_ERP_1C_Akt_Sverki_Matrix_LIVE_MARIADB_2026-06-24.docx
@@ -152,7 +152,7 @@
                 <w:color w:val="1E1E1E"/>
                 <w:sz w:val="17"/>
               </w:rPr>
-              <w:t>LIVE MariaDB / 2026-06-24 / версия с разделом 5.5</w:t>
+              <w:t>LIVE MariaDB / 2026-06-24 / финальное ТЗ для ERP-разработчика</w:t>
             </w:r>
           </w:p>
         </w:tc>
@@ -1858,7 +1858,7 @@
       <w:r>
         <w:drawing>
           <wp:inline xmlns:a="http://schemas.openxmlformats.org/drawingml/2006/main" xmlns:pic="http://schemas.openxmlformats.org/drawingml/2006/picture">
-            <wp:extent cx="5760720" cy="3240405"/>
+            <wp:extent cx="5760720" cy="3600450"/>
             <wp:docPr id="1" name="Picture 1"/>
             <wp:cNvGraphicFramePr>
               <a:graphicFrameLocks noChangeAspect="1"/>
@@ -1867,7 +1867,7 @@
               <a:graphicData uri="http://schemas.openxmlformats.org/drawingml/2006/picture">
                 <pic:pic>
                   <pic:nvPicPr>
-                    <pic:cNvPr id="0" name="matrix_aero_trade_660_1_fresh_fixture.png"/>
+                    <pic:cNvPr id="0" name="matrix_aero_trade_660_1_live_mariadb.png"/>
                     <pic:cNvPicPr/>
                   </pic:nvPicPr>
                   <pic:blipFill>
@@ -1879,7 +1879,7 @@
                   <pic:spPr>
                     <a:xfrm>
                       <a:off x="0" y="0"/>
-                      <a:ext cx="5760720" cy="3240405"/>
+                      <a:ext cx="5760720" cy="3600450"/>
                     </a:xfrm>
                     <a:prstGeom prst="rect"/>
                   </pic:spPr>
@@ -1961,11 +1961,6 @@
       </w:r>
     </w:p>
     <w:p>
-      <w:r>
-        <w:br w:type="page"/>
-      </w:r>
-    </w:p>
-    <w:p>
       <w:pPr>
         <w:pStyle w:val="Heading1"/>
         <w:keepNext/>
@@ -2370,7 +2365,7 @@
                 <w:color w:val="1E1E1E"/>
                 <w:sz w:val="15"/>
               </w:rPr>
-              <w:t>veda_specs</w:t>
+              <w:t>view_specs / veda_specs</w:t>
             </w:r>
           </w:p>
         </w:tc>
@@ -2424,7 +2419,7 @@
                 <w:color w:val="1E1E1E"/>
                 <w:sz w:val="15"/>
               </w:rPr>
-              <w:t>f_kod1cb, f_kod1cp, номер заявки, договор 660/1</w:t>
+              <w:t>spec_id, spec_number, spec_num_short, spec_type/spec_subtype или f_typez/f_subtype, f_kod1cb, f_kod1cp</w:t>
             </w:r>
           </w:p>
         </w:tc>
@@ -2451,7 +2446,7 @@
                 <w:color w:val="1E1E1E"/>
                 <w:sz w:val="15"/>
               </w:rPr>
-              <w:t>№ спецификации</w:t>
+              <w:t>№ спецификации / заявки</w:t>
             </w:r>
           </w:p>
         </w:tc>
@@ -3444,6 +3439,820 @@
     </w:p>
     <w:p>
       <w:pPr>
+        <w:pStyle w:val="Heading2"/>
+        <w:keepNext/>
+      </w:pPr>
+      <w:r/>
+      <w:r>
+        <w:rPr>
+          <w:rFonts w:ascii="Calibri" w:hAnsi="Calibri"/>
+          <w:b/>
+          <w:color w:val="2E74B5"/>
+          <w:sz w:val="26"/>
+        </w:rPr>
+        <w:t>4.2 Что передаем и что сравниваем</w:t>
+      </w:r>
+    </w:p>
+    <w:tbl>
+      <w:tblGrid>
+        <w:gridCol w:w="1200"/>
+        <w:gridCol w:w="2830"/>
+        <w:gridCol w:w="2530"/>
+        <w:gridCol w:w="2800"/>
+      </w:tblGrid>
+      <w:tblPr>
+        <w:tblStyle w:val="TableGrid"/>
+        <w:tblW w:type="dxa" w:w="9360"/>
+        <w:tblLayout w:type="fixed"/>
+        <w:tblLook w:firstColumn="1" w:firstRow="1" w:lastColumn="0" w:lastRow="0" w:noHBand="0" w:noVBand="1" w:val="04A0"/>
+        <w:tblInd w:w="120" w:type="dxa"/>
+      </w:tblPr>
+      <w:tr>
+        <w:tc>
+          <w:tcPr>
+            <w:tcW w:type="dxa" w:w="1200"/>
+            <w:tcMar>
+              <w:top w:w="80" w:type="dxa"/>
+              <w:start w:w="120" w:type="dxa"/>
+              <w:bottom w:w="80" w:type="dxa"/>
+              <w:end w:w="120" w:type="dxa"/>
+            </w:tcMar>
+            <w:vAlign w:val="center"/>
+            <w:shd w:fill="E8EEF5"/>
+          </w:tcPr>
+          <w:p>
+            <w:pPr>
+              <w:spacing w:before="0" w:after="0" w:line="252" w:lineRule="auto"/>
+              <w:jc w:val="center"/>
+            </w:pPr>
+            <w:r/>
+            <w:r>
+              <w:rPr>
+                <w:rFonts w:ascii="Calibri" w:hAnsi="Calibri"/>
+                <w:b/>
+                <w:color w:val="1F4D78"/>
+                <w:sz w:val="14"/>
+              </w:rPr>
+              <w:t>Блок</w:t>
+            </w:r>
+          </w:p>
+        </w:tc>
+        <w:tc>
+          <w:tcPr>
+            <w:tcW w:type="dxa" w:w="2830"/>
+            <w:tcMar>
+              <w:top w:w="80" w:type="dxa"/>
+              <w:start w:w="120" w:type="dxa"/>
+              <w:bottom w:w="80" w:type="dxa"/>
+              <w:end w:w="120" w:type="dxa"/>
+            </w:tcMar>
+            <w:vAlign w:val="center"/>
+            <w:shd w:fill="E8EEF5"/>
+          </w:tcPr>
+          <w:p>
+            <w:pPr>
+              <w:spacing w:before="0" w:after="0" w:line="252" w:lineRule="auto"/>
+              <w:jc w:val="center"/>
+            </w:pPr>
+            <w:r/>
+            <w:r>
+              <w:rPr>
+                <w:rFonts w:ascii="Calibri" w:hAnsi="Calibri"/>
+                <w:b/>
+                <w:color w:val="1F4D78"/>
+                <w:sz w:val="14"/>
+              </w:rPr>
+              <w:t>ERP передает / выбирает</w:t>
+            </w:r>
+          </w:p>
+        </w:tc>
+        <w:tc>
+          <w:tcPr>
+            <w:tcW w:type="dxa" w:w="2530"/>
+            <w:tcMar>
+              <w:top w:w="80" w:type="dxa"/>
+              <w:start w:w="120" w:type="dxa"/>
+              <w:bottom w:w="80" w:type="dxa"/>
+              <w:end w:w="120" w:type="dxa"/>
+            </w:tcMar>
+            <w:vAlign w:val="center"/>
+            <w:shd w:fill="E8EEF5"/>
+          </w:tcPr>
+          <w:p>
+            <w:pPr>
+              <w:spacing w:before="0" w:after="0" w:line="252" w:lineRule="auto"/>
+              <w:jc w:val="center"/>
+            </w:pPr>
+            <w:r/>
+            <w:r>
+              <w:rPr>
+                <w:rFonts w:ascii="Calibri" w:hAnsi="Calibri"/>
+                <w:b/>
+                <w:color w:val="1F4D78"/>
+                <w:sz w:val="14"/>
+              </w:rPr>
+              <w:t>1С возвращает</w:t>
+            </w:r>
+          </w:p>
+        </w:tc>
+        <w:tc>
+          <w:tcPr>
+            <w:tcW w:type="dxa" w:w="2800"/>
+            <w:tcMar>
+              <w:top w:w="80" w:type="dxa"/>
+              <w:start w:w="120" w:type="dxa"/>
+              <w:bottom w:w="80" w:type="dxa"/>
+              <w:end w:w="120" w:type="dxa"/>
+            </w:tcMar>
+            <w:vAlign w:val="center"/>
+            <w:shd w:fill="E8EEF5"/>
+          </w:tcPr>
+          <w:p>
+            <w:pPr>
+              <w:spacing w:before="0" w:after="0" w:line="252" w:lineRule="auto"/>
+              <w:jc w:val="center"/>
+            </w:pPr>
+            <w:r/>
+            <w:r>
+              <w:rPr>
+                <w:rFonts w:ascii="Calibri" w:hAnsi="Calibri"/>
+                <w:b/>
+                <w:color w:val="1F4D78"/>
+                <w:sz w:val="14"/>
+              </w:rPr>
+              <w:t>Сравнение</w:t>
+            </w:r>
+          </w:p>
+        </w:tc>
+      </w:tr>
+      <w:tr>
+        <w:tc>
+          <w:tcPr>
+            <w:tcW w:type="dxa" w:w="1200"/>
+            <w:tcMar>
+              <w:top w:w="80" w:type="dxa"/>
+              <w:start w:w="120" w:type="dxa"/>
+              <w:bottom w:w="80" w:type="dxa"/>
+              <w:end w:w="120" w:type="dxa"/>
+            </w:tcMar>
+            <w:vAlign w:val="center"/>
+          </w:tcPr>
+          <w:p>
+            <w:pPr>
+              <w:spacing w:before="0" w:after="0" w:line="252" w:lineRule="auto"/>
+            </w:pPr>
+            <w:r/>
+            <w:r>
+              <w:rPr>
+                <w:rFonts w:ascii="Calibri" w:hAnsi="Calibri"/>
+                <w:b w:val="0"/>
+                <w:color w:val="1E1E1E"/>
+                <w:sz w:val="14"/>
+              </w:rPr>
+              <w:t>Контрагент</w:t>
+            </w:r>
+          </w:p>
+        </w:tc>
+        <w:tc>
+          <w:tcPr>
+            <w:tcW w:type="dxa" w:w="2830"/>
+            <w:tcMar>
+              <w:top w:w="80" w:type="dxa"/>
+              <w:start w:w="120" w:type="dxa"/>
+              <w:bottom w:w="80" w:type="dxa"/>
+              <w:end w:w="120" w:type="dxa"/>
+            </w:tcMar>
+            <w:vAlign w:val="center"/>
+          </w:tcPr>
+          <w:p>
+            <w:pPr>
+              <w:spacing w:before="0" w:after="0" w:line="252" w:lineRule="auto"/>
+            </w:pPr>
+            <w:r/>
+            <w:r>
+              <w:rPr>
+                <w:rFonts w:ascii="Calibri" w:hAnsi="Calibri"/>
+                <w:b w:val="0"/>
+                <w:color w:val="1E1E1E"/>
+                <w:sz w:val="14"/>
+              </w:rPr>
+              <w:t>`contact_id`, `client_id`, ИНН, КПП, код 1С ЮЛ</w:t>
+            </w:r>
+          </w:p>
+        </w:tc>
+        <w:tc>
+          <w:tcPr>
+            <w:tcW w:type="dxa" w:w="2530"/>
+            <w:tcMar>
+              <w:top w:w="80" w:type="dxa"/>
+              <w:start w:w="120" w:type="dxa"/>
+              <w:bottom w:w="80" w:type="dxa"/>
+              <w:end w:w="120" w:type="dxa"/>
+            </w:tcMar>
+            <w:vAlign w:val="center"/>
+          </w:tcPr>
+          <w:p>
+            <w:pPr>
+              <w:spacing w:before="0" w:after="0" w:line="252" w:lineRule="auto"/>
+            </w:pPr>
+            <w:r/>
+            <w:r>
+              <w:rPr>
+                <w:rFonts w:ascii="Calibri" w:hAnsi="Calibri"/>
+                <w:b w:val="0"/>
+                <w:color w:val="1E1E1E"/>
+                <w:sz w:val="14"/>
+              </w:rPr>
+              <w:t>`getClients`: код, ИНН, КПП, название, удален</w:t>
+            </w:r>
+          </w:p>
+        </w:tc>
+        <w:tc>
+          <w:tcPr>
+            <w:tcW w:type="dxa" w:w="2800"/>
+            <w:tcMar>
+              <w:top w:w="80" w:type="dxa"/>
+              <w:start w:w="120" w:type="dxa"/>
+              <w:bottom w:w="80" w:type="dxa"/>
+              <w:end w:w="120" w:type="dxa"/>
+            </w:tcMar>
+            <w:vAlign w:val="center"/>
+          </w:tcPr>
+          <w:p>
+            <w:pPr>
+              <w:spacing w:before="0" w:after="0" w:line="252" w:lineRule="auto"/>
+            </w:pPr>
+            <w:r/>
+            <w:r>
+              <w:rPr>
+                <w:rFonts w:ascii="Calibri" w:hAnsi="Calibri"/>
+                <w:b w:val="0"/>
+                <w:color w:val="1E1E1E"/>
+                <w:sz w:val="14"/>
+              </w:rPr>
+              <w:t>контрагент найден и не удален; ИНН/КПП не конфликтуют</w:t>
+            </w:r>
+          </w:p>
+        </w:tc>
+      </w:tr>
+      <w:tr>
+        <w:tc>
+          <w:tcPr>
+            <w:tcW w:type="dxa" w:w="1200"/>
+            <w:tcMar>
+              <w:top w:w="80" w:type="dxa"/>
+              <w:start w:w="120" w:type="dxa"/>
+              <w:bottom w:w="80" w:type="dxa"/>
+              <w:end w:w="120" w:type="dxa"/>
+            </w:tcMar>
+            <w:vAlign w:val="center"/>
+          </w:tcPr>
+          <w:p>
+            <w:pPr>
+              <w:spacing w:before="0" w:after="0" w:line="252" w:lineRule="auto"/>
+            </w:pPr>
+            <w:r/>
+            <w:r>
+              <w:rPr>
+                <w:rFonts w:ascii="Calibri" w:hAnsi="Calibri"/>
+                <w:b w:val="0"/>
+                <w:color w:val="1E1E1E"/>
+                <w:sz w:val="14"/>
+              </w:rPr>
+              <w:t>Договор</w:t>
+            </w:r>
+          </w:p>
+        </w:tc>
+        <w:tc>
+          <w:tcPr>
+            <w:tcW w:type="dxa" w:w="2830"/>
+            <w:tcMar>
+              <w:top w:w="80" w:type="dxa"/>
+              <w:start w:w="120" w:type="dxa"/>
+              <w:bottom w:w="80" w:type="dxa"/>
+              <w:end w:w="120" w:type="dxa"/>
+            </w:tcMar>
+            <w:vAlign w:val="center"/>
+          </w:tcPr>
+          <w:p>
+            <w:pPr>
+              <w:spacing w:before="0" w:after="0" w:line="252" w:lineRule="auto"/>
+            </w:pPr>
+            <w:r/>
+            <w:r>
+              <w:rPr>
+                <w:rFonts w:ascii="Calibri" w:hAnsi="Calibri"/>
+                <w:b w:val="0"/>
+                <w:color w:val="1E1E1E"/>
+                <w:sz w:val="14"/>
+              </w:rPr>
+              <w:t>`dog_id`, номер, дата, организация, `dog_code1c`</w:t>
+            </w:r>
+          </w:p>
+        </w:tc>
+        <w:tc>
+          <w:tcPr>
+            <w:tcW w:type="dxa" w:w="2530"/>
+            <w:tcMar>
+              <w:top w:w="80" w:type="dxa"/>
+              <w:start w:w="120" w:type="dxa"/>
+              <w:bottom w:w="80" w:type="dxa"/>
+              <w:end w:w="120" w:type="dxa"/>
+            </w:tcMar>
+            <w:vAlign w:val="center"/>
+          </w:tcPr>
+          <w:p>
+            <w:pPr>
+              <w:spacing w:before="0" w:after="0" w:line="252" w:lineRule="auto"/>
+            </w:pPr>
+            <w:r/>
+            <w:r>
+              <w:rPr>
+                <w:rFonts w:ascii="Calibri" w:hAnsi="Calibri"/>
+                <w:b w:val="0"/>
+                <w:color w:val="1E1E1E"/>
+                <w:sz w:val="14"/>
+              </w:rPr>
+              <w:t>`getClients.dogs` или `getcoacsuinfo`: код договора, номер, организация</w:t>
+            </w:r>
+          </w:p>
+        </w:tc>
+        <w:tc>
+          <w:tcPr>
+            <w:tcW w:type="dxa" w:w="2800"/>
+            <w:tcMar>
+              <w:top w:w="80" w:type="dxa"/>
+              <w:start w:w="120" w:type="dxa"/>
+              <w:bottom w:w="80" w:type="dxa"/>
+              <w:end w:w="120" w:type="dxa"/>
+            </w:tcMar>
+            <w:vAlign w:val="center"/>
+          </w:tcPr>
+          <w:p>
+            <w:pPr>
+              <w:spacing w:before="0" w:after="0" w:line="252" w:lineRule="auto"/>
+            </w:pPr>
+            <w:r/>
+            <w:r>
+              <w:rPr>
+                <w:rFonts w:ascii="Calibri" w:hAnsi="Calibri"/>
+                <w:b w:val="0"/>
+                <w:color w:val="1E1E1E"/>
+                <w:sz w:val="14"/>
+              </w:rPr>
+              <w:t>код/номер договора и организация совпадают</w:t>
+            </w:r>
+          </w:p>
+        </w:tc>
+      </w:tr>
+      <w:tr>
+        <w:tc>
+          <w:tcPr>
+            <w:tcW w:type="dxa" w:w="1200"/>
+            <w:tcMar>
+              <w:top w:w="80" w:type="dxa"/>
+              <w:start w:w="120" w:type="dxa"/>
+              <w:bottom w:w="80" w:type="dxa"/>
+              <w:end w:w="120" w:type="dxa"/>
+            </w:tcMar>
+            <w:vAlign w:val="center"/>
+          </w:tcPr>
+          <w:p>
+            <w:pPr>
+              <w:spacing w:before="0" w:after="0" w:line="252" w:lineRule="auto"/>
+            </w:pPr>
+            <w:r/>
+            <w:r>
+              <w:rPr>
+                <w:rFonts w:ascii="Calibri" w:hAnsi="Calibri"/>
+                <w:b w:val="0"/>
+                <w:color w:val="1E1E1E"/>
+                <w:sz w:val="14"/>
+              </w:rPr>
+              <w:t>Поставка</w:t>
+            </w:r>
+          </w:p>
+        </w:tc>
+        <w:tc>
+          <w:tcPr>
+            <w:tcW w:type="dxa" w:w="2830"/>
+            <w:tcMar>
+              <w:top w:w="80" w:type="dxa"/>
+              <w:start w:w="120" w:type="dxa"/>
+              <w:bottom w:w="80" w:type="dxa"/>
+              <w:end w:w="120" w:type="dxa"/>
+            </w:tcMar>
+            <w:vAlign w:val="center"/>
+          </w:tcPr>
+          <w:p>
+            <w:pPr>
+              <w:spacing w:before="0" w:after="0" w:line="252" w:lineRule="auto"/>
+            </w:pPr>
+            <w:r/>
+            <w:r>
+              <w:rPr>
+                <w:rFonts w:ascii="Calibri" w:hAnsi="Calibri"/>
+                <w:b w:val="0"/>
+                <w:color w:val="1E1E1E"/>
+                <w:sz w:val="14"/>
+              </w:rPr>
+              <w:t>`spec_id`, `f_num`, `view_specs.spec_type`, `spec_subtype`, `f_kod1cb/f_kod1cp`</w:t>
+            </w:r>
+          </w:p>
+        </w:tc>
+        <w:tc>
+          <w:tcPr>
+            <w:tcW w:type="dxa" w:w="2530"/>
+            <w:tcMar>
+              <w:top w:w="80" w:type="dxa"/>
+              <w:start w:w="120" w:type="dxa"/>
+              <w:bottom w:w="80" w:type="dxa"/>
+              <w:end w:w="120" w:type="dxa"/>
+            </w:tcMar>
+            <w:vAlign w:val="center"/>
+          </w:tcPr>
+          <w:p>
+            <w:pPr>
+              <w:spacing w:before="0" w:after="0" w:line="252" w:lineRule="auto"/>
+            </w:pPr>
+            <w:r/>
+            <w:r>
+              <w:rPr>
+                <w:rFonts w:ascii="Calibri" w:hAnsi="Calibri"/>
+                <w:b w:val="0"/>
+                <w:color w:val="1E1E1E"/>
+                <w:sz w:val="14"/>
+              </w:rPr>
+              <w:t>договоры-заявки/спецификации из 1С по кодам</w:t>
+            </w:r>
+          </w:p>
+        </w:tc>
+        <w:tc>
+          <w:tcPr>
+            <w:tcW w:type="dxa" w:w="2800"/>
+            <w:tcMar>
+              <w:top w:w="80" w:type="dxa"/>
+              <w:start w:w="120" w:type="dxa"/>
+              <w:bottom w:w="80" w:type="dxa"/>
+              <w:end w:w="120" w:type="dxa"/>
+            </w:tcMar>
+            <w:vAlign w:val="center"/>
+          </w:tcPr>
+          <w:p>
+            <w:pPr>
+              <w:spacing w:before="0" w:after="0" w:line="252" w:lineRule="auto"/>
+            </w:pPr>
+            <w:r/>
+            <w:r>
+              <w:rPr>
+                <w:rFonts w:ascii="Calibri" w:hAnsi="Calibri"/>
+                <w:b w:val="0"/>
+                <w:color w:val="1E1E1E"/>
+                <w:sz w:val="14"/>
+              </w:rPr>
+              <w:t>тип и номер выводятся из ERP; полный ОК возможен только если код 1С найден</w:t>
+            </w:r>
+          </w:p>
+        </w:tc>
+      </w:tr>
+      <w:tr>
+        <w:tc>
+          <w:tcPr>
+            <w:tcW w:type="dxa" w:w="1200"/>
+            <w:tcMar>
+              <w:top w:w="80" w:type="dxa"/>
+              <w:start w:w="120" w:type="dxa"/>
+              <w:bottom w:w="80" w:type="dxa"/>
+              <w:end w:w="120" w:type="dxa"/>
+            </w:tcMar>
+            <w:vAlign w:val="center"/>
+          </w:tcPr>
+          <w:p>
+            <w:pPr>
+              <w:spacing w:before="0" w:after="0" w:line="252" w:lineRule="auto"/>
+            </w:pPr>
+            <w:r/>
+            <w:r>
+              <w:rPr>
+                <w:rFonts w:ascii="Calibri" w:hAnsi="Calibri"/>
+                <w:b w:val="0"/>
+                <w:color w:val="1E1E1E"/>
+                <w:sz w:val="14"/>
+              </w:rPr>
+              <w:t>Счет</w:t>
+            </w:r>
+          </w:p>
+        </w:tc>
+        <w:tc>
+          <w:tcPr>
+            <w:tcW w:type="dxa" w:w="2830"/>
+            <w:tcMar>
+              <w:top w:w="80" w:type="dxa"/>
+              <w:start w:w="120" w:type="dxa"/>
+              <w:bottom w:w="80" w:type="dxa"/>
+              <w:end w:w="120" w:type="dxa"/>
+            </w:tcMar>
+            <w:vAlign w:val="center"/>
+          </w:tcPr>
+          <w:p>
+            <w:pPr>
+              <w:spacing w:before="0" w:after="0" w:line="252" w:lineRule="auto"/>
+            </w:pPr>
+            <w:r/>
+            <w:r>
+              <w:rPr>
+                <w:rFonts w:ascii="Calibri" w:hAnsi="Calibri"/>
+                <w:b w:val="0"/>
+                <w:color w:val="1E1E1E"/>
+                <w:sz w:val="14"/>
+              </w:rPr>
+              <w:t>покупательские `veda_schets.f_type=1` по операциям поставки</w:t>
+            </w:r>
+          </w:p>
+        </w:tc>
+        <w:tc>
+          <w:tcPr>
+            <w:tcW w:type="dxa" w:w="2530"/>
+            <w:tcMar>
+              <w:top w:w="80" w:type="dxa"/>
+              <w:start w:w="120" w:type="dxa"/>
+              <w:bottom w:w="80" w:type="dxa"/>
+              <w:end w:w="120" w:type="dxa"/>
+            </w:tcMar>
+            <w:vAlign w:val="center"/>
+          </w:tcPr>
+          <w:p>
+            <w:pPr>
+              <w:spacing w:before="0" w:after="0" w:line="252" w:lineRule="auto"/>
+            </w:pPr>
+            <w:r/>
+            <w:r>
+              <w:rPr>
+                <w:rFonts w:ascii="Calibri" w:hAnsi="Calibri"/>
+                <w:b w:val="0"/>
+                <w:color w:val="1E1E1E"/>
+                <w:sz w:val="14"/>
+              </w:rPr>
+              <w:t>`getAcchist`/счет 1С в расшифровке или SOAP-документ счета</w:t>
+            </w:r>
+          </w:p>
+        </w:tc>
+        <w:tc>
+          <w:tcPr>
+            <w:tcW w:type="dxa" w:w="2800"/>
+            <w:tcMar>
+              <w:top w:w="80" w:type="dxa"/>
+              <w:start w:w="120" w:type="dxa"/>
+              <w:bottom w:w="80" w:type="dxa"/>
+              <w:end w:w="120" w:type="dxa"/>
+            </w:tcMar>
+            <w:vAlign w:val="center"/>
+          </w:tcPr>
+          <w:p>
+            <w:pPr>
+              <w:spacing w:before="0" w:after="0" w:line="252" w:lineRule="auto"/>
+            </w:pPr>
+            <w:r/>
+            <w:r>
+              <w:rPr>
+                <w:rFonts w:ascii="Calibri" w:hAnsi="Calibri"/>
+                <w:b w:val="0"/>
+                <w:color w:val="1E1E1E"/>
+                <w:sz w:val="14"/>
+              </w:rPr>
+              <w:t>номер, дата, сумма, валюта, организация, контрагент</w:t>
+            </w:r>
+          </w:p>
+        </w:tc>
+      </w:tr>
+      <w:tr>
+        <w:tc>
+          <w:tcPr>
+            <w:tcW w:type="dxa" w:w="1200"/>
+            <w:tcMar>
+              <w:top w:w="80" w:type="dxa"/>
+              <w:start w:w="120" w:type="dxa"/>
+              <w:bottom w:w="80" w:type="dxa"/>
+              <w:end w:w="120" w:type="dxa"/>
+            </w:tcMar>
+            <w:vAlign w:val="center"/>
+          </w:tcPr>
+          <w:p>
+            <w:pPr>
+              <w:spacing w:before="0" w:after="0" w:line="252" w:lineRule="auto"/>
+            </w:pPr>
+            <w:r/>
+            <w:r>
+              <w:rPr>
+                <w:rFonts w:ascii="Calibri" w:hAnsi="Calibri"/>
+                <w:b w:val="0"/>
+                <w:color w:val="1E1E1E"/>
+                <w:sz w:val="14"/>
+              </w:rPr>
+              <w:t>Оплата</w:t>
+            </w:r>
+          </w:p>
+        </w:tc>
+        <w:tc>
+          <w:tcPr>
+            <w:tcW w:type="dxa" w:w="2830"/>
+            <w:tcMar>
+              <w:top w:w="80" w:type="dxa"/>
+              <w:start w:w="120" w:type="dxa"/>
+              <w:bottom w:w="80" w:type="dxa"/>
+              <w:end w:w="120" w:type="dxa"/>
+            </w:tcMar>
+            <w:vAlign w:val="center"/>
+          </w:tcPr>
+          <w:p>
+            <w:pPr>
+              <w:spacing w:before="0" w:after="0" w:line="252" w:lineRule="auto"/>
+            </w:pPr>
+            <w:r/>
+            <w:r>
+              <w:rPr>
+                <w:rFonts w:ascii="Calibri" w:hAnsi="Calibri"/>
+                <w:b w:val="0"/>
+                <w:color w:val="1E1E1E"/>
+                <w:sz w:val="14"/>
+              </w:rPr>
+              <w:t>`veda_acchist_docs.f_clssum`, `f_docid`, `f_acchistid`</w:t>
+            </w:r>
+          </w:p>
+        </w:tc>
+        <w:tc>
+          <w:tcPr>
+            <w:tcW w:type="dxa" w:w="2530"/>
+            <w:tcMar>
+              <w:top w:w="80" w:type="dxa"/>
+              <w:start w:w="120" w:type="dxa"/>
+              <w:bottom w:w="80" w:type="dxa"/>
+              <w:end w:w="120" w:type="dxa"/>
+            </w:tcMar>
+            <w:vAlign w:val="center"/>
+          </w:tcPr>
+          <w:p>
+            <w:pPr>
+              <w:spacing w:before="0" w:after="0" w:line="252" w:lineRule="auto"/>
+            </w:pPr>
+            <w:r/>
+            <w:r>
+              <w:rPr>
+                <w:rFonts w:ascii="Calibri" w:hAnsi="Calibri"/>
+                <w:b w:val="0"/>
+                <w:color w:val="1E1E1E"/>
+                <w:sz w:val="14"/>
+              </w:rPr>
+              <w:t>`getAcchist`: банковский документ и расшифровка платежа</w:t>
+            </w:r>
+          </w:p>
+        </w:tc>
+        <w:tc>
+          <w:tcPr>
+            <w:tcW w:type="dxa" w:w="2800"/>
+            <w:tcMar>
+              <w:top w:w="80" w:type="dxa"/>
+              <w:start w:w="120" w:type="dxa"/>
+              <w:bottom w:w="80" w:type="dxa"/>
+              <w:end w:w="120" w:type="dxa"/>
+            </w:tcMar>
+            <w:vAlign w:val="center"/>
+          </w:tcPr>
+          <w:p>
+            <w:pPr>
+              <w:spacing w:before="0" w:after="0" w:line="252" w:lineRule="auto"/>
+            </w:pPr>
+            <w:r/>
+            <w:r>
+              <w:rPr>
+                <w:rFonts w:ascii="Calibri" w:hAnsi="Calibri"/>
+                <w:b w:val="0"/>
+                <w:color w:val="1E1E1E"/>
+                <w:sz w:val="14"/>
+              </w:rPr>
+              <w:t>сравнивается распределенная доля, а не полная сумма банковской выписки</w:t>
+            </w:r>
+          </w:p>
+        </w:tc>
+      </w:tr>
+      <w:tr>
+        <w:tc>
+          <w:tcPr>
+            <w:tcW w:type="dxa" w:w="1200"/>
+            <w:tcMar>
+              <w:top w:w="80" w:type="dxa"/>
+              <w:start w:w="120" w:type="dxa"/>
+              <w:bottom w:w="80" w:type="dxa"/>
+              <w:end w:w="120" w:type="dxa"/>
+            </w:tcMar>
+            <w:vAlign w:val="center"/>
+          </w:tcPr>
+          <w:p>
+            <w:pPr>
+              <w:spacing w:before="0" w:after="0" w:line="252" w:lineRule="auto"/>
+            </w:pPr>
+            <w:r/>
+            <w:r>
+              <w:rPr>
+                <w:rFonts w:ascii="Calibri" w:hAnsi="Calibri"/>
+                <w:b w:val="0"/>
+                <w:color w:val="1E1E1E"/>
+                <w:sz w:val="14"/>
+              </w:rPr>
+              <w:t>Реализация</w:t>
+            </w:r>
+          </w:p>
+        </w:tc>
+        <w:tc>
+          <w:tcPr>
+            <w:tcW w:type="dxa" w:w="2830"/>
+            <w:tcMar>
+              <w:top w:w="80" w:type="dxa"/>
+              <w:start w:w="120" w:type="dxa"/>
+              <w:bottom w:w="80" w:type="dxa"/>
+              <w:end w:w="120" w:type="dxa"/>
+            </w:tcMar>
+            <w:vAlign w:val="center"/>
+          </w:tcPr>
+          <w:p>
+            <w:pPr>
+              <w:spacing w:before="0" w:after="0" w:line="252" w:lineRule="auto"/>
+            </w:pPr>
+            <w:r/>
+            <w:r>
+              <w:rPr>
+                <w:rFonts w:ascii="Calibri" w:hAnsi="Calibri"/>
+                <w:b w:val="0"/>
+                <w:color w:val="1E1E1E"/>
+                <w:sz w:val="14"/>
+              </w:rPr>
+              <w:t>`get_realizsum(oper_id)` по операциям `f_isvozm=1/2`</w:t>
+            </w:r>
+          </w:p>
+        </w:tc>
+        <w:tc>
+          <w:tcPr>
+            <w:tcW w:type="dxa" w:w="2530"/>
+            <w:tcMar>
+              <w:top w:w="80" w:type="dxa"/>
+              <w:start w:w="120" w:type="dxa"/>
+              <w:bottom w:w="80" w:type="dxa"/>
+              <w:end w:w="120" w:type="dxa"/>
+            </w:tcMar>
+            <w:vAlign w:val="center"/>
+          </w:tcPr>
+          <w:p>
+            <w:pPr>
+              <w:spacing w:before="0" w:after="0" w:line="252" w:lineRule="auto"/>
+            </w:pPr>
+            <w:r/>
+            <w:r>
+              <w:rPr>
+                <w:rFonts w:ascii="Calibri" w:hAnsi="Calibri"/>
+                <w:b w:val="0"/>
+                <w:color w:val="1E1E1E"/>
+                <w:sz w:val="14"/>
+              </w:rPr>
+              <w:t>`getAkts`, `getEDOArh/getEDPacket`: акты, УПД/СФ, строки услуг</w:t>
+            </w:r>
+          </w:p>
+        </w:tc>
+        <w:tc>
+          <w:tcPr>
+            <w:tcW w:type="dxa" w:w="2800"/>
+            <w:tcMar>
+              <w:top w:w="80" w:type="dxa"/>
+              <w:start w:w="120" w:type="dxa"/>
+              <w:bottom w:w="80" w:type="dxa"/>
+              <w:end w:w="120" w:type="dxa"/>
+            </w:tcMar>
+            <w:vAlign w:val="center"/>
+          </w:tcPr>
+          <w:p>
+            <w:pPr>
+              <w:spacing w:before="0" w:after="0" w:line="252" w:lineRule="auto"/>
+            </w:pPr>
+            <w:r/>
+            <w:r>
+              <w:rPr>
+                <w:rFonts w:ascii="Calibri" w:hAnsi="Calibri"/>
+                <w:b w:val="0"/>
+                <w:color w:val="1E1E1E"/>
+                <w:sz w:val="14"/>
+              </w:rPr>
+              <w:t>сумма, НДС, закрывающий документ, договор строки</w:t>
+            </w:r>
+          </w:p>
+        </w:tc>
+      </w:tr>
+    </w:tbl>
+    <w:p>
+      <w:pPr>
+        <w:spacing w:after="40"/>
+      </w:pPr>
+    </w:p>
+    <w:p>
+      <w:pPr>
         <w:pStyle w:val="Heading1"/>
         <w:keepNext/>
       </w:pPr>
@@ -3457,6 +4266,380 @@
         </w:rPr>
         <w:t>5. ERP-селекты и правила расчета</w:t>
       </w:r>
+    </w:p>
+    <w:p>
+      <w:pPr>
+        <w:pStyle w:val="Heading2"/>
+        <w:keepNext/>
+      </w:pPr>
+      <w:r/>
+      <w:r>
+        <w:rPr>
+          <w:rFonts w:ascii="Calibri" w:hAnsi="Calibri"/>
+          <w:b/>
+          <w:color w:val="2E74B5"/>
+          <w:sz w:val="26"/>
+        </w:rPr>
+        <w:t>5.0 Ограничения выборки</w:t>
+      </w:r>
+    </w:p>
+    <w:tbl>
+      <w:tblGrid>
+        <w:gridCol w:w="2100"/>
+        <w:gridCol w:w="7260"/>
+      </w:tblGrid>
+      <w:tblPr>
+        <w:tblStyle w:val="TableGrid"/>
+        <w:tblW w:type="dxa" w:w="9360"/>
+        <w:tblLayout w:type="fixed"/>
+        <w:tblLook w:firstColumn="1" w:firstRow="1" w:lastColumn="0" w:lastRow="0" w:noHBand="0" w:noVBand="1" w:val="04A0"/>
+        <w:tblInd w:w="120" w:type="dxa"/>
+      </w:tblPr>
+      <w:tr>
+        <w:tc>
+          <w:tcPr>
+            <w:tcW w:type="dxa" w:w="2100"/>
+            <w:tcMar>
+              <w:top w:w="80" w:type="dxa"/>
+              <w:start w:w="120" w:type="dxa"/>
+              <w:bottom w:w="80" w:type="dxa"/>
+              <w:end w:w="120" w:type="dxa"/>
+            </w:tcMar>
+            <w:vAlign w:val="center"/>
+            <w:shd w:fill="E8EEF5"/>
+          </w:tcPr>
+          <w:p>
+            <w:pPr>
+              <w:spacing w:before="0" w:after="0" w:line="252" w:lineRule="auto"/>
+              <w:jc w:val="center"/>
+            </w:pPr>
+            <w:r/>
+            <w:r>
+              <w:rPr>
+                <w:rFonts w:ascii="Calibri" w:hAnsi="Calibri"/>
+                <w:b/>
+                <w:color w:val="1F4D78"/>
+                <w:sz w:val="16"/>
+              </w:rPr>
+              <w:t>Ограничение</w:t>
+            </w:r>
+          </w:p>
+        </w:tc>
+        <w:tc>
+          <w:tcPr>
+            <w:tcW w:type="dxa" w:w="7260"/>
+            <w:tcMar>
+              <w:top w:w="80" w:type="dxa"/>
+              <w:start w:w="120" w:type="dxa"/>
+              <w:bottom w:w="80" w:type="dxa"/>
+              <w:end w:w="120" w:type="dxa"/>
+            </w:tcMar>
+            <w:vAlign w:val="center"/>
+            <w:shd w:fill="E8EEF5"/>
+          </w:tcPr>
+          <w:p>
+            <w:pPr>
+              <w:spacing w:before="0" w:after="0" w:line="252" w:lineRule="auto"/>
+              <w:jc w:val="center"/>
+            </w:pPr>
+            <w:r/>
+            <w:r>
+              <w:rPr>
+                <w:rFonts w:ascii="Calibri" w:hAnsi="Calibri"/>
+                <w:b/>
+                <w:color w:val="1F4D78"/>
+                <w:sz w:val="16"/>
+              </w:rPr>
+              <w:t>Требование</w:t>
+            </w:r>
+          </w:p>
+        </w:tc>
+      </w:tr>
+      <w:tr>
+        <w:tc>
+          <w:tcPr>
+            <w:tcW w:type="dxa" w:w="2100"/>
+            <w:tcMar>
+              <w:top w:w="80" w:type="dxa"/>
+              <w:start w:w="120" w:type="dxa"/>
+              <w:bottom w:w="80" w:type="dxa"/>
+              <w:end w:w="120" w:type="dxa"/>
+            </w:tcMar>
+            <w:vAlign w:val="center"/>
+          </w:tcPr>
+          <w:p>
+            <w:pPr>
+              <w:spacing w:before="0" w:after="0" w:line="252" w:lineRule="auto"/>
+            </w:pPr>
+            <w:r/>
+            <w:r>
+              <w:rPr>
+                <w:rFonts w:ascii="Calibri" w:hAnsi="Calibri"/>
+                <w:b w:val="0"/>
+                <w:color w:val="1E1E1E"/>
+                <w:sz w:val="16"/>
+              </w:rPr>
+              <w:t>Фильтр обязателен</w:t>
+            </w:r>
+          </w:p>
+        </w:tc>
+        <w:tc>
+          <w:tcPr>
+            <w:tcW w:type="dxa" w:w="7260"/>
+            <w:tcMar>
+              <w:top w:w="80" w:type="dxa"/>
+              <w:start w:w="120" w:type="dxa"/>
+              <w:bottom w:w="80" w:type="dxa"/>
+              <w:end w:w="120" w:type="dxa"/>
+            </w:tcMar>
+            <w:vAlign w:val="center"/>
+          </w:tcPr>
+          <w:p>
+            <w:pPr>
+              <w:spacing w:before="0" w:after="0" w:line="252" w:lineRule="auto"/>
+            </w:pPr>
+            <w:r/>
+            <w:r>
+              <w:rPr>
+                <w:rFonts w:ascii="Calibri" w:hAnsi="Calibri"/>
+                <w:b w:val="0"/>
+                <w:color w:val="1E1E1E"/>
+                <w:sz w:val="16"/>
+              </w:rPr>
+              <w:t>Запуск без клиента/периода/договора запрещен. Минимум: клиент + период; для первичного экрана желательно договор.</w:t>
+            </w:r>
+          </w:p>
+        </w:tc>
+      </w:tr>
+      <w:tr>
+        <w:tc>
+          <w:tcPr>
+            <w:tcW w:type="dxa" w:w="2100"/>
+            <w:tcMar>
+              <w:top w:w="80" w:type="dxa"/>
+              <w:start w:w="120" w:type="dxa"/>
+              <w:bottom w:w="80" w:type="dxa"/>
+              <w:end w:w="120" w:type="dxa"/>
+            </w:tcMar>
+            <w:vAlign w:val="center"/>
+          </w:tcPr>
+          <w:p>
+            <w:pPr>
+              <w:spacing w:before="0" w:after="0" w:line="252" w:lineRule="auto"/>
+            </w:pPr>
+            <w:r/>
+            <w:r>
+              <w:rPr>
+                <w:rFonts w:ascii="Calibri" w:hAnsi="Calibri"/>
+                <w:b w:val="0"/>
+                <w:color w:val="1E1E1E"/>
+                <w:sz w:val="16"/>
+              </w:rPr>
+              <w:t>Размер страницы</w:t>
+            </w:r>
+          </w:p>
+        </w:tc>
+        <w:tc>
+          <w:tcPr>
+            <w:tcW w:type="dxa" w:w="7260"/>
+            <w:tcMar>
+              <w:top w:w="80" w:type="dxa"/>
+              <w:start w:w="120" w:type="dxa"/>
+              <w:bottom w:w="80" w:type="dxa"/>
+              <w:end w:w="120" w:type="dxa"/>
+            </w:tcMar>
+            <w:vAlign w:val="center"/>
+          </w:tcPr>
+          <w:p>
+            <w:pPr>
+              <w:spacing w:before="0" w:after="0" w:line="252" w:lineRule="auto"/>
+            </w:pPr>
+            <w:r/>
+            <w:r>
+              <w:rPr>
+                <w:rFonts w:ascii="Calibri" w:hAnsi="Calibri"/>
+                <w:b w:val="0"/>
+                <w:color w:val="1E1E1E"/>
+                <w:sz w:val="16"/>
+              </w:rPr>
+              <w:t>Экран матрицы показывает до 50 поставок за один запрос. Для большего объема нужна пагинация или фоновая XLSX-задача.</w:t>
+            </w:r>
+          </w:p>
+        </w:tc>
+      </w:tr>
+      <w:tr>
+        <w:tc>
+          <w:tcPr>
+            <w:tcW w:type="dxa" w:w="2100"/>
+            <w:tcMar>
+              <w:top w:w="80" w:type="dxa"/>
+              <w:start w:w="120" w:type="dxa"/>
+              <w:bottom w:w="80" w:type="dxa"/>
+              <w:end w:w="120" w:type="dxa"/>
+            </w:tcMar>
+            <w:vAlign w:val="center"/>
+          </w:tcPr>
+          <w:p>
+            <w:pPr>
+              <w:spacing w:before="0" w:after="0" w:line="252" w:lineRule="auto"/>
+            </w:pPr>
+            <w:r/>
+            <w:r>
+              <w:rPr>
+                <w:rFonts w:ascii="Calibri" w:hAnsi="Calibri"/>
+                <w:b w:val="0"/>
+                <w:color w:val="1E1E1E"/>
+                <w:sz w:val="16"/>
+              </w:rPr>
+              <w:t>Тяжелые процедуры</w:t>
+            </w:r>
+          </w:p>
+        </w:tc>
+        <w:tc>
+          <w:tcPr>
+            <w:tcW w:type="dxa" w:w="7260"/>
+            <w:tcMar>
+              <w:top w:w="80" w:type="dxa"/>
+              <w:start w:w="120" w:type="dxa"/>
+              <w:bottom w:w="80" w:type="dxa"/>
+              <w:end w:w="120" w:type="dxa"/>
+            </w:tcMar>
+            <w:vAlign w:val="center"/>
+          </w:tcPr>
+          <w:p>
+            <w:pPr>
+              <w:spacing w:before="0" w:after="0" w:line="252" w:lineRule="auto"/>
+            </w:pPr>
+            <w:r/>
+            <w:r>
+              <w:rPr>
+                <w:rFonts w:ascii="Calibri" w:hAnsi="Calibri"/>
+                <w:b w:val="0"/>
+                <w:color w:val="1E1E1E"/>
+                <w:sz w:val="16"/>
+              </w:rPr>
+              <w:t>`get_paidsum`, `get_realizsum`, `get_expensessum`, `get_profit` считать только по выбранным `spec_id` и их операциям, не по всему договору без лимита.</w:t>
+            </w:r>
+          </w:p>
+        </w:tc>
+      </w:tr>
+      <w:tr>
+        <w:tc>
+          <w:tcPr>
+            <w:tcW w:type="dxa" w:w="2100"/>
+            <w:tcMar>
+              <w:top w:w="80" w:type="dxa"/>
+              <w:start w:w="120" w:type="dxa"/>
+              <w:bottom w:w="80" w:type="dxa"/>
+              <w:end w:w="120" w:type="dxa"/>
+            </w:tcMar>
+            <w:vAlign w:val="center"/>
+          </w:tcPr>
+          <w:p>
+            <w:pPr>
+              <w:spacing w:before="0" w:after="0" w:line="252" w:lineRule="auto"/>
+            </w:pPr>
+            <w:r/>
+            <w:r>
+              <w:rPr>
+                <w:rFonts w:ascii="Calibri" w:hAnsi="Calibri"/>
+                <w:b w:val="0"/>
+                <w:color w:val="1E1E1E"/>
+                <w:sz w:val="16"/>
+              </w:rPr>
+              <w:t>SOAP 1С</w:t>
+            </w:r>
+          </w:p>
+        </w:tc>
+        <w:tc>
+          <w:tcPr>
+            <w:tcW w:type="dxa" w:w="7260"/>
+            <w:tcMar>
+              <w:top w:w="80" w:type="dxa"/>
+              <w:start w:w="120" w:type="dxa"/>
+              <w:bottom w:w="80" w:type="dxa"/>
+              <w:end w:w="120" w:type="dxa"/>
+            </w:tcMar>
+            <w:vAlign w:val="center"/>
+          </w:tcPr>
+          <w:p>
+            <w:pPr>
+              <w:spacing w:before="0" w:after="0" w:line="252" w:lineRule="auto"/>
+            </w:pPr>
+            <w:r/>
+            <w:r>
+              <w:rPr>
+                <w:rFonts w:ascii="Calibri" w:hAnsi="Calibri"/>
+                <w:b w:val="0"/>
+                <w:color w:val="1E1E1E"/>
+                <w:sz w:val="16"/>
+              </w:rPr>
+              <w:t>Вызовы 1С выполнять батчами по организациям/периодам; не дергать 1С отдельно на каждую строку таблицы, если можно получить период одним вызовом.</w:t>
+            </w:r>
+          </w:p>
+        </w:tc>
+      </w:tr>
+      <w:tr>
+        <w:tc>
+          <w:tcPr>
+            <w:tcW w:type="dxa" w:w="2100"/>
+            <w:tcMar>
+              <w:top w:w="80" w:type="dxa"/>
+              <w:start w:w="120" w:type="dxa"/>
+              <w:bottom w:w="80" w:type="dxa"/>
+              <w:end w:w="120" w:type="dxa"/>
+            </w:tcMar>
+            <w:vAlign w:val="center"/>
+          </w:tcPr>
+          <w:p>
+            <w:pPr>
+              <w:spacing w:before="0" w:after="0" w:line="252" w:lineRule="auto"/>
+            </w:pPr>
+            <w:r/>
+            <w:r>
+              <w:rPr>
+                <w:rFonts w:ascii="Calibri" w:hAnsi="Calibri"/>
+                <w:b w:val="0"/>
+                <w:color w:val="1E1E1E"/>
+                <w:sz w:val="16"/>
+              </w:rPr>
+              <w:t>Документы внутри поставки</w:t>
+            </w:r>
+          </w:p>
+        </w:tc>
+        <w:tc>
+          <w:tcPr>
+            <w:tcW w:type="dxa" w:w="7260"/>
+            <w:tcMar>
+              <w:top w:w="80" w:type="dxa"/>
+              <w:start w:w="120" w:type="dxa"/>
+              <w:bottom w:w="80" w:type="dxa"/>
+              <w:end w:w="120" w:type="dxa"/>
+            </w:tcMar>
+            <w:vAlign w:val="center"/>
+          </w:tcPr>
+          <w:p>
+            <w:pPr>
+              <w:spacing w:before="0" w:after="0" w:line="252" w:lineRule="auto"/>
+            </w:pPr>
+            <w:r/>
+            <w:r>
+              <w:rPr>
+                <w:rFonts w:ascii="Calibri" w:hAnsi="Calibri"/>
+                <w:b w:val="0"/>
+                <w:color w:val="1E1E1E"/>
+                <w:sz w:val="16"/>
+              </w:rPr>
+              <w:t>На экране показывать агрегаты; полный список актов/СФ/УПД выводить в раскрытии или XLSX, чтобы не раздувать матрицу.</w:t>
+            </w:r>
+          </w:p>
+        </w:tc>
+      </w:tr>
+    </w:tbl>
+    <w:p>
+      <w:pPr>
+        <w:spacing w:after="40"/>
+      </w:pPr>
     </w:p>
     <w:p>
       <w:pPr>
@@ -4349,7 +5532,7 @@
           <w:color w:val="1E1E1E"/>
           <w:sz w:val="21"/>
         </w:rPr>
-        <w:t>Матрица должна строиться не из Excel и не из внешнего файла. Источник экрана и XLSX - один нормализованный массив блоков поставок. Ниже указано, какие данные собрать, что агрегировать и в какие колонки положить.</w:t>
+        <w:t>Матрица должна строиться не из Excel и не из внешнего файла. Источник экрана и XLSX - один нормализованный набор блоков поставок. Ниже указано, какие данные собрать, что агрегировать и в какие колонки положить.</w:t>
       </w:r>
     </w:p>
     <w:tbl>
@@ -4505,7 +5688,7 @@
                 <w:color w:val="1E1E1E"/>
                 <w:sz w:val="14"/>
               </w:rPr>
-              <w:t>`veda_contacts -&gt; veda_clients -&gt; veda_dogs -&gt; veda_specs`; фильтры `contact_id`, `client_id`, `dog_id`, период или список `spec_id/f_num`.</w:t>
+              <w:t>`veda_contacts -&gt; veda_clients -&gt; veda_dogs -&gt; view_specs/veda_specs`; фильтры `contact_id`, `client_id`, `dog_id`, период или список `spec_id/f_num`.</w:t>
             </w:r>
           </w:p>
         </w:tc>
@@ -4532,7 +5715,7 @@
                 <w:color w:val="1E1E1E"/>
                 <w:sz w:val="14"/>
               </w:rPr>
-              <w:t>`contact`, `legal`, `dog`, `spec`: id, название, ИНН, номер договора, код 1С, номер/дата поставки.</w:t>
+              <w:t>Клиент, ЮЛ, договор, поставка: id, название, ИНН, номер договора, код 1С, `spec_type`, `spec_subtype`, номер/дата поставки.</w:t>
             </w:r>
           </w:p>
         </w:tc>
@@ -5041,182 +6224,419 @@
         <w:spacing w:after="40"/>
       </w:pPr>
     </w:p>
+    <w:tbl>
+      <w:tblGrid>
+        <w:gridCol w:w="2050"/>
+        <w:gridCol w:w="7310"/>
+      </w:tblGrid>
+      <w:tblPr>
+        <w:tblStyle w:val="TableGrid"/>
+        <w:tblW w:type="dxa" w:w="9360"/>
+        <w:tblLayout w:type="fixed"/>
+        <w:tblLook w:firstColumn="1" w:firstRow="1" w:lastColumn="0" w:lastRow="0" w:noHBand="0" w:noVBand="1" w:val="04A0"/>
+        <w:tblInd w:w="120" w:type="dxa"/>
+      </w:tblPr>
+      <w:tr>
+        <w:tc>
+          <w:tcPr>
+            <w:tcW w:type="dxa" w:w="2050"/>
+            <w:tcMar>
+              <w:top w:w="80" w:type="dxa"/>
+              <w:start w:w="120" w:type="dxa"/>
+              <w:bottom w:w="80" w:type="dxa"/>
+              <w:end w:w="120" w:type="dxa"/>
+            </w:tcMar>
+            <w:vAlign w:val="center"/>
+            <w:shd w:fill="E8EEF5"/>
+          </w:tcPr>
+          <w:p>
+            <w:pPr>
+              <w:spacing w:before="0" w:after="0" w:line="252" w:lineRule="auto"/>
+              <w:jc w:val="center"/>
+            </w:pPr>
+            <w:r/>
+            <w:r>
+              <w:rPr>
+                <w:rFonts w:ascii="Calibri" w:hAnsi="Calibri"/>
+                <w:b/>
+                <w:color w:val="1F4D78"/>
+                <w:sz w:val="15"/>
+              </w:rPr>
+              <w:t>Нормализованный блок</w:t>
+            </w:r>
+          </w:p>
+        </w:tc>
+        <w:tc>
+          <w:tcPr>
+            <w:tcW w:type="dxa" w:w="7310"/>
+            <w:tcMar>
+              <w:top w:w="80" w:type="dxa"/>
+              <w:start w:w="120" w:type="dxa"/>
+              <w:bottom w:w="80" w:type="dxa"/>
+              <w:end w:w="120" w:type="dxa"/>
+            </w:tcMar>
+            <w:vAlign w:val="center"/>
+            <w:shd w:fill="E8EEF5"/>
+          </w:tcPr>
+          <w:p>
+            <w:pPr>
+              <w:spacing w:before="0" w:after="0" w:line="252" w:lineRule="auto"/>
+              <w:jc w:val="center"/>
+            </w:pPr>
+            <w:r/>
+            <w:r>
+              <w:rPr>
+                <w:rFonts w:ascii="Calibri" w:hAnsi="Calibri"/>
+                <w:b/>
+                <w:color w:val="1F4D78"/>
+                <w:sz w:val="15"/>
+              </w:rPr>
+              <w:t>Обязательные поля</w:t>
+            </w:r>
+          </w:p>
+        </w:tc>
+      </w:tr>
+      <w:tr>
+        <w:tc>
+          <w:tcPr>
+            <w:tcW w:type="dxa" w:w="2050"/>
+            <w:tcMar>
+              <w:top w:w="80" w:type="dxa"/>
+              <w:start w:w="120" w:type="dxa"/>
+              <w:bottom w:w="80" w:type="dxa"/>
+              <w:end w:w="120" w:type="dxa"/>
+            </w:tcMar>
+            <w:vAlign w:val="center"/>
+          </w:tcPr>
+          <w:p>
+            <w:pPr>
+              <w:spacing w:before="0" w:after="0" w:line="252" w:lineRule="auto"/>
+            </w:pPr>
+            <w:r/>
+            <w:r>
+              <w:rPr>
+                <w:rFonts w:ascii="Calibri" w:hAnsi="Calibri"/>
+                <w:b w:val="0"/>
+                <w:color w:val="1E1E1E"/>
+                <w:sz w:val="15"/>
+              </w:rPr>
+              <w:t>Контекст</w:t>
+            </w:r>
+          </w:p>
+        </w:tc>
+        <w:tc>
+          <w:tcPr>
+            <w:tcW w:type="dxa" w:w="7310"/>
+            <w:tcMar>
+              <w:top w:w="80" w:type="dxa"/>
+              <w:start w:w="120" w:type="dxa"/>
+              <w:bottom w:w="80" w:type="dxa"/>
+              <w:end w:w="120" w:type="dxa"/>
+            </w:tcMar>
+            <w:vAlign w:val="center"/>
+          </w:tcPr>
+          <w:p>
+            <w:pPr>
+              <w:spacing w:before="0" w:after="0" w:line="252" w:lineRule="auto"/>
+            </w:pPr>
+            <w:r/>
+            <w:r>
+              <w:rPr>
+                <w:rFonts w:ascii="Calibri" w:hAnsi="Calibri"/>
+                <w:b w:val="0"/>
+                <w:color w:val="1E1E1E"/>
+                <w:sz w:val="15"/>
+              </w:rPr>
+              <w:t>`contact_id/name/inn`, `client_id/name/inn`, `dog_id/number/code1c`, `spec_id/number/type/subtype/date/name/code1c`.</w:t>
+            </w:r>
+          </w:p>
+        </w:tc>
+      </w:tr>
+      <w:tr>
+        <w:tc>
+          <w:tcPr>
+            <w:tcW w:type="dxa" w:w="2050"/>
+            <w:tcMar>
+              <w:top w:w="80" w:type="dxa"/>
+              <w:start w:w="120" w:type="dxa"/>
+              <w:bottom w:w="80" w:type="dxa"/>
+              <w:end w:w="120" w:type="dxa"/>
+            </w:tcMar>
+            <w:vAlign w:val="center"/>
+          </w:tcPr>
+          <w:p>
+            <w:pPr>
+              <w:spacing w:before="0" w:after="0" w:line="252" w:lineRule="auto"/>
+            </w:pPr>
+            <w:r/>
+            <w:r>
+              <w:rPr>
+                <w:rFonts w:ascii="Calibri" w:hAnsi="Calibri"/>
+                <w:b w:val="0"/>
+                <w:color w:val="1E1E1E"/>
+                <w:sz w:val="15"/>
+              </w:rPr>
+              <w:t>Счета покупателю</w:t>
+            </w:r>
+          </w:p>
+        </w:tc>
+        <w:tc>
+          <w:tcPr>
+            <w:tcW w:type="dxa" w:w="7310"/>
+            <w:tcMar>
+              <w:top w:w="80" w:type="dxa"/>
+              <w:start w:w="120" w:type="dxa"/>
+              <w:bottom w:w="80" w:type="dxa"/>
+              <w:end w:w="120" w:type="dxa"/>
+            </w:tcMar>
+            <w:vAlign w:val="center"/>
+          </w:tcPr>
+          <w:p>
+            <w:pPr>
+              <w:spacing w:before="0" w:after="0" w:line="252" w:lineRule="auto"/>
+            </w:pPr>
+            <w:r/>
+            <w:r>
+              <w:rPr>
+                <w:rFonts w:ascii="Calibri" w:hAnsi="Calibri"/>
+                <w:b w:val="0"/>
+                <w:color w:val="1E1E1E"/>
+                <w:sz w:val="15"/>
+              </w:rPr>
+              <w:t>список `number`, `date`, `sum`, `currency`, `code1c`; только `f_type=1`, основной счет без дублей дочерних строк.</w:t>
+            </w:r>
+          </w:p>
+        </w:tc>
+      </w:tr>
+      <w:tr>
+        <w:tc>
+          <w:tcPr>
+            <w:tcW w:type="dxa" w:w="2050"/>
+            <w:tcMar>
+              <w:top w:w="80" w:type="dxa"/>
+              <w:start w:w="120" w:type="dxa"/>
+              <w:bottom w:w="80" w:type="dxa"/>
+              <w:end w:w="120" w:type="dxa"/>
+            </w:tcMar>
+            <w:vAlign w:val="center"/>
+          </w:tcPr>
+          <w:p>
+            <w:pPr>
+              <w:spacing w:before="0" w:after="0" w:line="252" w:lineRule="auto"/>
+            </w:pPr>
+            <w:r/>
+            <w:r>
+              <w:rPr>
+                <w:rFonts w:ascii="Calibri" w:hAnsi="Calibri"/>
+                <w:b w:val="0"/>
+                <w:color w:val="1E1E1E"/>
+                <w:sz w:val="15"/>
+              </w:rPr>
+              <w:t>Оплаты</w:t>
+            </w:r>
+          </w:p>
+        </w:tc>
+        <w:tc>
+          <w:tcPr>
+            <w:tcW w:type="dxa" w:w="7310"/>
+            <w:tcMar>
+              <w:top w:w="80" w:type="dxa"/>
+              <w:start w:w="120" w:type="dxa"/>
+              <w:bottom w:w="80" w:type="dxa"/>
+              <w:end w:w="120" w:type="dxa"/>
+            </w:tcMar>
+            <w:vAlign w:val="center"/>
+          </w:tcPr>
+          <w:p>
+            <w:pPr>
+              <w:spacing w:before="0" w:after="0" w:line="252" w:lineRule="auto"/>
+            </w:pPr>
+            <w:r/>
+            <w:r>
+              <w:rPr>
+                <w:rFonts w:ascii="Calibri" w:hAnsi="Calibri"/>
+                <w:b w:val="0"/>
+                <w:color w:val="1E1E1E"/>
+                <w:sz w:val="15"/>
+              </w:rPr>
+              <w:t>`paid_total_get_paidsum`, `paid_total_acchist_docs`, список распределенных платежей по `f_clssum`.</w:t>
+            </w:r>
+          </w:p>
+        </w:tc>
+      </w:tr>
+      <w:tr>
+        <w:tc>
+          <w:tcPr>
+            <w:tcW w:type="dxa" w:w="2050"/>
+            <w:tcMar>
+              <w:top w:w="80" w:type="dxa"/>
+              <w:start w:w="120" w:type="dxa"/>
+              <w:bottom w:w="80" w:type="dxa"/>
+              <w:end w:w="120" w:type="dxa"/>
+            </w:tcMar>
+            <w:vAlign w:val="center"/>
+          </w:tcPr>
+          <w:p>
+            <w:pPr>
+              <w:spacing w:before="0" w:after="0" w:line="252" w:lineRule="auto"/>
+            </w:pPr>
+            <w:r/>
+            <w:r>
+              <w:rPr>
+                <w:rFonts w:ascii="Calibri" w:hAnsi="Calibri"/>
+                <w:b w:val="0"/>
+                <w:color w:val="1E1E1E"/>
+                <w:sz w:val="15"/>
+              </w:rPr>
+              <w:t>Реализация</w:t>
+            </w:r>
+          </w:p>
+        </w:tc>
+        <w:tc>
+          <w:tcPr>
+            <w:tcW w:type="dxa" w:w="7310"/>
+            <w:tcMar>
+              <w:top w:w="80" w:type="dxa"/>
+              <w:start w:w="120" w:type="dxa"/>
+              <w:bottom w:w="80" w:type="dxa"/>
+              <w:end w:w="120" w:type="dxa"/>
+            </w:tcMar>
+            <w:vAlign w:val="center"/>
+          </w:tcPr>
+          <w:p>
+            <w:pPr>
+              <w:spacing w:before="0" w:after="0" w:line="252" w:lineRule="auto"/>
+            </w:pPr>
+            <w:r/>
+            <w:r>
+              <w:rPr>
+                <w:rFonts w:ascii="Calibri" w:hAnsi="Calibri"/>
+                <w:b w:val="0"/>
+                <w:color w:val="1E1E1E"/>
+                <w:sz w:val="15"/>
+              </w:rPr>
+              <w:t>`reimbursable_realization_get_realizsum`, `non_reimbursable_realization_get_realizsum`, `realization_total_get_realizsum`.</w:t>
+            </w:r>
+          </w:p>
+        </w:tc>
+      </w:tr>
+      <w:tr>
+        <w:tc>
+          <w:tcPr>
+            <w:tcW w:type="dxa" w:w="2050"/>
+            <w:tcMar>
+              <w:top w:w="80" w:type="dxa"/>
+              <w:start w:w="120" w:type="dxa"/>
+              <w:bottom w:w="80" w:type="dxa"/>
+              <w:end w:w="120" w:type="dxa"/>
+            </w:tcMar>
+            <w:vAlign w:val="center"/>
+          </w:tcPr>
+          <w:p>
+            <w:pPr>
+              <w:spacing w:before="0" w:after="0" w:line="252" w:lineRule="auto"/>
+            </w:pPr>
+            <w:r/>
+            <w:r>
+              <w:rPr>
+                <w:rFonts w:ascii="Calibri" w:hAnsi="Calibri"/>
+                <w:b w:val="0"/>
+                <w:color w:val="1E1E1E"/>
+                <w:sz w:val="15"/>
+              </w:rPr>
+              <w:t>Закрывающие документы</w:t>
+            </w:r>
+          </w:p>
+        </w:tc>
+        <w:tc>
+          <w:tcPr>
+            <w:tcW w:type="dxa" w:w="7310"/>
+            <w:tcMar>
+              <w:top w:w="80" w:type="dxa"/>
+              <w:start w:w="120" w:type="dxa"/>
+              <w:bottom w:w="80" w:type="dxa"/>
+              <w:end w:w="120" w:type="dxa"/>
+            </w:tcMar>
+            <w:vAlign w:val="center"/>
+          </w:tcPr>
+          <w:p>
+            <w:pPr>
+              <w:spacing w:before="0" w:after="0" w:line="252" w:lineRule="auto"/>
+            </w:pPr>
+            <w:r/>
+            <w:r>
+              <w:rPr>
+                <w:rFonts w:ascii="Calibri" w:hAnsi="Calibri"/>
+                <w:b w:val="0"/>
+                <w:color w:val="1E1E1E"/>
+                <w:sz w:val="15"/>
+              </w:rPr>
+              <w:t>все акты/УПД/СФ: `number`, `date`, `sum`, `code1c`, `nds_rate`; без сокращения до счетчика документов в XLSX.</w:t>
+            </w:r>
+          </w:p>
+        </w:tc>
+      </w:tr>
+      <w:tr>
+        <w:tc>
+          <w:tcPr>
+            <w:tcW w:type="dxa" w:w="2050"/>
+            <w:tcMar>
+              <w:top w:w="80" w:type="dxa"/>
+              <w:start w:w="120" w:type="dxa"/>
+              <w:bottom w:w="80" w:type="dxa"/>
+              <w:end w:w="120" w:type="dxa"/>
+            </w:tcMar>
+            <w:vAlign w:val="center"/>
+          </w:tcPr>
+          <w:p>
+            <w:pPr>
+              <w:spacing w:before="0" w:after="0" w:line="252" w:lineRule="auto"/>
+            </w:pPr>
+            <w:r/>
+            <w:r>
+              <w:rPr>
+                <w:rFonts w:ascii="Calibri" w:hAnsi="Calibri"/>
+                <w:b w:val="0"/>
+                <w:color w:val="1E1E1E"/>
+                <w:sz w:val="15"/>
+              </w:rPr>
+              <w:t>Статусы</w:t>
+            </w:r>
+          </w:p>
+        </w:tc>
+        <w:tc>
+          <w:tcPr>
+            <w:tcW w:type="dxa" w:w="7310"/>
+            <w:tcMar>
+              <w:top w:w="80" w:type="dxa"/>
+              <w:start w:w="120" w:type="dxa"/>
+              <w:bottom w:w="80" w:type="dxa"/>
+              <w:end w:w="120" w:type="dxa"/>
+            </w:tcMar>
+            <w:vAlign w:val="center"/>
+          </w:tcPr>
+          <w:p>
+            <w:pPr>
+              <w:spacing w:before="0" w:after="0" w:line="252" w:lineRule="auto"/>
+            </w:pPr>
+            <w:r/>
+            <w:r>
+              <w:rPr>
+                <w:rFonts w:ascii="Calibri" w:hAnsi="Calibri"/>
+                <w:b w:val="0"/>
+                <w:color w:val="1E1E1E"/>
+                <w:sz w:val="15"/>
+              </w:rPr>
+              <w:t>массив кодов расхождений с суммами ERP/1С, операцией, документом и причиной.</w:t>
+            </w:r>
+          </w:p>
+        </w:tc>
+      </w:tr>
+    </w:tbl>
     <w:p>
       <w:pPr>
-        <w:spacing w:before="0" w:after="120" w:line="252" w:lineRule="auto"/>
-        <w:ind w:left="216"/>
+        <w:spacing w:after="40"/>
       </w:pPr>
-      <w:r>
-        <w:rPr>
-          <w:rFonts w:ascii="Courier New" w:hAnsi="Courier New"/>
-          <w:color w:val="282828"/>
-          <w:sz w:val="15"/>
-        </w:rPr>
-        <w:t>// PHP-структура, которую должен отдавать backend экрана и XLSX</w:t>
-      </w:r>
-      <w:r>
-        <w:br/>
-      </w:r>
-      <w:r>
-        <w:rPr>
-          <w:rFonts w:ascii="Courier New" w:hAnsi="Courier New"/>
-          <w:color w:val="282828"/>
-          <w:sz w:val="15"/>
-        </w:rPr>
-        <w:t>foreach ($specs as $spec) {</w:t>
-      </w:r>
-      <w:r>
-        <w:br/>
-      </w:r>
-      <w:r>
-        <w:rPr>
-          <w:rFonts w:ascii="Courier New" w:hAnsi="Courier New"/>
-          <w:color w:val="282828"/>
-          <w:sz w:val="15"/>
-        </w:rPr>
-        <w:t xml:space="preserve">    $operations = fetch_operations($spec['spec_id']); // f_parenttype 2/4</w:t>
-      </w:r>
-      <w:r>
-        <w:br/>
-      </w:r>
-      <w:r>
-        <w:rPr>
-          <w:rFonts w:ascii="Courier New" w:hAnsi="Courier New"/>
-          <w:color w:val="282828"/>
-          <w:sz w:val="15"/>
-        </w:rPr>
-        <w:t xml:space="preserve">    $docs       = fetch_erp_docs($spec['spec_id']);   // счета + акты/УПД/СФ</w:t>
-      </w:r>
-      <w:r>
-        <w:br/>
-      </w:r>
-      <w:r>
-        <w:rPr>
-          <w:rFonts w:ascii="Courier New" w:hAnsi="Courier New"/>
-          <w:color w:val="282828"/>
-          <w:sz w:val="15"/>
-        </w:rPr>
-        <w:t xml:space="preserve">    $payments   = fetch_payments($spec['spec_id']);   // veda_acchist_docs.f_clssum</w:t>
-      </w:r>
-      <w:r>
-        <w:br/>
-      </w:r>
-      <w:r>
-        <w:rPr>
-          <w:rFonts w:ascii="Courier New" w:hAnsi="Courier New"/>
-          <w:color w:val="282828"/>
-          <w:sz w:val="15"/>
-        </w:rPr>
-      </w:r>
-      <w:r>
-        <w:br/>
-      </w:r>
-      <w:r>
-        <w:rPr>
-          <w:rFonts w:ascii="Courier New" w:hAnsi="Courier New"/>
-          <w:color w:val="282828"/>
-          <w:sz w:val="15"/>
-        </w:rPr>
-        <w:t xml:space="preserve">    $customerInvoices = filter($docs, doc_kind='schet', type_name='Счет покупателю', invoice_id=0);</w:t>
-      </w:r>
-      <w:r>
-        <w:br/>
-      </w:r>
-      <w:r>
-        <w:rPr>
-          <w:rFonts w:ascii="Courier New" w:hAnsi="Courier New"/>
-          <w:color w:val="282828"/>
-          <w:sz w:val="15"/>
-        </w:rPr>
-        <w:t xml:space="preserve">    $closingDocs      = unique(filter($docs, doc_kind='act'), code1c, number, date, sum);</w:t>
-      </w:r>
-      <w:r>
-        <w:br/>
-      </w:r>
-      <w:r>
-        <w:rPr>
-          <w:rFonts w:ascii="Courier New" w:hAnsi="Courier New"/>
-          <w:color w:val="282828"/>
-          <w:sz w:val="15"/>
-        </w:rPr>
-      </w:r>
-      <w:r>
-        <w:br/>
-      </w:r>
-      <w:r>
-        <w:rPr>
-          <w:rFonts w:ascii="Courier New" w:hAnsi="Courier New"/>
-          <w:color w:val="282828"/>
-          <w:sz w:val="15"/>
-        </w:rPr>
-        <w:t xml:space="preserve">    $paidByRoutine = SUM($operations.get_paidsum);</w:t>
-      </w:r>
-      <w:r>
-        <w:br/>
-      </w:r>
-      <w:r>
-        <w:rPr>
-          <w:rFonts w:ascii="Courier New" w:hAnsi="Courier New"/>
-          <w:color w:val="282828"/>
-          <w:sz w:val="15"/>
-        </w:rPr>
-        <w:t xml:space="preserve">    $paidByDocs    = SUM($payments WHERE direction='incoming'.classified_sum);</w:t>
-      </w:r>
-      <w:r>
-        <w:br/>
-      </w:r>
-      <w:r>
-        <w:rPr>
-          <w:rFonts w:ascii="Courier New" w:hAnsi="Courier New"/>
-          <w:color w:val="282828"/>
-          <w:sz w:val="15"/>
-        </w:rPr>
-        <w:t xml:space="preserve">    $reimb         = SUM($operations WHERE f_isvozm=1 . get_realizsum);</w:t>
-      </w:r>
-      <w:r>
-        <w:br/>
-      </w:r>
-      <w:r>
-        <w:rPr>
-          <w:rFonts w:ascii="Courier New" w:hAnsi="Courier New"/>
-          <w:color w:val="282828"/>
-          <w:sz w:val="15"/>
-        </w:rPr>
-        <w:t xml:space="preserve">    $nonReimb      = SUM($operations WHERE f_isvozm=2 . get_realizsum);</w:t>
-      </w:r>
-      <w:r>
-        <w:br/>
-      </w:r>
-      <w:r>
-        <w:rPr>
-          <w:rFonts w:ascii="Courier New" w:hAnsi="Courier New"/>
-          <w:color w:val="282828"/>
-          <w:sz w:val="15"/>
-        </w:rPr>
-        <w:t xml:space="preserve">    $realization   = $reimb + $nonReimb + SUM(unclassified get_realizsum);</w:t>
-      </w:r>
-      <w:r>
-        <w:br/>
-      </w:r>
-      <w:r>
-        <w:rPr>
-          <w:rFonts w:ascii="Courier New" w:hAnsi="Courier New"/>
-          <w:color w:val="282828"/>
-          <w:sz w:val="15"/>
-        </w:rPr>
-        <w:t xml:space="preserve">    $delta         = $paidByRoutine - $realization;</w:t>
-      </w:r>
-      <w:r>
-        <w:br/>
-      </w:r>
-      <w:r>
-        <w:rPr>
-          <w:rFonts w:ascii="Courier New" w:hAnsi="Courier New"/>
-          <w:color w:val="282828"/>
-          <w:sz w:val="15"/>
-        </w:rPr>
-        <w:t>}</w:t>
-      </w:r>
     </w:p>
     <w:tbl>
       <w:tblGrid>
@@ -5371,7 +6791,7 @@
                 <w:color w:val="1E1E1E"/>
                 <w:sz w:val="14"/>
               </w:rPr>
-              <w:t>`Спецификация {spec_num}` из `veda_specs.f_num`.</w:t>
+              <w:t>`{view_specs.spec_type} №{spec_number}`; если тип пустой, `Поставка №{veda_specs.f_num}`.</w:t>
             </w:r>
           </w:p>
         </w:tc>
@@ -6122,7 +7542,7 @@
                 <w:color w:val="1E1E1E"/>
                 <w:sz w:val="19"/>
               </w:rPr>
-              <w:t>В репозитории рабочая реализация проверки находится в `tools/server_mariadb_reconciliation_report.py`. Она не является production PHP-кодом, но фиксирует SQL-связи, формулы, структуру JSON и правила XLSX, которые PHP-разработчик должен повторить в ERP.</w:t>
+              <w:t>В репозитории рабочая проверка находится в `tools/server_mariadb_reconciliation_report.py`. Она не является production-кодом, но фиксирует SQL-связи, формулы, структуру данных и правила XLSX, которые нужно реализовать в ERP.</w:t>
             </w:r>
           </w:p>
         </w:tc>
@@ -6132,11 +7552,6 @@
       <w:pPr>
         <w:spacing w:after="40"/>
       </w:pPr>
-    </w:p>
-    <w:p>
-      <w:r>
-        <w:br w:type="page"/>
-      </w:r>
     </w:p>
     <w:p>
       <w:pPr>
@@ -6390,7 +7805,7 @@
                 <w:color w:val="1E1E1E"/>
                 <w:sz w:val="15"/>
               </w:rPr>
-              <w:t>veda_specs.f_num, f_id, f_kod1cb/f_kod1cp</w:t>
+              <w:t>view_specs.spec_type/spec_subtype/spec_number/spec_num_short, veda_specs.f_id, f_kod1cb/f_kod1cp</w:t>
             </w:r>
           </w:p>
         </w:tc>
@@ -6417,7 +7832,7 @@
                 <w:color w:val="1E1E1E"/>
                 <w:sz w:val="15"/>
               </w:rPr>
-              <w:t>договор-заявка/спецификация в 1С. Если кода договора нет, полный `ОК` запрещен.</w:t>
+              <w:t>тип строки брать из ERP: `Заявка`, `Спецификация`, `Сертификация` и т.д.; не хардкодить `Спецификация {num}`.</w:t>
             </w:r>
           </w:p>
         </w:tc>
@@ -8238,7 +9653,7 @@
           <w:color w:val="1E1E1E"/>
           <w:sz w:val="21"/>
         </w:rPr>
-        <w:t>Excel не должен быть простым экспортом экранной матрицы. Требуется бухгалтерская форма: счета и оплаты идут строками, а расходы, СФ/УПД и дельта объединяются по количеству строк счетов внутри спецификации.</w:t>
+        <w:t>Excel не должен быть простым экспортом экранной матрицы. Требуется бухгалтерская форма: счета и оплаты идут строками, а расходы, СФ/УПД и дельта объединяются по количеству строк счетов внутри поставки.</w:t>
       </w:r>
     </w:p>
     <w:tbl>
@@ -8364,7 +9779,7 @@
                 <w:color w:val="1E1E1E"/>
                 <w:sz w:val="16"/>
               </w:rPr>
-              <w:t>объединить по строкам счетов; текст вида `Спецификация 1063`</w:t>
+              <w:t>объединить по строкам счетов; текст вида `{тип ERP} №{номер}`, например `Заявка №1063`; тип брать из `view_specs.spec_type/spec_subtype`</w:t>
             </w:r>
           </w:p>
         </w:tc>
@@ -9416,7 +10831,7 @@
           <w:color w:val="1E1E1E"/>
           <w:sz w:val="21"/>
         </w:rPr>
-        <w:t>Проверка выполнялась на свежих поставках договора 660/1. Итоговый расчет ниже воспроизводится из MariaDB ERP и должен совпадать с production-логикой PHP.</w:t>
+        <w:t>Проверка выполнялась на выбранных свежих поставках договора 660/1. Это не расчет по всему договору целиком. Итоговый расчет ниже воспроизводится из MariaDB ERP и должен совпадать с production-логикой ERP.</w:t>
       </w:r>
     </w:p>
     <w:tbl>
@@ -9683,7 +11098,7 @@
                 <w:color w:val="1E1E1E"/>
                 <w:sz w:val="16"/>
               </w:rPr>
-              <w:t>Поставки</w:t>
+              <w:t>Состав набора</w:t>
             </w:r>
           </w:p>
         </w:tc>
@@ -9710,7 +11125,7 @@
                 <w:color w:val="1E1E1E"/>
                 <w:sz w:val="16"/>
               </w:rPr>
-              <w:t>1063, 1064, 1065, 1068, 1072, 1073, 1074, 1076</w:t>
+              <w:t>8 выбранных поставок договора 660/1, а не весь договор целиком.</w:t>
             </w:r>
           </w:p>
         </w:tc>
@@ -9739,7 +11154,7 @@
                 <w:color w:val="1E1E1E"/>
                 <w:sz w:val="16"/>
               </w:rPr>
-              <w:t>Итоги</w:t>
+              <w:t>Поставки</w:t>
             </w:r>
           </w:p>
         </w:tc>
@@ -9766,7 +11181,7 @@
                 <w:color w:val="1E1E1E"/>
                 <w:sz w:val="16"/>
               </w:rPr>
-              <w:t>поступления/get_paidsum 2 331 111,33; реализация/get_realizsum: возмещаемые 2 152 392,27 и невозмещаемые 263 133,46; сальдо -84 414,40</w:t>
+              <w:t>spec_id 20351/1063, 20352/1064, 20353/1065, 20818/1068, 20824/1072, 20825/1073, 20822/1074, 20858/1076.</w:t>
             </w:r>
           </w:p>
         </w:tc>
@@ -9795,6 +11210,62 @@
                 <w:color w:val="1E1E1E"/>
                 <w:sz w:val="16"/>
               </w:rPr>
+              <w:t>Итоги</w:t>
+            </w:r>
+          </w:p>
+        </w:tc>
+        <w:tc>
+          <w:tcPr>
+            <w:tcW w:type="dxa" w:w="6810"/>
+            <w:tcMar>
+              <w:top w:w="80" w:type="dxa"/>
+              <w:start w:w="120" w:type="dxa"/>
+              <w:bottom w:w="80" w:type="dxa"/>
+              <w:end w:w="120" w:type="dxa"/>
+            </w:tcMar>
+            <w:vAlign w:val="center"/>
+          </w:tcPr>
+          <w:p>
+            <w:pPr>
+              <w:spacing w:before="0" w:after="0" w:line="252" w:lineRule="auto"/>
+            </w:pPr>
+            <w:r/>
+            <w:r>
+              <w:rPr>
+                <w:rFonts w:ascii="Calibri" w:hAnsi="Calibri"/>
+                <w:b w:val="0"/>
+                <w:color w:val="1E1E1E"/>
+                <w:sz w:val="16"/>
+              </w:rPr>
+              <w:t>поступления/get_paidsum 2 331 111,33; реализация/get_realizsum: возмещаемые 2 152 392,27 и невозмещаемые 263 133,46; сальдо -84 414,40</w:t>
+            </w:r>
+          </w:p>
+        </w:tc>
+      </w:tr>
+      <w:tr>
+        <w:tc>
+          <w:tcPr>
+            <w:tcW w:type="dxa" w:w="2550"/>
+            <w:tcMar>
+              <w:top w:w="80" w:type="dxa"/>
+              <w:start w:w="120" w:type="dxa"/>
+              <w:bottom w:w="80" w:type="dxa"/>
+              <w:end w:w="120" w:type="dxa"/>
+            </w:tcMar>
+            <w:vAlign w:val="center"/>
+          </w:tcPr>
+          <w:p>
+            <w:pPr>
+              <w:spacing w:before="0" w:after="0" w:line="252" w:lineRule="auto"/>
+            </w:pPr>
+            <w:r/>
+            <w:r>
+              <w:rPr>
+                <w:rFonts w:ascii="Calibri" w:hAnsi="Calibri"/>
+                <w:b w:val="0"/>
+                <w:color w:val="1E1E1E"/>
+                <w:sz w:val="16"/>
+              </w:rPr>
               <w:t>Особенность</w:t>
             </w:r>
           </w:p>
@@ -9823,6 +11294,1516 @@
                 <w:sz w:val="16"/>
               </w:rPr>
               <w:t>`get_paidsum` совпал с `SUM(veda_acchist_docs.f_clssum)`; подрядные расходы без клиентской реализации исключаются из взаиморасчета, но логируются</w:t>
+            </w:r>
+          </w:p>
+        </w:tc>
+      </w:tr>
+    </w:tbl>
+    <w:p>
+      <w:pPr>
+        <w:spacing w:after="40"/>
+      </w:pPr>
+    </w:p>
+    <w:tbl>
+      <w:tblGrid>
+        <w:gridCol w:w="850"/>
+        <w:gridCol w:w="850"/>
+        <w:gridCol w:w="1050"/>
+        <w:gridCol w:w="1050"/>
+        <w:gridCol w:w="1300"/>
+        <w:gridCol w:w="4260"/>
+      </w:tblGrid>
+      <w:tblPr>
+        <w:tblStyle w:val="TableGrid"/>
+        <w:tblW w:type="dxa" w:w="9360"/>
+        <w:tblLayout w:type="fixed"/>
+        <w:tblLook w:firstColumn="1" w:firstRow="1" w:lastColumn="0" w:lastRow="0" w:noHBand="0" w:noVBand="1" w:val="04A0"/>
+        <w:tblInd w:w="120" w:type="dxa"/>
+      </w:tblPr>
+      <w:tr>
+        <w:tc>
+          <w:tcPr>
+            <w:tcW w:type="dxa" w:w="850"/>
+            <w:tcMar>
+              <w:top w:w="80" w:type="dxa"/>
+              <w:start w:w="120" w:type="dxa"/>
+              <w:bottom w:w="80" w:type="dxa"/>
+              <w:end w:w="120" w:type="dxa"/>
+            </w:tcMar>
+            <w:vAlign w:val="center"/>
+            <w:shd w:fill="E8EEF5"/>
+          </w:tcPr>
+          <w:p>
+            <w:pPr>
+              <w:spacing w:before="0" w:after="0" w:line="252" w:lineRule="auto"/>
+              <w:jc w:val="center"/>
+            </w:pPr>
+            <w:r/>
+            <w:r>
+              <w:rPr>
+                <w:rFonts w:ascii="Calibri" w:hAnsi="Calibri"/>
+                <w:b/>
+                <w:color w:val="1F4D78"/>
+                <w:sz w:val="15"/>
+              </w:rPr>
+              <w:t>spec_id</w:t>
+            </w:r>
+          </w:p>
+        </w:tc>
+        <w:tc>
+          <w:tcPr>
+            <w:tcW w:type="dxa" w:w="850"/>
+            <w:tcMar>
+              <w:top w:w="80" w:type="dxa"/>
+              <w:start w:w="120" w:type="dxa"/>
+              <w:bottom w:w="80" w:type="dxa"/>
+              <w:end w:w="120" w:type="dxa"/>
+            </w:tcMar>
+            <w:vAlign w:val="center"/>
+            <w:shd w:fill="E8EEF5"/>
+          </w:tcPr>
+          <w:p>
+            <w:pPr>
+              <w:spacing w:before="0" w:after="0" w:line="252" w:lineRule="auto"/>
+              <w:jc w:val="center"/>
+            </w:pPr>
+            <w:r/>
+            <w:r>
+              <w:rPr>
+                <w:rFonts w:ascii="Calibri" w:hAnsi="Calibri"/>
+                <w:b/>
+                <w:color w:val="1F4D78"/>
+                <w:sz w:val="15"/>
+              </w:rPr>
+              <w:t>Номер</w:t>
+            </w:r>
+          </w:p>
+        </w:tc>
+        <w:tc>
+          <w:tcPr>
+            <w:tcW w:type="dxa" w:w="1050"/>
+            <w:tcMar>
+              <w:top w:w="80" w:type="dxa"/>
+              <w:start w:w="120" w:type="dxa"/>
+              <w:bottom w:w="80" w:type="dxa"/>
+              <w:end w:w="120" w:type="dxa"/>
+            </w:tcMar>
+            <w:vAlign w:val="center"/>
+            <w:shd w:fill="E8EEF5"/>
+          </w:tcPr>
+          <w:p>
+            <w:pPr>
+              <w:spacing w:before="0" w:after="0" w:line="252" w:lineRule="auto"/>
+              <w:jc w:val="center"/>
+            </w:pPr>
+            <w:r/>
+            <w:r>
+              <w:rPr>
+                <w:rFonts w:ascii="Calibri" w:hAnsi="Calibri"/>
+                <w:b/>
+                <w:color w:val="1F4D78"/>
+                <w:sz w:val="15"/>
+              </w:rPr>
+              <w:t>Тип</w:t>
+            </w:r>
+          </w:p>
+        </w:tc>
+        <w:tc>
+          <w:tcPr>
+            <w:tcW w:type="dxa" w:w="1050"/>
+            <w:tcMar>
+              <w:top w:w="80" w:type="dxa"/>
+              <w:start w:w="120" w:type="dxa"/>
+              <w:bottom w:w="80" w:type="dxa"/>
+              <w:end w:w="120" w:type="dxa"/>
+            </w:tcMar>
+            <w:vAlign w:val="center"/>
+            <w:shd w:fill="E8EEF5"/>
+          </w:tcPr>
+          <w:p>
+            <w:pPr>
+              <w:spacing w:before="0" w:after="0" w:line="252" w:lineRule="auto"/>
+              <w:jc w:val="center"/>
+            </w:pPr>
+            <w:r/>
+            <w:r>
+              <w:rPr>
+                <w:rFonts w:ascii="Calibri" w:hAnsi="Calibri"/>
+                <w:b/>
+                <w:color w:val="1F4D78"/>
+                <w:sz w:val="15"/>
+              </w:rPr>
+              <w:t>Подтип</w:t>
+            </w:r>
+          </w:p>
+        </w:tc>
+        <w:tc>
+          <w:tcPr>
+            <w:tcW w:type="dxa" w:w="1300"/>
+            <w:tcMar>
+              <w:top w:w="80" w:type="dxa"/>
+              <w:start w:w="120" w:type="dxa"/>
+              <w:bottom w:w="80" w:type="dxa"/>
+              <w:end w:w="120" w:type="dxa"/>
+            </w:tcMar>
+            <w:vAlign w:val="center"/>
+            <w:shd w:fill="E8EEF5"/>
+          </w:tcPr>
+          <w:p>
+            <w:pPr>
+              <w:spacing w:before="0" w:after="0" w:line="252" w:lineRule="auto"/>
+              <w:jc w:val="center"/>
+            </w:pPr>
+            <w:r/>
+            <w:r>
+              <w:rPr>
+                <w:rFonts w:ascii="Calibri" w:hAnsi="Calibri"/>
+                <w:b/>
+                <w:color w:val="1F4D78"/>
+                <w:sz w:val="15"/>
+              </w:rPr>
+              <w:t>Дата</w:t>
+            </w:r>
+          </w:p>
+        </w:tc>
+        <w:tc>
+          <w:tcPr>
+            <w:tcW w:type="dxa" w:w="4260"/>
+            <w:tcMar>
+              <w:top w:w="80" w:type="dxa"/>
+              <w:start w:w="120" w:type="dxa"/>
+              <w:bottom w:w="80" w:type="dxa"/>
+              <w:end w:w="120" w:type="dxa"/>
+            </w:tcMar>
+            <w:vAlign w:val="center"/>
+            <w:shd w:fill="E8EEF5"/>
+          </w:tcPr>
+          <w:p>
+            <w:pPr>
+              <w:spacing w:before="0" w:after="0" w:line="252" w:lineRule="auto"/>
+              <w:jc w:val="center"/>
+            </w:pPr>
+            <w:r/>
+            <w:r>
+              <w:rPr>
+                <w:rFonts w:ascii="Calibri" w:hAnsi="Calibri"/>
+                <w:b/>
+                <w:color w:val="1F4D78"/>
+                <w:sz w:val="15"/>
+              </w:rPr>
+              <w:t>Наименование ERP</w:t>
+            </w:r>
+          </w:p>
+        </w:tc>
+      </w:tr>
+      <w:tr>
+        <w:tc>
+          <w:tcPr>
+            <w:tcW w:type="dxa" w:w="850"/>
+            <w:tcMar>
+              <w:top w:w="80" w:type="dxa"/>
+              <w:start w:w="120" w:type="dxa"/>
+              <w:bottom w:w="80" w:type="dxa"/>
+              <w:end w:w="120" w:type="dxa"/>
+            </w:tcMar>
+            <w:vAlign w:val="center"/>
+          </w:tcPr>
+          <w:p>
+            <w:pPr>
+              <w:spacing w:before="0" w:after="0" w:line="252" w:lineRule="auto"/>
+            </w:pPr>
+            <w:r/>
+            <w:r>
+              <w:rPr>
+                <w:rFonts w:ascii="Calibri" w:hAnsi="Calibri"/>
+                <w:b w:val="0"/>
+                <w:color w:val="1E1E1E"/>
+                <w:sz w:val="15"/>
+              </w:rPr>
+              <w:t>20351</w:t>
+            </w:r>
+          </w:p>
+        </w:tc>
+        <w:tc>
+          <w:tcPr>
+            <w:tcW w:type="dxa" w:w="850"/>
+            <w:tcMar>
+              <w:top w:w="80" w:type="dxa"/>
+              <w:start w:w="120" w:type="dxa"/>
+              <w:bottom w:w="80" w:type="dxa"/>
+              <w:end w:w="120" w:type="dxa"/>
+            </w:tcMar>
+            <w:vAlign w:val="center"/>
+          </w:tcPr>
+          <w:p>
+            <w:pPr>
+              <w:spacing w:before="0" w:after="0" w:line="252" w:lineRule="auto"/>
+            </w:pPr>
+            <w:r/>
+            <w:r>
+              <w:rPr>
+                <w:rFonts w:ascii="Calibri" w:hAnsi="Calibri"/>
+                <w:b w:val="0"/>
+                <w:color w:val="1E1E1E"/>
+                <w:sz w:val="15"/>
+              </w:rPr>
+              <w:t>1063</w:t>
+            </w:r>
+          </w:p>
+        </w:tc>
+        <w:tc>
+          <w:tcPr>
+            <w:tcW w:type="dxa" w:w="1050"/>
+            <w:tcMar>
+              <w:top w:w="80" w:type="dxa"/>
+              <w:start w:w="120" w:type="dxa"/>
+              <w:bottom w:w="80" w:type="dxa"/>
+              <w:end w:w="120" w:type="dxa"/>
+            </w:tcMar>
+            <w:vAlign w:val="center"/>
+          </w:tcPr>
+          <w:p>
+            <w:pPr>
+              <w:spacing w:before="0" w:after="0" w:line="252" w:lineRule="auto"/>
+            </w:pPr>
+            <w:r/>
+            <w:r>
+              <w:rPr>
+                <w:rFonts w:ascii="Calibri" w:hAnsi="Calibri"/>
+                <w:b w:val="0"/>
+                <w:color w:val="1E1E1E"/>
+                <w:sz w:val="15"/>
+              </w:rPr>
+              <w:t>Заявка</w:t>
+            </w:r>
+          </w:p>
+        </w:tc>
+        <w:tc>
+          <w:tcPr>
+            <w:tcW w:type="dxa" w:w="1050"/>
+            <w:tcMar>
+              <w:top w:w="80" w:type="dxa"/>
+              <w:start w:w="120" w:type="dxa"/>
+              <w:bottom w:w="80" w:type="dxa"/>
+              <w:end w:w="120" w:type="dxa"/>
+            </w:tcMar>
+            <w:vAlign w:val="center"/>
+          </w:tcPr>
+          <w:p>
+            <w:pPr>
+              <w:spacing w:before="0" w:after="0" w:line="252" w:lineRule="auto"/>
+            </w:pPr>
+            <w:r/>
+            <w:r>
+              <w:rPr>
+                <w:rFonts w:ascii="Calibri" w:hAnsi="Calibri"/>
+                <w:b w:val="0"/>
+                <w:color w:val="1E1E1E"/>
+                <w:sz w:val="15"/>
+              </w:rPr>
+              <w:t>Заявка</w:t>
+            </w:r>
+          </w:p>
+        </w:tc>
+        <w:tc>
+          <w:tcPr>
+            <w:tcW w:type="dxa" w:w="1300"/>
+            <w:tcMar>
+              <w:top w:w="80" w:type="dxa"/>
+              <w:start w:w="120" w:type="dxa"/>
+              <w:bottom w:w="80" w:type="dxa"/>
+              <w:end w:w="120" w:type="dxa"/>
+            </w:tcMar>
+            <w:vAlign w:val="center"/>
+          </w:tcPr>
+          <w:p>
+            <w:pPr>
+              <w:spacing w:before="0" w:after="0" w:line="252" w:lineRule="auto"/>
+            </w:pPr>
+            <w:r/>
+            <w:r>
+              <w:rPr>
+                <w:rFonts w:ascii="Calibri" w:hAnsi="Calibri"/>
+                <w:b w:val="0"/>
+                <w:color w:val="1E1E1E"/>
+                <w:sz w:val="15"/>
+              </w:rPr>
+              <w:t>2025-05-12</w:t>
+            </w:r>
+          </w:p>
+        </w:tc>
+        <w:tc>
+          <w:tcPr>
+            <w:tcW w:type="dxa" w:w="4260"/>
+            <w:tcMar>
+              <w:top w:w="80" w:type="dxa"/>
+              <w:start w:w="120" w:type="dxa"/>
+              <w:bottom w:w="80" w:type="dxa"/>
+              <w:end w:w="120" w:type="dxa"/>
+            </w:tcMar>
+            <w:vAlign w:val="center"/>
+          </w:tcPr>
+          <w:p>
+            <w:pPr>
+              <w:spacing w:before="0" w:after="0" w:line="252" w:lineRule="auto"/>
+            </w:pPr>
+            <w:r/>
+            <w:r>
+              <w:rPr>
+                <w:rFonts w:ascii="Calibri" w:hAnsi="Calibri"/>
+                <w:b w:val="0"/>
+                <w:color w:val="1E1E1E"/>
+                <w:sz w:val="15"/>
+              </w:rPr>
+              <w:t>660/1/1063/ВА/АЭРО-ТРЕЙД</w:t>
+            </w:r>
+          </w:p>
+        </w:tc>
+      </w:tr>
+      <w:tr>
+        <w:tc>
+          <w:tcPr>
+            <w:tcW w:type="dxa" w:w="850"/>
+            <w:tcMar>
+              <w:top w:w="80" w:type="dxa"/>
+              <w:start w:w="120" w:type="dxa"/>
+              <w:bottom w:w="80" w:type="dxa"/>
+              <w:end w:w="120" w:type="dxa"/>
+            </w:tcMar>
+            <w:vAlign w:val="center"/>
+          </w:tcPr>
+          <w:p>
+            <w:pPr>
+              <w:spacing w:before="0" w:after="0" w:line="252" w:lineRule="auto"/>
+            </w:pPr>
+            <w:r/>
+            <w:r>
+              <w:rPr>
+                <w:rFonts w:ascii="Calibri" w:hAnsi="Calibri"/>
+                <w:b w:val="0"/>
+                <w:color w:val="1E1E1E"/>
+                <w:sz w:val="15"/>
+              </w:rPr>
+              <w:t>20352</w:t>
+            </w:r>
+          </w:p>
+        </w:tc>
+        <w:tc>
+          <w:tcPr>
+            <w:tcW w:type="dxa" w:w="850"/>
+            <w:tcMar>
+              <w:top w:w="80" w:type="dxa"/>
+              <w:start w:w="120" w:type="dxa"/>
+              <w:bottom w:w="80" w:type="dxa"/>
+              <w:end w:w="120" w:type="dxa"/>
+            </w:tcMar>
+            <w:vAlign w:val="center"/>
+          </w:tcPr>
+          <w:p>
+            <w:pPr>
+              <w:spacing w:before="0" w:after="0" w:line="252" w:lineRule="auto"/>
+            </w:pPr>
+            <w:r/>
+            <w:r>
+              <w:rPr>
+                <w:rFonts w:ascii="Calibri" w:hAnsi="Calibri"/>
+                <w:b w:val="0"/>
+                <w:color w:val="1E1E1E"/>
+                <w:sz w:val="15"/>
+              </w:rPr>
+              <w:t>1064</w:t>
+            </w:r>
+          </w:p>
+        </w:tc>
+        <w:tc>
+          <w:tcPr>
+            <w:tcW w:type="dxa" w:w="1050"/>
+            <w:tcMar>
+              <w:top w:w="80" w:type="dxa"/>
+              <w:start w:w="120" w:type="dxa"/>
+              <w:bottom w:w="80" w:type="dxa"/>
+              <w:end w:w="120" w:type="dxa"/>
+            </w:tcMar>
+            <w:vAlign w:val="center"/>
+          </w:tcPr>
+          <w:p>
+            <w:pPr>
+              <w:spacing w:before="0" w:after="0" w:line="252" w:lineRule="auto"/>
+            </w:pPr>
+            <w:r/>
+            <w:r>
+              <w:rPr>
+                <w:rFonts w:ascii="Calibri" w:hAnsi="Calibri"/>
+                <w:b w:val="0"/>
+                <w:color w:val="1E1E1E"/>
+                <w:sz w:val="15"/>
+              </w:rPr>
+              <w:t>Заявка</w:t>
+            </w:r>
+          </w:p>
+        </w:tc>
+        <w:tc>
+          <w:tcPr>
+            <w:tcW w:type="dxa" w:w="1050"/>
+            <w:tcMar>
+              <w:top w:w="80" w:type="dxa"/>
+              <w:start w:w="120" w:type="dxa"/>
+              <w:bottom w:w="80" w:type="dxa"/>
+              <w:end w:w="120" w:type="dxa"/>
+            </w:tcMar>
+            <w:vAlign w:val="center"/>
+          </w:tcPr>
+          <w:p>
+            <w:pPr>
+              <w:spacing w:before="0" w:after="0" w:line="252" w:lineRule="auto"/>
+            </w:pPr>
+            <w:r/>
+            <w:r>
+              <w:rPr>
+                <w:rFonts w:ascii="Calibri" w:hAnsi="Calibri"/>
+                <w:b w:val="0"/>
+                <w:color w:val="1E1E1E"/>
+                <w:sz w:val="15"/>
+              </w:rPr>
+              <w:t>Заявка</w:t>
+            </w:r>
+          </w:p>
+        </w:tc>
+        <w:tc>
+          <w:tcPr>
+            <w:tcW w:type="dxa" w:w="1300"/>
+            <w:tcMar>
+              <w:top w:w="80" w:type="dxa"/>
+              <w:start w:w="120" w:type="dxa"/>
+              <w:bottom w:w="80" w:type="dxa"/>
+              <w:end w:w="120" w:type="dxa"/>
+            </w:tcMar>
+            <w:vAlign w:val="center"/>
+          </w:tcPr>
+          <w:p>
+            <w:pPr>
+              <w:spacing w:before="0" w:after="0" w:line="252" w:lineRule="auto"/>
+            </w:pPr>
+            <w:r/>
+            <w:r>
+              <w:rPr>
+                <w:rFonts w:ascii="Calibri" w:hAnsi="Calibri"/>
+                <w:b w:val="0"/>
+                <w:color w:val="1E1E1E"/>
+                <w:sz w:val="15"/>
+              </w:rPr>
+              <w:t>2025-05-12</w:t>
+            </w:r>
+          </w:p>
+        </w:tc>
+        <w:tc>
+          <w:tcPr>
+            <w:tcW w:type="dxa" w:w="4260"/>
+            <w:tcMar>
+              <w:top w:w="80" w:type="dxa"/>
+              <w:start w:w="120" w:type="dxa"/>
+              <w:bottom w:w="80" w:type="dxa"/>
+              <w:end w:w="120" w:type="dxa"/>
+            </w:tcMar>
+            <w:vAlign w:val="center"/>
+          </w:tcPr>
+          <w:p>
+            <w:pPr>
+              <w:spacing w:before="0" w:after="0" w:line="252" w:lineRule="auto"/>
+            </w:pPr>
+            <w:r/>
+            <w:r>
+              <w:rPr>
+                <w:rFonts w:ascii="Calibri" w:hAnsi="Calibri"/>
+                <w:b w:val="0"/>
+                <w:color w:val="1E1E1E"/>
+                <w:sz w:val="15"/>
+              </w:rPr>
+              <w:t>660/1/1064/ВА/АЭРО-ТРЕЙД</w:t>
+            </w:r>
+          </w:p>
+        </w:tc>
+      </w:tr>
+      <w:tr>
+        <w:tc>
+          <w:tcPr>
+            <w:tcW w:type="dxa" w:w="850"/>
+            <w:tcMar>
+              <w:top w:w="80" w:type="dxa"/>
+              <w:start w:w="120" w:type="dxa"/>
+              <w:bottom w:w="80" w:type="dxa"/>
+              <w:end w:w="120" w:type="dxa"/>
+            </w:tcMar>
+            <w:vAlign w:val="center"/>
+          </w:tcPr>
+          <w:p>
+            <w:pPr>
+              <w:spacing w:before="0" w:after="0" w:line="252" w:lineRule="auto"/>
+            </w:pPr>
+            <w:r/>
+            <w:r>
+              <w:rPr>
+                <w:rFonts w:ascii="Calibri" w:hAnsi="Calibri"/>
+                <w:b w:val="0"/>
+                <w:color w:val="1E1E1E"/>
+                <w:sz w:val="15"/>
+              </w:rPr>
+              <w:t>20353</w:t>
+            </w:r>
+          </w:p>
+        </w:tc>
+        <w:tc>
+          <w:tcPr>
+            <w:tcW w:type="dxa" w:w="850"/>
+            <w:tcMar>
+              <w:top w:w="80" w:type="dxa"/>
+              <w:start w:w="120" w:type="dxa"/>
+              <w:bottom w:w="80" w:type="dxa"/>
+              <w:end w:w="120" w:type="dxa"/>
+            </w:tcMar>
+            <w:vAlign w:val="center"/>
+          </w:tcPr>
+          <w:p>
+            <w:pPr>
+              <w:spacing w:before="0" w:after="0" w:line="252" w:lineRule="auto"/>
+            </w:pPr>
+            <w:r/>
+            <w:r>
+              <w:rPr>
+                <w:rFonts w:ascii="Calibri" w:hAnsi="Calibri"/>
+                <w:b w:val="0"/>
+                <w:color w:val="1E1E1E"/>
+                <w:sz w:val="15"/>
+              </w:rPr>
+              <w:t>1065</w:t>
+            </w:r>
+          </w:p>
+        </w:tc>
+        <w:tc>
+          <w:tcPr>
+            <w:tcW w:type="dxa" w:w="1050"/>
+            <w:tcMar>
+              <w:top w:w="80" w:type="dxa"/>
+              <w:start w:w="120" w:type="dxa"/>
+              <w:bottom w:w="80" w:type="dxa"/>
+              <w:end w:w="120" w:type="dxa"/>
+            </w:tcMar>
+            <w:vAlign w:val="center"/>
+          </w:tcPr>
+          <w:p>
+            <w:pPr>
+              <w:spacing w:before="0" w:after="0" w:line="252" w:lineRule="auto"/>
+            </w:pPr>
+            <w:r/>
+            <w:r>
+              <w:rPr>
+                <w:rFonts w:ascii="Calibri" w:hAnsi="Calibri"/>
+                <w:b w:val="0"/>
+                <w:color w:val="1E1E1E"/>
+                <w:sz w:val="15"/>
+              </w:rPr>
+              <w:t>Заявка</w:t>
+            </w:r>
+          </w:p>
+        </w:tc>
+        <w:tc>
+          <w:tcPr>
+            <w:tcW w:type="dxa" w:w="1050"/>
+            <w:tcMar>
+              <w:top w:w="80" w:type="dxa"/>
+              <w:start w:w="120" w:type="dxa"/>
+              <w:bottom w:w="80" w:type="dxa"/>
+              <w:end w:w="120" w:type="dxa"/>
+            </w:tcMar>
+            <w:vAlign w:val="center"/>
+          </w:tcPr>
+          <w:p>
+            <w:pPr>
+              <w:spacing w:before="0" w:after="0" w:line="252" w:lineRule="auto"/>
+            </w:pPr>
+            <w:r/>
+            <w:r>
+              <w:rPr>
+                <w:rFonts w:ascii="Calibri" w:hAnsi="Calibri"/>
+                <w:b w:val="0"/>
+                <w:color w:val="1E1E1E"/>
+                <w:sz w:val="15"/>
+              </w:rPr>
+              <w:t>Заявка</w:t>
+            </w:r>
+          </w:p>
+        </w:tc>
+        <w:tc>
+          <w:tcPr>
+            <w:tcW w:type="dxa" w:w="1300"/>
+            <w:tcMar>
+              <w:top w:w="80" w:type="dxa"/>
+              <w:start w:w="120" w:type="dxa"/>
+              <w:bottom w:w="80" w:type="dxa"/>
+              <w:end w:w="120" w:type="dxa"/>
+            </w:tcMar>
+            <w:vAlign w:val="center"/>
+          </w:tcPr>
+          <w:p>
+            <w:pPr>
+              <w:spacing w:before="0" w:after="0" w:line="252" w:lineRule="auto"/>
+            </w:pPr>
+            <w:r/>
+            <w:r>
+              <w:rPr>
+                <w:rFonts w:ascii="Calibri" w:hAnsi="Calibri"/>
+                <w:b w:val="0"/>
+                <w:color w:val="1E1E1E"/>
+                <w:sz w:val="15"/>
+              </w:rPr>
+              <w:t>2025-05-12</w:t>
+            </w:r>
+          </w:p>
+        </w:tc>
+        <w:tc>
+          <w:tcPr>
+            <w:tcW w:type="dxa" w:w="4260"/>
+            <w:tcMar>
+              <w:top w:w="80" w:type="dxa"/>
+              <w:start w:w="120" w:type="dxa"/>
+              <w:bottom w:w="80" w:type="dxa"/>
+              <w:end w:w="120" w:type="dxa"/>
+            </w:tcMar>
+            <w:vAlign w:val="center"/>
+          </w:tcPr>
+          <w:p>
+            <w:pPr>
+              <w:spacing w:before="0" w:after="0" w:line="252" w:lineRule="auto"/>
+            </w:pPr>
+            <w:r/>
+            <w:r>
+              <w:rPr>
+                <w:rFonts w:ascii="Calibri" w:hAnsi="Calibri"/>
+                <w:b w:val="0"/>
+                <w:color w:val="1E1E1E"/>
+                <w:sz w:val="15"/>
+              </w:rPr>
+              <w:t>660/1/1065/ВА/АЭРО-ТРЕЙД</w:t>
+            </w:r>
+          </w:p>
+        </w:tc>
+      </w:tr>
+      <w:tr>
+        <w:tc>
+          <w:tcPr>
+            <w:tcW w:type="dxa" w:w="850"/>
+            <w:tcMar>
+              <w:top w:w="80" w:type="dxa"/>
+              <w:start w:w="120" w:type="dxa"/>
+              <w:bottom w:w="80" w:type="dxa"/>
+              <w:end w:w="120" w:type="dxa"/>
+            </w:tcMar>
+            <w:vAlign w:val="center"/>
+          </w:tcPr>
+          <w:p>
+            <w:pPr>
+              <w:spacing w:before="0" w:after="0" w:line="252" w:lineRule="auto"/>
+            </w:pPr>
+            <w:r/>
+            <w:r>
+              <w:rPr>
+                <w:rFonts w:ascii="Calibri" w:hAnsi="Calibri"/>
+                <w:b w:val="0"/>
+                <w:color w:val="1E1E1E"/>
+                <w:sz w:val="15"/>
+              </w:rPr>
+              <w:t>20818</w:t>
+            </w:r>
+          </w:p>
+        </w:tc>
+        <w:tc>
+          <w:tcPr>
+            <w:tcW w:type="dxa" w:w="850"/>
+            <w:tcMar>
+              <w:top w:w="80" w:type="dxa"/>
+              <w:start w:w="120" w:type="dxa"/>
+              <w:bottom w:w="80" w:type="dxa"/>
+              <w:end w:w="120" w:type="dxa"/>
+            </w:tcMar>
+            <w:vAlign w:val="center"/>
+          </w:tcPr>
+          <w:p>
+            <w:pPr>
+              <w:spacing w:before="0" w:after="0" w:line="252" w:lineRule="auto"/>
+            </w:pPr>
+            <w:r/>
+            <w:r>
+              <w:rPr>
+                <w:rFonts w:ascii="Calibri" w:hAnsi="Calibri"/>
+                <w:b w:val="0"/>
+                <w:color w:val="1E1E1E"/>
+                <w:sz w:val="15"/>
+              </w:rPr>
+              <w:t>1068</w:t>
+            </w:r>
+          </w:p>
+        </w:tc>
+        <w:tc>
+          <w:tcPr>
+            <w:tcW w:type="dxa" w:w="1050"/>
+            <w:tcMar>
+              <w:top w:w="80" w:type="dxa"/>
+              <w:start w:w="120" w:type="dxa"/>
+              <w:bottom w:w="80" w:type="dxa"/>
+              <w:end w:w="120" w:type="dxa"/>
+            </w:tcMar>
+            <w:vAlign w:val="center"/>
+          </w:tcPr>
+          <w:p>
+            <w:pPr>
+              <w:spacing w:before="0" w:after="0" w:line="252" w:lineRule="auto"/>
+            </w:pPr>
+            <w:r/>
+            <w:r>
+              <w:rPr>
+                <w:rFonts w:ascii="Calibri" w:hAnsi="Calibri"/>
+                <w:b w:val="0"/>
+                <w:color w:val="1E1E1E"/>
+                <w:sz w:val="15"/>
+              </w:rPr>
+              <w:t>Заявка</w:t>
+            </w:r>
+          </w:p>
+        </w:tc>
+        <w:tc>
+          <w:tcPr>
+            <w:tcW w:type="dxa" w:w="1050"/>
+            <w:tcMar>
+              <w:top w:w="80" w:type="dxa"/>
+              <w:start w:w="120" w:type="dxa"/>
+              <w:bottom w:w="80" w:type="dxa"/>
+              <w:end w:w="120" w:type="dxa"/>
+            </w:tcMar>
+            <w:vAlign w:val="center"/>
+          </w:tcPr>
+          <w:p>
+            <w:pPr>
+              <w:spacing w:before="0" w:after="0" w:line="252" w:lineRule="auto"/>
+            </w:pPr>
+            <w:r/>
+            <w:r>
+              <w:rPr>
+                <w:rFonts w:ascii="Calibri" w:hAnsi="Calibri"/>
+                <w:b w:val="0"/>
+                <w:color w:val="1E1E1E"/>
+                <w:sz w:val="15"/>
+              </w:rPr>
+              <w:t>Заявка</w:t>
+            </w:r>
+          </w:p>
+        </w:tc>
+        <w:tc>
+          <w:tcPr>
+            <w:tcW w:type="dxa" w:w="1300"/>
+            <w:tcMar>
+              <w:top w:w="80" w:type="dxa"/>
+              <w:start w:w="120" w:type="dxa"/>
+              <w:bottom w:w="80" w:type="dxa"/>
+              <w:end w:w="120" w:type="dxa"/>
+            </w:tcMar>
+            <w:vAlign w:val="center"/>
+          </w:tcPr>
+          <w:p>
+            <w:pPr>
+              <w:spacing w:before="0" w:after="0" w:line="252" w:lineRule="auto"/>
+            </w:pPr>
+            <w:r/>
+            <w:r>
+              <w:rPr>
+                <w:rFonts w:ascii="Calibri" w:hAnsi="Calibri"/>
+                <w:b w:val="0"/>
+                <w:color w:val="1E1E1E"/>
+                <w:sz w:val="15"/>
+              </w:rPr>
+              <w:t>2025-05-26</w:t>
+            </w:r>
+          </w:p>
+        </w:tc>
+        <w:tc>
+          <w:tcPr>
+            <w:tcW w:type="dxa" w:w="4260"/>
+            <w:tcMar>
+              <w:top w:w="80" w:type="dxa"/>
+              <w:start w:w="120" w:type="dxa"/>
+              <w:bottom w:w="80" w:type="dxa"/>
+              <w:end w:w="120" w:type="dxa"/>
+            </w:tcMar>
+            <w:vAlign w:val="center"/>
+          </w:tcPr>
+          <w:p>
+            <w:pPr>
+              <w:spacing w:before="0" w:after="0" w:line="252" w:lineRule="auto"/>
+            </w:pPr>
+            <w:r/>
+            <w:r>
+              <w:rPr>
+                <w:rFonts w:ascii="Calibri" w:hAnsi="Calibri"/>
+                <w:b w:val="0"/>
+                <w:color w:val="1E1E1E"/>
+                <w:sz w:val="15"/>
+              </w:rPr>
+              <w:t>660/1/1068/ВА/АЭРО-ТРЕЙД</w:t>
+            </w:r>
+          </w:p>
+        </w:tc>
+      </w:tr>
+      <w:tr>
+        <w:tc>
+          <w:tcPr>
+            <w:tcW w:type="dxa" w:w="850"/>
+            <w:tcMar>
+              <w:top w:w="80" w:type="dxa"/>
+              <w:start w:w="120" w:type="dxa"/>
+              <w:bottom w:w="80" w:type="dxa"/>
+              <w:end w:w="120" w:type="dxa"/>
+            </w:tcMar>
+            <w:vAlign w:val="center"/>
+          </w:tcPr>
+          <w:p>
+            <w:pPr>
+              <w:spacing w:before="0" w:after="0" w:line="252" w:lineRule="auto"/>
+            </w:pPr>
+            <w:r/>
+            <w:r>
+              <w:rPr>
+                <w:rFonts w:ascii="Calibri" w:hAnsi="Calibri"/>
+                <w:b w:val="0"/>
+                <w:color w:val="1E1E1E"/>
+                <w:sz w:val="15"/>
+              </w:rPr>
+              <w:t>20824</w:t>
+            </w:r>
+          </w:p>
+        </w:tc>
+        <w:tc>
+          <w:tcPr>
+            <w:tcW w:type="dxa" w:w="850"/>
+            <w:tcMar>
+              <w:top w:w="80" w:type="dxa"/>
+              <w:start w:w="120" w:type="dxa"/>
+              <w:bottom w:w="80" w:type="dxa"/>
+              <w:end w:w="120" w:type="dxa"/>
+            </w:tcMar>
+            <w:vAlign w:val="center"/>
+          </w:tcPr>
+          <w:p>
+            <w:pPr>
+              <w:spacing w:before="0" w:after="0" w:line="252" w:lineRule="auto"/>
+            </w:pPr>
+            <w:r/>
+            <w:r>
+              <w:rPr>
+                <w:rFonts w:ascii="Calibri" w:hAnsi="Calibri"/>
+                <w:b w:val="0"/>
+                <w:color w:val="1E1E1E"/>
+                <w:sz w:val="15"/>
+              </w:rPr>
+              <w:t>1072</w:t>
+            </w:r>
+          </w:p>
+        </w:tc>
+        <w:tc>
+          <w:tcPr>
+            <w:tcW w:type="dxa" w:w="1050"/>
+            <w:tcMar>
+              <w:top w:w="80" w:type="dxa"/>
+              <w:start w:w="120" w:type="dxa"/>
+              <w:bottom w:w="80" w:type="dxa"/>
+              <w:end w:w="120" w:type="dxa"/>
+            </w:tcMar>
+            <w:vAlign w:val="center"/>
+          </w:tcPr>
+          <w:p>
+            <w:pPr>
+              <w:spacing w:before="0" w:after="0" w:line="252" w:lineRule="auto"/>
+            </w:pPr>
+            <w:r/>
+            <w:r>
+              <w:rPr>
+                <w:rFonts w:ascii="Calibri" w:hAnsi="Calibri"/>
+                <w:b w:val="0"/>
+                <w:color w:val="1E1E1E"/>
+                <w:sz w:val="15"/>
+              </w:rPr>
+              <w:t>Заявка</w:t>
+            </w:r>
+          </w:p>
+        </w:tc>
+        <w:tc>
+          <w:tcPr>
+            <w:tcW w:type="dxa" w:w="1050"/>
+            <w:tcMar>
+              <w:top w:w="80" w:type="dxa"/>
+              <w:start w:w="120" w:type="dxa"/>
+              <w:bottom w:w="80" w:type="dxa"/>
+              <w:end w:w="120" w:type="dxa"/>
+            </w:tcMar>
+            <w:vAlign w:val="center"/>
+          </w:tcPr>
+          <w:p>
+            <w:pPr>
+              <w:spacing w:before="0" w:after="0" w:line="252" w:lineRule="auto"/>
+            </w:pPr>
+            <w:r/>
+            <w:r>
+              <w:rPr>
+                <w:rFonts w:ascii="Calibri" w:hAnsi="Calibri"/>
+                <w:b w:val="0"/>
+                <w:color w:val="1E1E1E"/>
+                <w:sz w:val="15"/>
+              </w:rPr>
+              <w:t>Заявка</w:t>
+            </w:r>
+          </w:p>
+        </w:tc>
+        <w:tc>
+          <w:tcPr>
+            <w:tcW w:type="dxa" w:w="1300"/>
+            <w:tcMar>
+              <w:top w:w="80" w:type="dxa"/>
+              <w:start w:w="120" w:type="dxa"/>
+              <w:bottom w:w="80" w:type="dxa"/>
+              <w:end w:w="120" w:type="dxa"/>
+            </w:tcMar>
+            <w:vAlign w:val="center"/>
+          </w:tcPr>
+          <w:p>
+            <w:pPr>
+              <w:spacing w:before="0" w:after="0" w:line="252" w:lineRule="auto"/>
+            </w:pPr>
+            <w:r/>
+            <w:r>
+              <w:rPr>
+                <w:rFonts w:ascii="Calibri" w:hAnsi="Calibri"/>
+                <w:b w:val="0"/>
+                <w:color w:val="1E1E1E"/>
+                <w:sz w:val="15"/>
+              </w:rPr>
+              <w:t>2025-05-26</w:t>
+            </w:r>
+          </w:p>
+        </w:tc>
+        <w:tc>
+          <w:tcPr>
+            <w:tcW w:type="dxa" w:w="4260"/>
+            <w:tcMar>
+              <w:top w:w="80" w:type="dxa"/>
+              <w:start w:w="120" w:type="dxa"/>
+              <w:bottom w:w="80" w:type="dxa"/>
+              <w:end w:w="120" w:type="dxa"/>
+            </w:tcMar>
+            <w:vAlign w:val="center"/>
+          </w:tcPr>
+          <w:p>
+            <w:pPr>
+              <w:spacing w:before="0" w:after="0" w:line="252" w:lineRule="auto"/>
+            </w:pPr>
+            <w:r/>
+            <w:r>
+              <w:rPr>
+                <w:rFonts w:ascii="Calibri" w:hAnsi="Calibri"/>
+                <w:b w:val="0"/>
+                <w:color w:val="1E1E1E"/>
+                <w:sz w:val="15"/>
+              </w:rPr>
+              <w:t>660/1/1072/ВА/АЭРО-ТРЕЙД</w:t>
+            </w:r>
+          </w:p>
+        </w:tc>
+      </w:tr>
+      <w:tr>
+        <w:tc>
+          <w:tcPr>
+            <w:tcW w:type="dxa" w:w="850"/>
+            <w:tcMar>
+              <w:top w:w="80" w:type="dxa"/>
+              <w:start w:w="120" w:type="dxa"/>
+              <w:bottom w:w="80" w:type="dxa"/>
+              <w:end w:w="120" w:type="dxa"/>
+            </w:tcMar>
+            <w:vAlign w:val="center"/>
+          </w:tcPr>
+          <w:p>
+            <w:pPr>
+              <w:spacing w:before="0" w:after="0" w:line="252" w:lineRule="auto"/>
+            </w:pPr>
+            <w:r/>
+            <w:r>
+              <w:rPr>
+                <w:rFonts w:ascii="Calibri" w:hAnsi="Calibri"/>
+                <w:b w:val="0"/>
+                <w:color w:val="1E1E1E"/>
+                <w:sz w:val="15"/>
+              </w:rPr>
+              <w:t>20825</w:t>
+            </w:r>
+          </w:p>
+        </w:tc>
+        <w:tc>
+          <w:tcPr>
+            <w:tcW w:type="dxa" w:w="850"/>
+            <w:tcMar>
+              <w:top w:w="80" w:type="dxa"/>
+              <w:start w:w="120" w:type="dxa"/>
+              <w:bottom w:w="80" w:type="dxa"/>
+              <w:end w:w="120" w:type="dxa"/>
+            </w:tcMar>
+            <w:vAlign w:val="center"/>
+          </w:tcPr>
+          <w:p>
+            <w:pPr>
+              <w:spacing w:before="0" w:after="0" w:line="252" w:lineRule="auto"/>
+            </w:pPr>
+            <w:r/>
+            <w:r>
+              <w:rPr>
+                <w:rFonts w:ascii="Calibri" w:hAnsi="Calibri"/>
+                <w:b w:val="0"/>
+                <w:color w:val="1E1E1E"/>
+                <w:sz w:val="15"/>
+              </w:rPr>
+              <w:t>1073</w:t>
+            </w:r>
+          </w:p>
+        </w:tc>
+        <w:tc>
+          <w:tcPr>
+            <w:tcW w:type="dxa" w:w="1050"/>
+            <w:tcMar>
+              <w:top w:w="80" w:type="dxa"/>
+              <w:start w:w="120" w:type="dxa"/>
+              <w:bottom w:w="80" w:type="dxa"/>
+              <w:end w:w="120" w:type="dxa"/>
+            </w:tcMar>
+            <w:vAlign w:val="center"/>
+          </w:tcPr>
+          <w:p>
+            <w:pPr>
+              <w:spacing w:before="0" w:after="0" w:line="252" w:lineRule="auto"/>
+            </w:pPr>
+            <w:r/>
+            <w:r>
+              <w:rPr>
+                <w:rFonts w:ascii="Calibri" w:hAnsi="Calibri"/>
+                <w:b w:val="0"/>
+                <w:color w:val="1E1E1E"/>
+                <w:sz w:val="15"/>
+              </w:rPr>
+              <w:t>Заявка</w:t>
+            </w:r>
+          </w:p>
+        </w:tc>
+        <w:tc>
+          <w:tcPr>
+            <w:tcW w:type="dxa" w:w="1050"/>
+            <w:tcMar>
+              <w:top w:w="80" w:type="dxa"/>
+              <w:start w:w="120" w:type="dxa"/>
+              <w:bottom w:w="80" w:type="dxa"/>
+              <w:end w:w="120" w:type="dxa"/>
+            </w:tcMar>
+            <w:vAlign w:val="center"/>
+          </w:tcPr>
+          <w:p>
+            <w:pPr>
+              <w:spacing w:before="0" w:after="0" w:line="252" w:lineRule="auto"/>
+            </w:pPr>
+            <w:r/>
+            <w:r>
+              <w:rPr>
+                <w:rFonts w:ascii="Calibri" w:hAnsi="Calibri"/>
+                <w:b w:val="0"/>
+                <w:color w:val="1E1E1E"/>
+                <w:sz w:val="15"/>
+              </w:rPr>
+              <w:t>Заявка</w:t>
+            </w:r>
+          </w:p>
+        </w:tc>
+        <w:tc>
+          <w:tcPr>
+            <w:tcW w:type="dxa" w:w="1300"/>
+            <w:tcMar>
+              <w:top w:w="80" w:type="dxa"/>
+              <w:start w:w="120" w:type="dxa"/>
+              <w:bottom w:w="80" w:type="dxa"/>
+              <w:end w:w="120" w:type="dxa"/>
+            </w:tcMar>
+            <w:vAlign w:val="center"/>
+          </w:tcPr>
+          <w:p>
+            <w:pPr>
+              <w:spacing w:before="0" w:after="0" w:line="252" w:lineRule="auto"/>
+            </w:pPr>
+            <w:r/>
+            <w:r>
+              <w:rPr>
+                <w:rFonts w:ascii="Calibri" w:hAnsi="Calibri"/>
+                <w:b w:val="0"/>
+                <w:color w:val="1E1E1E"/>
+                <w:sz w:val="15"/>
+              </w:rPr>
+              <w:t>2025-05-26</w:t>
+            </w:r>
+          </w:p>
+        </w:tc>
+        <w:tc>
+          <w:tcPr>
+            <w:tcW w:type="dxa" w:w="4260"/>
+            <w:tcMar>
+              <w:top w:w="80" w:type="dxa"/>
+              <w:start w:w="120" w:type="dxa"/>
+              <w:bottom w:w="80" w:type="dxa"/>
+              <w:end w:w="120" w:type="dxa"/>
+            </w:tcMar>
+            <w:vAlign w:val="center"/>
+          </w:tcPr>
+          <w:p>
+            <w:pPr>
+              <w:spacing w:before="0" w:after="0" w:line="252" w:lineRule="auto"/>
+            </w:pPr>
+            <w:r/>
+            <w:r>
+              <w:rPr>
+                <w:rFonts w:ascii="Calibri" w:hAnsi="Calibri"/>
+                <w:b w:val="0"/>
+                <w:color w:val="1E1E1E"/>
+                <w:sz w:val="15"/>
+              </w:rPr>
+              <w:t>660/1/1073/ВА/АЭРО-ТРЕЙД</w:t>
+            </w:r>
+          </w:p>
+        </w:tc>
+      </w:tr>
+      <w:tr>
+        <w:tc>
+          <w:tcPr>
+            <w:tcW w:type="dxa" w:w="850"/>
+            <w:tcMar>
+              <w:top w:w="80" w:type="dxa"/>
+              <w:start w:w="120" w:type="dxa"/>
+              <w:bottom w:w="80" w:type="dxa"/>
+              <w:end w:w="120" w:type="dxa"/>
+            </w:tcMar>
+            <w:vAlign w:val="center"/>
+          </w:tcPr>
+          <w:p>
+            <w:pPr>
+              <w:spacing w:before="0" w:after="0" w:line="252" w:lineRule="auto"/>
+            </w:pPr>
+            <w:r/>
+            <w:r>
+              <w:rPr>
+                <w:rFonts w:ascii="Calibri" w:hAnsi="Calibri"/>
+                <w:b w:val="0"/>
+                <w:color w:val="1E1E1E"/>
+                <w:sz w:val="15"/>
+              </w:rPr>
+              <w:t>20822</w:t>
+            </w:r>
+          </w:p>
+        </w:tc>
+        <w:tc>
+          <w:tcPr>
+            <w:tcW w:type="dxa" w:w="850"/>
+            <w:tcMar>
+              <w:top w:w="80" w:type="dxa"/>
+              <w:start w:w="120" w:type="dxa"/>
+              <w:bottom w:w="80" w:type="dxa"/>
+              <w:end w:w="120" w:type="dxa"/>
+            </w:tcMar>
+            <w:vAlign w:val="center"/>
+          </w:tcPr>
+          <w:p>
+            <w:pPr>
+              <w:spacing w:before="0" w:after="0" w:line="252" w:lineRule="auto"/>
+            </w:pPr>
+            <w:r/>
+            <w:r>
+              <w:rPr>
+                <w:rFonts w:ascii="Calibri" w:hAnsi="Calibri"/>
+                <w:b w:val="0"/>
+                <w:color w:val="1E1E1E"/>
+                <w:sz w:val="15"/>
+              </w:rPr>
+              <w:t>1074</w:t>
+            </w:r>
+          </w:p>
+        </w:tc>
+        <w:tc>
+          <w:tcPr>
+            <w:tcW w:type="dxa" w:w="1050"/>
+            <w:tcMar>
+              <w:top w:w="80" w:type="dxa"/>
+              <w:start w:w="120" w:type="dxa"/>
+              <w:bottom w:w="80" w:type="dxa"/>
+              <w:end w:w="120" w:type="dxa"/>
+            </w:tcMar>
+            <w:vAlign w:val="center"/>
+          </w:tcPr>
+          <w:p>
+            <w:pPr>
+              <w:spacing w:before="0" w:after="0" w:line="252" w:lineRule="auto"/>
+            </w:pPr>
+            <w:r/>
+            <w:r>
+              <w:rPr>
+                <w:rFonts w:ascii="Calibri" w:hAnsi="Calibri"/>
+                <w:b w:val="0"/>
+                <w:color w:val="1E1E1E"/>
+                <w:sz w:val="15"/>
+              </w:rPr>
+              <w:t>Заявка</w:t>
+            </w:r>
+          </w:p>
+        </w:tc>
+        <w:tc>
+          <w:tcPr>
+            <w:tcW w:type="dxa" w:w="1050"/>
+            <w:tcMar>
+              <w:top w:w="80" w:type="dxa"/>
+              <w:start w:w="120" w:type="dxa"/>
+              <w:bottom w:w="80" w:type="dxa"/>
+              <w:end w:w="120" w:type="dxa"/>
+            </w:tcMar>
+            <w:vAlign w:val="center"/>
+          </w:tcPr>
+          <w:p>
+            <w:pPr>
+              <w:spacing w:before="0" w:after="0" w:line="252" w:lineRule="auto"/>
+            </w:pPr>
+            <w:r/>
+            <w:r>
+              <w:rPr>
+                <w:rFonts w:ascii="Calibri" w:hAnsi="Calibri"/>
+                <w:b w:val="0"/>
+                <w:color w:val="1E1E1E"/>
+                <w:sz w:val="15"/>
+              </w:rPr>
+              <w:t>Заявка</w:t>
+            </w:r>
+          </w:p>
+        </w:tc>
+        <w:tc>
+          <w:tcPr>
+            <w:tcW w:type="dxa" w:w="1300"/>
+            <w:tcMar>
+              <w:top w:w="80" w:type="dxa"/>
+              <w:start w:w="120" w:type="dxa"/>
+              <w:bottom w:w="80" w:type="dxa"/>
+              <w:end w:w="120" w:type="dxa"/>
+            </w:tcMar>
+            <w:vAlign w:val="center"/>
+          </w:tcPr>
+          <w:p>
+            <w:pPr>
+              <w:spacing w:before="0" w:after="0" w:line="252" w:lineRule="auto"/>
+            </w:pPr>
+            <w:r/>
+            <w:r>
+              <w:rPr>
+                <w:rFonts w:ascii="Calibri" w:hAnsi="Calibri"/>
+                <w:b w:val="0"/>
+                <w:color w:val="1E1E1E"/>
+                <w:sz w:val="15"/>
+              </w:rPr>
+              <w:t>2025-05-26</w:t>
+            </w:r>
+          </w:p>
+        </w:tc>
+        <w:tc>
+          <w:tcPr>
+            <w:tcW w:type="dxa" w:w="4260"/>
+            <w:tcMar>
+              <w:top w:w="80" w:type="dxa"/>
+              <w:start w:w="120" w:type="dxa"/>
+              <w:bottom w:w="80" w:type="dxa"/>
+              <w:end w:w="120" w:type="dxa"/>
+            </w:tcMar>
+            <w:vAlign w:val="center"/>
+          </w:tcPr>
+          <w:p>
+            <w:pPr>
+              <w:spacing w:before="0" w:after="0" w:line="252" w:lineRule="auto"/>
+            </w:pPr>
+            <w:r/>
+            <w:r>
+              <w:rPr>
+                <w:rFonts w:ascii="Calibri" w:hAnsi="Calibri"/>
+                <w:b w:val="0"/>
+                <w:color w:val="1E1E1E"/>
+                <w:sz w:val="15"/>
+              </w:rPr>
+              <w:t>660/1/1074/ВА/АЭРО-ТРЕЙД</w:t>
+            </w:r>
+          </w:p>
+        </w:tc>
+      </w:tr>
+      <w:tr>
+        <w:tc>
+          <w:tcPr>
+            <w:tcW w:type="dxa" w:w="850"/>
+            <w:tcMar>
+              <w:top w:w="80" w:type="dxa"/>
+              <w:start w:w="120" w:type="dxa"/>
+              <w:bottom w:w="80" w:type="dxa"/>
+              <w:end w:w="120" w:type="dxa"/>
+            </w:tcMar>
+            <w:vAlign w:val="center"/>
+          </w:tcPr>
+          <w:p>
+            <w:pPr>
+              <w:spacing w:before="0" w:after="0" w:line="252" w:lineRule="auto"/>
+            </w:pPr>
+            <w:r/>
+            <w:r>
+              <w:rPr>
+                <w:rFonts w:ascii="Calibri" w:hAnsi="Calibri"/>
+                <w:b w:val="0"/>
+                <w:color w:val="1E1E1E"/>
+                <w:sz w:val="15"/>
+              </w:rPr>
+              <w:t>20858</w:t>
+            </w:r>
+          </w:p>
+        </w:tc>
+        <w:tc>
+          <w:tcPr>
+            <w:tcW w:type="dxa" w:w="850"/>
+            <w:tcMar>
+              <w:top w:w="80" w:type="dxa"/>
+              <w:start w:w="120" w:type="dxa"/>
+              <w:bottom w:w="80" w:type="dxa"/>
+              <w:end w:w="120" w:type="dxa"/>
+            </w:tcMar>
+            <w:vAlign w:val="center"/>
+          </w:tcPr>
+          <w:p>
+            <w:pPr>
+              <w:spacing w:before="0" w:after="0" w:line="252" w:lineRule="auto"/>
+            </w:pPr>
+            <w:r/>
+            <w:r>
+              <w:rPr>
+                <w:rFonts w:ascii="Calibri" w:hAnsi="Calibri"/>
+                <w:b w:val="0"/>
+                <w:color w:val="1E1E1E"/>
+                <w:sz w:val="15"/>
+              </w:rPr>
+              <w:t>1076</w:t>
+            </w:r>
+          </w:p>
+        </w:tc>
+        <w:tc>
+          <w:tcPr>
+            <w:tcW w:type="dxa" w:w="1050"/>
+            <w:tcMar>
+              <w:top w:w="80" w:type="dxa"/>
+              <w:start w:w="120" w:type="dxa"/>
+              <w:bottom w:w="80" w:type="dxa"/>
+              <w:end w:w="120" w:type="dxa"/>
+            </w:tcMar>
+            <w:vAlign w:val="center"/>
+          </w:tcPr>
+          <w:p>
+            <w:pPr>
+              <w:spacing w:before="0" w:after="0" w:line="252" w:lineRule="auto"/>
+            </w:pPr>
+            <w:r/>
+            <w:r>
+              <w:rPr>
+                <w:rFonts w:ascii="Calibri" w:hAnsi="Calibri"/>
+                <w:b w:val="0"/>
+                <w:color w:val="1E1E1E"/>
+                <w:sz w:val="15"/>
+              </w:rPr>
+              <w:t>Заявка</w:t>
+            </w:r>
+          </w:p>
+        </w:tc>
+        <w:tc>
+          <w:tcPr>
+            <w:tcW w:type="dxa" w:w="1050"/>
+            <w:tcMar>
+              <w:top w:w="80" w:type="dxa"/>
+              <w:start w:w="120" w:type="dxa"/>
+              <w:bottom w:w="80" w:type="dxa"/>
+              <w:end w:w="120" w:type="dxa"/>
+            </w:tcMar>
+            <w:vAlign w:val="center"/>
+          </w:tcPr>
+          <w:p>
+            <w:pPr>
+              <w:spacing w:before="0" w:after="0" w:line="252" w:lineRule="auto"/>
+            </w:pPr>
+            <w:r/>
+            <w:r>
+              <w:rPr>
+                <w:rFonts w:ascii="Calibri" w:hAnsi="Calibri"/>
+                <w:b w:val="0"/>
+                <w:color w:val="1E1E1E"/>
+                <w:sz w:val="15"/>
+              </w:rPr>
+              <w:t>Заявка</w:t>
+            </w:r>
+          </w:p>
+        </w:tc>
+        <w:tc>
+          <w:tcPr>
+            <w:tcW w:type="dxa" w:w="1300"/>
+            <w:tcMar>
+              <w:top w:w="80" w:type="dxa"/>
+              <w:start w:w="120" w:type="dxa"/>
+              <w:bottom w:w="80" w:type="dxa"/>
+              <w:end w:w="120" w:type="dxa"/>
+            </w:tcMar>
+            <w:vAlign w:val="center"/>
+          </w:tcPr>
+          <w:p>
+            <w:pPr>
+              <w:spacing w:before="0" w:after="0" w:line="252" w:lineRule="auto"/>
+            </w:pPr>
+            <w:r/>
+            <w:r>
+              <w:rPr>
+                <w:rFonts w:ascii="Calibri" w:hAnsi="Calibri"/>
+                <w:b w:val="0"/>
+                <w:color w:val="1E1E1E"/>
+                <w:sz w:val="15"/>
+              </w:rPr>
+              <w:t>2025-05-26</w:t>
+            </w:r>
+          </w:p>
+        </w:tc>
+        <w:tc>
+          <w:tcPr>
+            <w:tcW w:type="dxa" w:w="4260"/>
+            <w:tcMar>
+              <w:top w:w="80" w:type="dxa"/>
+              <w:start w:w="120" w:type="dxa"/>
+              <w:bottom w:w="80" w:type="dxa"/>
+              <w:end w:w="120" w:type="dxa"/>
+            </w:tcMar>
+            <w:vAlign w:val="center"/>
+          </w:tcPr>
+          <w:p>
+            <w:pPr>
+              <w:spacing w:before="0" w:after="0" w:line="252" w:lineRule="auto"/>
+            </w:pPr>
+            <w:r/>
+            <w:r>
+              <w:rPr>
+                <w:rFonts w:ascii="Calibri" w:hAnsi="Calibri"/>
+                <w:b w:val="0"/>
+                <w:color w:val="1E1E1E"/>
+                <w:sz w:val="15"/>
+              </w:rPr>
+              <w:t>660/1/1076/ВА/АЭРО-ТРЕЙД</w:t>
             </w:r>
           </w:p>
         </w:tc>
@@ -11674,6 +14655,32 @@
           <w:sz w:val="20"/>
         </w:rPr>
         <w:t>Свежий кейс 660/1 воспроизводит live-итоги MariaDB: поступления/get_paidsum 2 331 111,33; реализация/get_realizsum 2 415 525,73; сальдо -84 414,40.</w:t>
+      </w:r>
+    </w:p>
+    <w:p>
+      <w:pPr>
+        <w:pStyle w:val="ListBullet"/>
+        <w:spacing w:after="80" w:line="300" w:lineRule="auto"/>
+      </w:pPr>
+      <w:r>
+        <w:rPr>
+          <w:rFonts w:ascii="Calibri" w:hAnsi="Calibri"/>
+          <w:sz w:val="20"/>
+        </w:rPr>
+        <w:t>В названии строки поставки используется тип из ERP (`view_specs.spec_type/spec_subtype`), например `Заявка №1063`, а не хардкод `Спецификация {num}`.</w:t>
+      </w:r>
+    </w:p>
+    <w:p>
+      <w:pPr>
+        <w:pStyle w:val="ListBullet"/>
+        <w:spacing w:after="80" w:line="300" w:lineRule="auto"/>
+      </w:pPr>
+      <w:r>
+        <w:rPr>
+          <w:rFonts w:ascii="Calibri" w:hAnsi="Calibri"/>
+          <w:sz w:val="20"/>
+        </w:rPr>
+        <w:t>На экране действует лимит до 50 поставок на запрос; большие периоды требуют пагинации или фоновой XLSX-задачи.</w:t>
       </w:r>
     </w:p>
     <w:p>

--- a/docs/TZ_ERP_1C_Akt_Sverki_Matrix_LIVE_MARIADB_2026-06-24.docx
+++ b/docs/TZ_ERP_1C_Akt_Sverki_Matrix_LIVE_MARIADB_2026-06-24.docx
@@ -2365,7 +2365,7 @@
                 <w:color w:val="1E1E1E"/>
                 <w:sz w:val="15"/>
               </w:rPr>
-              <w:t>view_specs / veda_specs</w:t>
+              <w:t>veda_specs + veda_spr</w:t>
             </w:r>
           </w:p>
         </w:tc>
@@ -2419,7 +2419,7 @@
                 <w:color w:val="1E1E1E"/>
                 <w:sz w:val="15"/>
               </w:rPr>
-              <w:t>spec_id, spec_number, spec_num_short, spec_type/spec_subtype или f_typez/f_subtype, f_kod1cb, f_kod1cp</w:t>
+              <w:t>veda_specs.f_id, f_num, f_typez, f_subtype, f_kod1cb, f_kod1cp; тип через veda_spr f_type=33, подтип через f_type=130</w:t>
             </w:r>
           </w:p>
         </w:tc>
@@ -2446,7 +2446,7 @@
                 <w:color w:val="1E1E1E"/>
                 <w:sz w:val="15"/>
               </w:rPr>
-              <w:t>№ спецификации / заявки</w:t>
+              <w:t>№ спецификации / заявки; view_specinv/view_specs не использовать</w:t>
             </w:r>
           </w:p>
         </w:tc>
@@ -3856,7 +3856,7 @@
                 <w:color w:val="1E1E1E"/>
                 <w:sz w:val="14"/>
               </w:rPr>
-              <w:t>`spec_id`, `f_num`, `view_specs.spec_type`, `spec_subtype`, `f_kod1cb/f_kod1cp`</w:t>
+              <w:t>`veda_specs.f_id`, `f_num`, `f_typez`, `f_subtype`, `f_kod1cb/f_kod1cp`, расшифровка через `veda_spr`</w:t>
             </w:r>
           </w:p>
         </w:tc>
@@ -3910,7 +3910,7 @@
                 <w:color w:val="1E1E1E"/>
                 <w:sz w:val="14"/>
               </w:rPr>
-              <w:t>тип и номер выводятся из ERP; полный ОК возможен только если код 1С найден</w:t>
+              <w:t>тип и номер выводятся из исходных таблиц ERP; полный ОК возможен только если код 1С найден</w:t>
             </w:r>
           </w:p>
         </w:tc>
@@ -5688,7 +5688,7 @@
                 <w:color w:val="1E1E1E"/>
                 <w:sz w:val="14"/>
               </w:rPr>
-              <w:t>`veda_contacts -&gt; veda_clients -&gt; veda_dogs -&gt; view_specs/veda_specs`; фильтры `contact_id`, `client_id`, `dog_id`, период или список `spec_id/f_num`.</w:t>
+              <w:t>`veda_contacts -&gt; veda_clients -&gt; veda_dogs -&gt; veda_specs`; тип поставки через `veda_spr(f_type=33)`, подтип через `veda_spr(f_type=130)`; фильтры `contact_id`, `client_id`, `dog_id`, период или список `spec_id/f_num`.</w:t>
             </w:r>
           </w:p>
         </w:tc>
@@ -6791,7 +6791,7 @@
                 <w:color w:val="1E1E1E"/>
                 <w:sz w:val="14"/>
               </w:rPr>
-              <w:t>`{view_specs.spec_type} №{spec_number}`; если тип пустой, `Поставка №{veda_specs.f_num}`.</w:t>
+              <w:t>`{veda_spr.f_name/f_dopprstr по f_type=33} №{veda_specs.f_num}`; если тип пустой, `Поставка №{veda_specs.f_num}`.</w:t>
             </w:r>
           </w:p>
         </w:tc>
@@ -7805,7 +7805,7 @@
                 <w:color w:val="1E1E1E"/>
                 <w:sz w:val="15"/>
               </w:rPr>
-              <w:t>view_specs.spec_type/spec_subtype/spec_number/spec_num_short, veda_specs.f_id, f_kod1cb/f_kod1cp</w:t>
+              <w:t>veda_specs.f_typez/f_subtype/f_num/f_id/f_kod1cb/f_kod1cp + veda_spr(f_type=33/130)</w:t>
             </w:r>
           </w:p>
         </w:tc>
@@ -7832,7 +7832,7 @@
                 <w:color w:val="1E1E1E"/>
                 <w:sz w:val="15"/>
               </w:rPr>
-              <w:t>тип строки брать из ERP: `Заявка`, `Спецификация`, `Сертификация` и т.д.; не хардкодить `Спецификация {num}`.</w:t>
+              <w:t>тип строки брать из исходных таблиц ERP: `Заявка`, `Спецификация`, `Сертификация` и т.д.; не хардкодить `Спецификация {num}`; не использовать view_specinv/view_specs.</w:t>
             </w:r>
           </w:p>
         </w:tc>
@@ -9779,7 +9779,7 @@
                 <w:color w:val="1E1E1E"/>
                 <w:sz w:val="16"/>
               </w:rPr>
-              <w:t>объединить по строкам счетов; текст вида `{тип ERP} №{номер}`, например `Заявка №1063`; тип брать из `view_specs.spec_type/spec_subtype`</w:t>
+              <w:t>объединить по строкам счетов; текст вида `{тип ERP} №{номер}`, например `Заявка №1063`; тип брать из `veda_specs.f_typez/f_subtype` через `veda_spr`, без view</w:t>
             </w:r>
           </w:p>
         </w:tc>
@@ -14667,7 +14667,7 @@
           <w:rFonts w:ascii="Calibri" w:hAnsi="Calibri"/>
           <w:sz w:val="20"/>
         </w:rPr>
-        <w:t>В названии строки поставки используется тип из ERP (`view_specs.spec_type/spec_subtype`), например `Заявка №1063`, а не хардкод `Спецификация {num}`.</w:t>
+        <w:t>В названии строки поставки используется тип из исходных таблиц ERP (`veda_specs.f_typez/f_subtype` + `veda_spr`), например `Заявка №1063`, а не хардкод `Спецификация {num}` и не view.</w:t>
       </w:r>
     </w:p>
     <w:p>

--- a/docs/TZ_ERP_1C_Akt_Sverki_Matrix_LIVE_MARIADB_2026-06-24.docx
+++ b/docs/TZ_ERP_1C_Akt_Sverki_Matrix_LIVE_MARIADB_2026-06-24.docx
@@ -1783,7 +1783,7 @@
                 <w:color w:val="1E1E1E"/>
                 <w:sz w:val="16"/>
               </w:rPr>
-              <w:t>Ошибки показываются бейджами. В одной строке допустимо несколько бейджей.</w:t>
+              <w:t>Ошибки показываются бейджами с конкретной причиной: сумма, номер, дата, договор, НДС, отсутствие документа. Общий текст `Реквизиты` без поля не использовать.</w:t>
             </w:r>
           </w:p>
         </w:tc>
@@ -1839,7 +1839,7 @@
                 <w:color w:val="1E1E1E"/>
                 <w:sz w:val="16"/>
               </w:rPr>
-              <w:t>По клиенту, ЮЛ, договору, номеру поставки, счету, акту, СФ/УПД.</w:t>
+              <w:t>По клиенту, ЮЛ, ИНН, `contact_id`, `client_id`, договору, заявке/спецификации, счету, акту, СФ/УПД. `client_id + scope=legal` открывает одно ЮЛ, `contact_id/scope=contact` - все ЮЛ клиента.</w:t>
             </w:r>
           </w:p>
         </w:tc>
@@ -1858,7 +1858,7 @@
       <w:r>
         <w:drawing>
           <wp:inline xmlns:a="http://schemas.openxmlformats.org/drawingml/2006/main" xmlns:pic="http://schemas.openxmlformats.org/drawingml/2006/picture">
-            <wp:extent cx="5760720" cy="3600450"/>
+            <wp:extent cx="5760720" cy="3456432"/>
             <wp:docPr id="1" name="Picture 1"/>
             <wp:cNvGraphicFramePr>
               <a:graphicFrameLocks noChangeAspect="1"/>
@@ -1879,7 +1879,7 @@
                   <pic:spPr>
                     <a:xfrm>
                       <a:off x="0" y="0"/>
-                      <a:ext cx="5760720" cy="3600450"/>
+                      <a:ext cx="5760720" cy="3456432"/>
                     </a:xfrm>
                     <a:prstGeom prst="rect"/>
                   </pic:spPr>
@@ -1913,7 +1913,7 @@
       <w:r>
         <w:drawing>
           <wp:inline xmlns:a="http://schemas.openxmlformats.org/drawingml/2006/main" xmlns:pic="http://schemas.openxmlformats.org/drawingml/2006/picture">
-            <wp:extent cx="5760720" cy="2743200"/>
+            <wp:extent cx="5760720" cy="3456432"/>
             <wp:docPr id="2" name="Picture 2"/>
             <wp:cNvGraphicFramePr>
               <a:graphicFrameLocks noChangeAspect="1"/>
@@ -1934,7 +1934,7 @@
                   <pic:spPr>
                     <a:xfrm>
                       <a:off x="0" y="0"/>
-                      <a:ext cx="5760720" cy="2743200"/>
+                      <a:ext cx="5760720" cy="3456432"/>
                     </a:xfrm>
                     <a:prstGeom prst="rect"/>
                   </pic:spPr>
@@ -4463,6 +4463,62 @@
                 <w:sz w:val="16"/>
               </w:rPr>
               <w:t>Экран матрицы показывает до 50 поставок за один запрос. Для большего объема нужна пагинация или фоновая XLSX-задача.</w:t>
+            </w:r>
+          </w:p>
+        </w:tc>
+      </w:tr>
+      <w:tr>
+        <w:tc>
+          <w:tcPr>
+            <w:tcW w:type="dxa" w:w="2100"/>
+            <w:tcMar>
+              <w:top w:w="80" w:type="dxa"/>
+              <w:start w:w="120" w:type="dxa"/>
+              <w:bottom w:w="80" w:type="dxa"/>
+              <w:end w:w="120" w:type="dxa"/>
+            </w:tcMar>
+            <w:vAlign w:val="center"/>
+          </w:tcPr>
+          <w:p>
+            <w:pPr>
+              <w:spacing w:before="0" w:after="0" w:line="252" w:lineRule="auto"/>
+            </w:pPr>
+            <w:r/>
+            <w:r>
+              <w:rPr>
+                <w:rFonts w:ascii="Calibri" w:hAnsi="Calibri"/>
+                <w:b w:val="0"/>
+                <w:color w:val="1E1E1E"/>
+                <w:sz w:val="16"/>
+              </w:rPr>
+              <w:t>Поиск по ЮЛ</w:t>
+            </w:r>
+          </w:p>
+        </w:tc>
+        <w:tc>
+          <w:tcPr>
+            <w:tcW w:type="dxa" w:w="7260"/>
+            <w:tcMar>
+              <w:top w:w="80" w:type="dxa"/>
+              <w:start w:w="120" w:type="dxa"/>
+              <w:bottom w:w="80" w:type="dxa"/>
+              <w:end w:w="120" w:type="dxa"/>
+            </w:tcMar>
+            <w:vAlign w:val="center"/>
+          </w:tcPr>
+          <w:p>
+            <w:pPr>
+              <w:spacing w:before="0" w:after="0" w:line="252" w:lineRule="auto"/>
+            </w:pPr>
+            <w:r/>
+            <w:r>
+              <w:rPr>
+                <w:rFonts w:ascii="Calibri" w:hAnsi="Calibri"/>
+                <w:b w:val="0"/>
+                <w:color w:val="1E1E1E"/>
+                <w:sz w:val="16"/>
+              </w:rPr>
+              <w:t>Фильтр должен искать по `veda_contacts`, `veda_clients`, ИНН, `contact_id`, `client_id`, договору, поставке, счету и номеру 1С.</w:t>
             </w:r>
           </w:p>
         </w:tc>
@@ -14720,6 +14776,19 @@
           <w:sz w:val="20"/>
         </w:rPr>
         <w:t>`Нет СФ/УПД` определяется отсутствием закрывающего документа после загрузки источников, а `Вопрос по НДС` - только несовпадением ставки НДС ERP и 1С.</w:t>
+      </w:r>
+    </w:p>
+    <w:p>
+      <w:pPr>
+        <w:pStyle w:val="ListBullet"/>
+        <w:spacing w:after="80" w:line="300" w:lineRule="auto"/>
+      </w:pPr>
+      <w:r>
+        <w:rPr>
+          <w:rFonts w:ascii="Calibri" w:hAnsi="Calibri"/>
+          <w:sz w:val="20"/>
+        </w:rPr>
+        <w:t>Бейдж `1С: X/Y совпало` означает, что X строк сверки совпали из Y найденных строк ERP ↔ 1С; `Остаток` считается как оплата минус возмещаемые и невозмещаемые расходы.</w:t>
       </w:r>
     </w:p>
     <w:p>

--- a/docs/TZ_ERP_1C_Akt_Sverki_Matrix_LIVE_MARIADB_2026-06-24.docx
+++ b/docs/TZ_ERP_1C_Akt_Sverki_Matrix_LIVE_MARIADB_2026-06-24.docx
@@ -26,7 +26,7 @@
           <w:color w:val="5A5A5A"/>
           <w:sz w:val="26"/>
         </w:rPr>
-        <w:t>Матрица акта сверки ERP и 1С в разрезе поставки</w:t>
+        <w:t>Сальдо по поставкам и отдельная сверка ERP ↔ 1С</w:t>
       </w:r>
     </w:p>
     <w:tbl>
@@ -264,7 +264,7 @@
                 <w:color w:val="1E1E1E"/>
                 <w:sz w:val="17"/>
               </w:rPr>
-              <w:t>Сверка взаиморасчетов клиента в иерархии клиент -&gt; ЮЛ -&gt; договор -&gt; поставка.</w:t>
+              <w:t>Разделить две задачи: бухгалтерскую сальдовку по поставкам и техническую сверку полноты ERP ↔ 1С.</w:t>
             </w:r>
           </w:p>
         </w:tc>
@@ -320,7 +320,7 @@
                 <w:color w:val="1E1E1E"/>
                 <w:sz w:val="17"/>
               </w:rPr>
-              <w:t>Экран-матрица, режим ошибок, Excel в бухгалтерском формате, журнал расхождений.</w:t>
+              <w:t>Экран сальдо по поставкам с XLSX и отдельная страница сверки ERP ↔ 1С с протоколом расхождений.</w:t>
             </w:r>
           </w:p>
         </w:tc>
@@ -492,7 +492,7 @@
                 <w:color w:val="1E1E1E"/>
                 <w:sz w:val="19"/>
               </w:rPr>
-              <w:t>Матрица должна считать данные из MariaDB ERP и подтверждать их существующим сервисом 1С. Внешние аналитические файлы могут использоваться только для ручной проверки корректности расчетов и не входят в production-логику.</w:t>
+              <w:t>Текущая матрица не должна называться полноценной сверкой ERP ↔ 1С. Это ERP-сальдо по поставкам. Проверка соответствия двух учетных систем должна быть отдельным экраном и отдельным процессом сверки.</w:t>
             </w:r>
           </w:p>
         </w:tc>
@@ -502,6 +502,11 @@
       <w:pPr>
         <w:spacing w:after="40"/>
       </w:pPr>
+    </w:p>
+    <w:p>
+      <w:r>
+        <w:br w:type="page"/>
+      </w:r>
     </w:p>
     <w:p>
       <w:pPr>
@@ -529,7 +534,7 @@
           <w:color w:val="1E1E1E"/>
           <w:sz w:val="21"/>
         </w:rPr>
-        <w:t>Цель доработки - дать бухгалтеру рабочий экран сверки взаиморасчетов по клиенту в разрезе поставок: увидеть счета, оплаты, возмещаемые и невозмещаемые расходы, закрывающие документы, долг или переплату, а также быстро понять, какие документы не совпали с 1С.</w:t>
+        <w:t>Цель доработки делится на две пользовательские задачи. Первая - дать бухгалтеру рабочий экран сальдо по поставкам: счета, оплаты, возмещаемые и невозмещаемые расходы, долг или переплата. Вторая - дать отдельный инструмент проверки, что документы и сальдо ERP действительно совпадают с 1С.</w:t>
       </w:r>
     </w:p>
     <w:tbl>
@@ -712,7 +717,7 @@
                 <w:color w:val="1E1E1E"/>
                 <w:sz w:val="15"/>
               </w:rPr>
-              <w:t>Видит один экран с итогами и может раскрыть проблемную поставку до документов.</w:t>
+              <w:t>Видит сальдо по поставкам и может выгрузить бухгалтерскую XLSX-форму.</w:t>
             </w:r>
           </w:p>
         </w:tc>
@@ -768,7 +773,7 @@
                 <w:color w:val="1E1E1E"/>
                 <w:sz w:val="15"/>
               </w:rPr>
-              <w:t>Понять, почему поставка не сходится: нет документа, другая сумма, другой НДС, нет ключа 1С, долг или переплата.</w:t>
+              <w:t>Запустить отдельную сверку ERP ↔ 1С по ЮЛ, договору, периоду или поставке.</w:t>
             </w:r>
           </w:p>
         </w:tc>
@@ -795,7 +800,7 @@
                 <w:color w:val="1E1E1E"/>
                 <w:sz w:val="15"/>
               </w:rPr>
-              <w:t>Получает конкретный статус и поле расхождения, а не общий текст без причины.</w:t>
+              <w:t>Получает протокол: что есть в ERP, чего нет в 1С, что есть в 1С, чего нет в ERP, где расходятся суммы, даты, номера, НДС и сальдо.</w:t>
             </w:r>
           </w:p>
         </w:tc>
@@ -961,7 +966,7 @@
                 <w:color w:val="1E1E1E"/>
                 <w:sz w:val="15"/>
               </w:rPr>
-              <w:t>Получает журнал расхождений, по которому можно анализировать причины и объем проблем.</w:t>
+              <w:t>Получает журнал расхождений отдельной сверки ERP ↔ 1С, по которому можно анализировать причины и объем проблем.</w:t>
             </w:r>
           </w:p>
         </w:tc>
@@ -1017,7 +1022,7 @@
                 <w:color w:val="1E1E1E"/>
                 <w:sz w:val="15"/>
               </w:rPr>
-              <w:t>Реализовать экран без догадок по источникам данных.</w:t>
+              <w:t>Реализовать два разных экрана без смешения задач.</w:t>
             </w:r>
           </w:p>
         </w:tc>
@@ -1044,7 +1049,7 @@
                 <w:color w:val="1E1E1E"/>
                 <w:sz w:val="15"/>
               </w:rPr>
-              <w:t>Использует описанные таблицы, поля, SQL-связи, SOAP-методы, формулы и критерии приемки.</w:t>
+              <w:t>Использует описанные SQL-связи, SOAP-методы, формулы сальдо, протокол расхождений и критерии приемки.</w:t>
             </w:r>
           </w:p>
         </w:tc>
@@ -1167,7 +1172,7 @@
                 <w:color w:val="1E1E1E"/>
                 <w:sz w:val="15"/>
               </w:rPr>
-              <w:t>Экран внутри текущей PHP ERP, работающий с MariaDB ERP и существующим SOAP-сервисом 1С.</w:t>
+              <w:t>Экран `Сальдо по поставкам` внутри текущей PHP ERP, работающий только по данным MariaDB ERP.</w:t>
             </w:r>
           </w:p>
         </w:tc>
@@ -1194,7 +1199,7 @@
                 <w:color w:val="1E1E1E"/>
                 <w:sz w:val="15"/>
               </w:rPr>
-              <w:t>Отдельный внешний модуль сверки, новая база данных, замена действующего ERP-интерфейса.</w:t>
+              <w:t>Называть этот экран полноценной сверкой ERP ↔ 1С.</w:t>
             </w:r>
           </w:p>
         </w:tc>
@@ -1223,7 +1228,7 @@
                 <w:color w:val="1E1E1E"/>
                 <w:sz w:val="15"/>
               </w:rPr>
-              <w:t>Расчет матрицы и XLSX по выбранным клиентам, ЮЛ, договорам, поставкам и периоду.</w:t>
+              <w:t>Отдельный экран `Сверка ERP ↔ 1С` с запуском проверки, протоколом расхождений и сравнением итогов.</w:t>
             </w:r>
           </w:p>
         </w:tc>
@@ -1279,7 +1284,7 @@
                 <w:color w:val="1E1E1E"/>
                 <w:sz w:val="15"/>
               </w:rPr>
-              <w:t>Сверка ERP-документов с 1С: счета покупателю, оплаты, акты/УПД/СФ, договоры и итоговые сальдо.</w:t>
+              <w:t>Сверка ERP-документов с 1С: счета покупателю, оплаты, акты/УПД/СФ, договоры и итоговые сальдо на отдельной странице.</w:t>
             </w:r>
           </w:p>
         </w:tc>
@@ -1363,6 +1368,563 @@
                 <w:sz w:val="15"/>
               </w:rPr>
               <w:t>Изменение бизнес-логики формирования первичных документов в ERP или 1С.</w:t>
+            </w:r>
+          </w:p>
+        </w:tc>
+      </w:tr>
+    </w:tbl>
+    <w:p>
+      <w:pPr>
+        <w:spacing w:after="40"/>
+      </w:pPr>
+    </w:p>
+    <w:p>
+      <w:pPr>
+        <w:pStyle w:val="Heading2"/>
+        <w:keepNext/>
+      </w:pPr>
+      <w:r/>
+      <w:r>
+        <w:rPr>
+          <w:rFonts w:ascii="Calibri" w:hAnsi="Calibri"/>
+          <w:b/>
+          <w:color w:val="2E74B5"/>
+          <w:sz w:val="26"/>
+        </w:rPr>
+        <w:t>1.2 Декомпозиция на два экрана</w:t>
+      </w:r>
+    </w:p>
+    <w:p>
+      <w:pPr>
+        <w:spacing w:before="0" w:after="120" w:line="300" w:lineRule="auto"/>
+      </w:pPr>
+      <w:r>
+        <w:rPr>
+          <w:rFonts w:ascii="Calibri" w:hAnsi="Calibri"/>
+          <w:color w:val="1E1E1E"/>
+          <w:sz w:val="21"/>
+        </w:rPr>
+        <w:t>Чтобы не смешивать разные пользовательские цели, решение должно состоять из двух самостоятельных страниц. Первая закрывает бухгалтерское сальдо по поставкам. Вторая закрывает контроль полноты и совпадения ERP и 1С.</w:t>
+      </w:r>
+    </w:p>
+    <w:tbl>
+      <w:tblGrid>
+        <w:gridCol w:w="1700"/>
+        <w:gridCol w:w="3300"/>
+        <w:gridCol w:w="2620"/>
+        <w:gridCol w:w="1740"/>
+      </w:tblGrid>
+      <w:tblPr>
+        <w:tblStyle w:val="TableGrid"/>
+        <w:tblW w:type="dxa" w:w="9360"/>
+        <w:tblLayout w:type="fixed"/>
+        <w:tblLook w:firstColumn="1" w:firstRow="1" w:lastColumn="0" w:lastRow="0" w:noHBand="0" w:noVBand="1" w:val="04A0"/>
+        <w:tblInd w:w="120" w:type="dxa"/>
+      </w:tblPr>
+      <w:tr>
+        <w:tc>
+          <w:tcPr>
+            <w:tcW w:type="dxa" w:w="1700"/>
+            <w:tcMar>
+              <w:top w:w="80" w:type="dxa"/>
+              <w:start w:w="120" w:type="dxa"/>
+              <w:bottom w:w="80" w:type="dxa"/>
+              <w:end w:w="120" w:type="dxa"/>
+            </w:tcMar>
+            <w:vAlign w:val="center"/>
+            <w:shd w:fill="E8EEF5"/>
+          </w:tcPr>
+          <w:p>
+            <w:pPr>
+              <w:spacing w:before="0" w:after="0" w:line="252" w:lineRule="auto"/>
+              <w:jc w:val="center"/>
+            </w:pPr>
+            <w:r/>
+            <w:r>
+              <w:rPr>
+                <w:rFonts w:ascii="Calibri" w:hAnsi="Calibri"/>
+                <w:b/>
+                <w:color w:val="1F4D78"/>
+                <w:sz w:val="14"/>
+              </w:rPr>
+              <w:t>Страница</w:t>
+            </w:r>
+          </w:p>
+        </w:tc>
+        <w:tc>
+          <w:tcPr>
+            <w:tcW w:type="dxa" w:w="3300"/>
+            <w:tcMar>
+              <w:top w:w="80" w:type="dxa"/>
+              <w:start w:w="120" w:type="dxa"/>
+              <w:bottom w:w="80" w:type="dxa"/>
+              <w:end w:w="120" w:type="dxa"/>
+            </w:tcMar>
+            <w:vAlign w:val="center"/>
+            <w:shd w:fill="E8EEF5"/>
+          </w:tcPr>
+          <w:p>
+            <w:pPr>
+              <w:spacing w:before="0" w:after="0" w:line="252" w:lineRule="auto"/>
+              <w:jc w:val="center"/>
+            </w:pPr>
+            <w:r/>
+            <w:r>
+              <w:rPr>
+                <w:rFonts w:ascii="Calibri" w:hAnsi="Calibri"/>
+                <w:b/>
+                <w:color w:val="1F4D78"/>
+                <w:sz w:val="14"/>
+              </w:rPr>
+              <w:t>Назначение</w:t>
+            </w:r>
+          </w:p>
+        </w:tc>
+        <w:tc>
+          <w:tcPr>
+            <w:tcW w:type="dxa" w:w="2620"/>
+            <w:tcMar>
+              <w:top w:w="80" w:type="dxa"/>
+              <w:start w:w="120" w:type="dxa"/>
+              <w:bottom w:w="80" w:type="dxa"/>
+              <w:end w:w="120" w:type="dxa"/>
+            </w:tcMar>
+            <w:vAlign w:val="center"/>
+            <w:shd w:fill="E8EEF5"/>
+          </w:tcPr>
+          <w:p>
+            <w:pPr>
+              <w:spacing w:before="0" w:after="0" w:line="252" w:lineRule="auto"/>
+              <w:jc w:val="center"/>
+            </w:pPr>
+            <w:r/>
+            <w:r>
+              <w:rPr>
+                <w:rFonts w:ascii="Calibri" w:hAnsi="Calibri"/>
+                <w:b/>
+                <w:color w:val="1F4D78"/>
+                <w:sz w:val="14"/>
+              </w:rPr>
+              <w:t>Источник данных</w:t>
+            </w:r>
+          </w:p>
+        </w:tc>
+        <w:tc>
+          <w:tcPr>
+            <w:tcW w:type="dxa" w:w="1740"/>
+            <w:tcMar>
+              <w:top w:w="80" w:type="dxa"/>
+              <w:start w:w="120" w:type="dxa"/>
+              <w:bottom w:w="80" w:type="dxa"/>
+              <w:end w:w="120" w:type="dxa"/>
+            </w:tcMar>
+            <w:vAlign w:val="center"/>
+            <w:shd w:fill="E8EEF5"/>
+          </w:tcPr>
+          <w:p>
+            <w:pPr>
+              <w:spacing w:before="0" w:after="0" w:line="252" w:lineRule="auto"/>
+              <w:jc w:val="center"/>
+            </w:pPr>
+            <w:r/>
+            <w:r>
+              <w:rPr>
+                <w:rFonts w:ascii="Calibri" w:hAnsi="Calibri"/>
+                <w:b/>
+                <w:color w:val="1F4D78"/>
+                <w:sz w:val="14"/>
+              </w:rPr>
+              <w:t>Что является результатом</w:t>
+            </w:r>
+          </w:p>
+        </w:tc>
+      </w:tr>
+      <w:tr>
+        <w:tc>
+          <w:tcPr>
+            <w:tcW w:type="dxa" w:w="1700"/>
+            <w:tcMar>
+              <w:top w:w="80" w:type="dxa"/>
+              <w:start w:w="120" w:type="dxa"/>
+              <w:bottom w:w="80" w:type="dxa"/>
+              <w:end w:w="120" w:type="dxa"/>
+            </w:tcMar>
+            <w:vAlign w:val="center"/>
+          </w:tcPr>
+          <w:p>
+            <w:pPr>
+              <w:spacing w:before="0" w:after="0" w:line="252" w:lineRule="auto"/>
+            </w:pPr>
+            <w:r/>
+            <w:r>
+              <w:rPr>
+                <w:rFonts w:ascii="Calibri" w:hAnsi="Calibri"/>
+                <w:b w:val="0"/>
+                <w:color w:val="1E1E1E"/>
+                <w:sz w:val="14"/>
+              </w:rPr>
+              <w:t>Сальдо по поставкам</w:t>
+            </w:r>
+          </w:p>
+        </w:tc>
+        <w:tc>
+          <w:tcPr>
+            <w:tcW w:type="dxa" w:w="3300"/>
+            <w:tcMar>
+              <w:top w:w="80" w:type="dxa"/>
+              <w:start w:w="120" w:type="dxa"/>
+              <w:bottom w:w="80" w:type="dxa"/>
+              <w:end w:w="120" w:type="dxa"/>
+            </w:tcMar>
+            <w:vAlign w:val="center"/>
+          </w:tcPr>
+          <w:p>
+            <w:pPr>
+              <w:spacing w:before="0" w:after="0" w:line="252" w:lineRule="auto"/>
+            </w:pPr>
+            <w:r/>
+            <w:r>
+              <w:rPr>
+                <w:rFonts w:ascii="Calibri" w:hAnsi="Calibri"/>
+                <w:b w:val="0"/>
+                <w:color w:val="1E1E1E"/>
+                <w:sz w:val="14"/>
+              </w:rPr>
+              <w:t>Показать клиенту/бухгалтеру, сколько выставлено, оплачено, отражено возмещаемых/невозмещаемых расходов, какой долг или переплата по поставкам.</w:t>
+            </w:r>
+          </w:p>
+        </w:tc>
+        <w:tc>
+          <w:tcPr>
+            <w:tcW w:type="dxa" w:w="2620"/>
+            <w:tcMar>
+              <w:top w:w="80" w:type="dxa"/>
+              <w:start w:w="120" w:type="dxa"/>
+              <w:bottom w:w="80" w:type="dxa"/>
+              <w:end w:w="120" w:type="dxa"/>
+            </w:tcMar>
+            <w:vAlign w:val="center"/>
+          </w:tcPr>
+          <w:p>
+            <w:pPr>
+              <w:spacing w:before="0" w:after="0" w:line="252" w:lineRule="auto"/>
+            </w:pPr>
+            <w:r/>
+            <w:r>
+              <w:rPr>
+                <w:rFonts w:ascii="Calibri" w:hAnsi="Calibri"/>
+                <w:b w:val="0"/>
+                <w:color w:val="1E1E1E"/>
+                <w:sz w:val="14"/>
+              </w:rPr>
+              <w:t>MariaDB ERP: `veda_specs`, `veda_spec_invoices`, `veda_schets`, `veda_acchist_docs`, `get_paidsum`, `get_realizsum`.</w:t>
+            </w:r>
+          </w:p>
+        </w:tc>
+        <w:tc>
+          <w:tcPr>
+            <w:tcW w:type="dxa" w:w="1740"/>
+            <w:tcMar>
+              <w:top w:w="80" w:type="dxa"/>
+              <w:start w:w="120" w:type="dxa"/>
+              <w:bottom w:w="80" w:type="dxa"/>
+              <w:end w:w="120" w:type="dxa"/>
+            </w:tcMar>
+            <w:vAlign w:val="center"/>
+          </w:tcPr>
+          <w:p>
+            <w:pPr>
+              <w:spacing w:before="0" w:after="0" w:line="252" w:lineRule="auto"/>
+            </w:pPr>
+            <w:r/>
+            <w:r>
+              <w:rPr>
+                <w:rFonts w:ascii="Calibri" w:hAnsi="Calibri"/>
+                <w:b w:val="0"/>
+                <w:color w:val="1E1E1E"/>
+                <w:sz w:val="14"/>
+              </w:rPr>
+              <w:t>Экран с агрегатами по поставкам и XLSX в бухгалтерском формате. Это не доказательство совпадения ERP и 1С.</w:t>
+            </w:r>
+          </w:p>
+        </w:tc>
+      </w:tr>
+      <w:tr>
+        <w:tc>
+          <w:tcPr>
+            <w:tcW w:type="dxa" w:w="1700"/>
+            <w:tcMar>
+              <w:top w:w="80" w:type="dxa"/>
+              <w:start w:w="120" w:type="dxa"/>
+              <w:bottom w:w="80" w:type="dxa"/>
+              <w:end w:w="120" w:type="dxa"/>
+            </w:tcMar>
+            <w:vAlign w:val="center"/>
+          </w:tcPr>
+          <w:p>
+            <w:pPr>
+              <w:spacing w:before="0" w:after="0" w:line="252" w:lineRule="auto"/>
+            </w:pPr>
+            <w:r/>
+            <w:r>
+              <w:rPr>
+                <w:rFonts w:ascii="Calibri" w:hAnsi="Calibri"/>
+                <w:b w:val="0"/>
+                <w:color w:val="1E1E1E"/>
+                <w:sz w:val="14"/>
+              </w:rPr>
+              <w:t>Сверка ERP ↔ 1С</w:t>
+            </w:r>
+          </w:p>
+        </w:tc>
+        <w:tc>
+          <w:tcPr>
+            <w:tcW w:type="dxa" w:w="3300"/>
+            <w:tcMar>
+              <w:top w:w="80" w:type="dxa"/>
+              <w:start w:w="120" w:type="dxa"/>
+              <w:bottom w:w="80" w:type="dxa"/>
+              <w:end w:w="120" w:type="dxa"/>
+            </w:tcMar>
+            <w:vAlign w:val="center"/>
+          </w:tcPr>
+          <w:p>
+            <w:pPr>
+              <w:spacing w:before="0" w:after="0" w:line="252" w:lineRule="auto"/>
+            </w:pPr>
+            <w:r/>
+            <w:r>
+              <w:rPr>
+                <w:rFonts w:ascii="Calibri" w:hAnsi="Calibri"/>
+                <w:b w:val="0"/>
+                <w:color w:val="1E1E1E"/>
+                <w:sz w:val="14"/>
+              </w:rPr>
+              <w:t>Проверить, что учетные системы совпадают: все документы ERP есть в 1С, все документы 1С есть в ERP, суммы/даты/НДС/договоры совпадают, сальдо на начало и конец совпадает.</w:t>
+            </w:r>
+          </w:p>
+        </w:tc>
+        <w:tc>
+          <w:tcPr>
+            <w:tcW w:type="dxa" w:w="2620"/>
+            <w:tcMar>
+              <w:top w:w="80" w:type="dxa"/>
+              <w:start w:w="120" w:type="dxa"/>
+              <w:bottom w:w="80" w:type="dxa"/>
+              <w:end w:w="120" w:type="dxa"/>
+            </w:tcMar>
+            <w:vAlign w:val="center"/>
+          </w:tcPr>
+          <w:p>
+            <w:pPr>
+              <w:spacing w:before="0" w:after="0" w:line="252" w:lineRule="auto"/>
+            </w:pPr>
+            <w:r/>
+            <w:r>
+              <w:rPr>
+                <w:rFonts w:ascii="Calibri" w:hAnsi="Calibri"/>
+                <w:b w:val="0"/>
+                <w:color w:val="1E1E1E"/>
+                <w:sz w:val="14"/>
+              </w:rPr>
+              <w:t>MariaDB ERP + существующий SOAP-сервис 1С. При необходимости отдельный 1С-метод для оборотов/сальдо.</w:t>
+            </w:r>
+          </w:p>
+        </w:tc>
+        <w:tc>
+          <w:tcPr>
+            <w:tcW w:type="dxa" w:w="1740"/>
+            <w:tcMar>
+              <w:top w:w="80" w:type="dxa"/>
+              <w:start w:w="120" w:type="dxa"/>
+              <w:bottom w:w="80" w:type="dxa"/>
+              <w:end w:w="120" w:type="dxa"/>
+            </w:tcMar>
+            <w:vAlign w:val="center"/>
+          </w:tcPr>
+          <w:p>
+            <w:pPr>
+              <w:spacing w:before="0" w:after="0" w:line="252" w:lineRule="auto"/>
+            </w:pPr>
+            <w:r/>
+            <w:r>
+              <w:rPr>
+                <w:rFonts w:ascii="Calibri" w:hAnsi="Calibri"/>
+                <w:b w:val="0"/>
+                <w:color w:val="1E1E1E"/>
+                <w:sz w:val="14"/>
+              </w:rPr>
+              <w:t>Протокол запуска сверки, список расхождений, итоговый статус по документам и сальдо.</w:t>
+            </w:r>
+          </w:p>
+        </w:tc>
+      </w:tr>
+      <w:tr>
+        <w:tc>
+          <w:tcPr>
+            <w:tcW w:type="dxa" w:w="1700"/>
+            <w:tcMar>
+              <w:top w:w="80" w:type="dxa"/>
+              <w:start w:w="120" w:type="dxa"/>
+              <w:bottom w:w="80" w:type="dxa"/>
+              <w:end w:w="120" w:type="dxa"/>
+            </w:tcMar>
+            <w:vAlign w:val="center"/>
+          </w:tcPr>
+          <w:p>
+            <w:pPr>
+              <w:spacing w:before="0" w:after="0" w:line="252" w:lineRule="auto"/>
+            </w:pPr>
+            <w:r/>
+            <w:r>
+              <w:rPr>
+                <w:rFonts w:ascii="Calibri" w:hAnsi="Calibri"/>
+                <w:b w:val="0"/>
+                <w:color w:val="1E1E1E"/>
+                <w:sz w:val="14"/>
+              </w:rPr>
+              <w:t>Фоновый runner</w:t>
+            </w:r>
+          </w:p>
+        </w:tc>
+        <w:tc>
+          <w:tcPr>
+            <w:tcW w:type="dxa" w:w="3300"/>
+            <w:tcMar>
+              <w:top w:w="80" w:type="dxa"/>
+              <w:start w:w="120" w:type="dxa"/>
+              <w:bottom w:w="80" w:type="dxa"/>
+              <w:end w:w="120" w:type="dxa"/>
+            </w:tcMar>
+            <w:vAlign w:val="center"/>
+          </w:tcPr>
+          <w:p>
+            <w:pPr>
+              <w:spacing w:before="0" w:after="0" w:line="252" w:lineRule="auto"/>
+            </w:pPr>
+            <w:r/>
+            <w:r>
+              <w:rPr>
+                <w:rFonts w:ascii="Calibri" w:hAnsi="Calibri"/>
+                <w:b w:val="0"/>
+                <w:color w:val="1E1E1E"/>
+                <w:sz w:val="14"/>
+              </w:rPr>
+              <w:t>Считать тяжелые исторические сверки по расписанию или по ручному запуску без блокировки интерфейса.</w:t>
+            </w:r>
+          </w:p>
+        </w:tc>
+        <w:tc>
+          <w:tcPr>
+            <w:tcW w:type="dxa" w:w="2620"/>
+            <w:tcMar>
+              <w:top w:w="80" w:type="dxa"/>
+              <w:start w:w="120" w:type="dxa"/>
+              <w:bottom w:w="80" w:type="dxa"/>
+              <w:end w:w="120" w:type="dxa"/>
+            </w:tcMar>
+            <w:vAlign w:val="center"/>
+          </w:tcPr>
+          <w:p>
+            <w:pPr>
+              <w:spacing w:before="0" w:after="0" w:line="252" w:lineRule="auto"/>
+            </w:pPr>
+            <w:r/>
+            <w:r>
+              <w:rPr>
+                <w:rFonts w:ascii="Calibri" w:hAnsi="Calibri"/>
+                <w:b w:val="0"/>
+                <w:color w:val="1E1E1E"/>
+                <w:sz w:val="14"/>
+              </w:rPr>
+              <w:t>Те же источники, но в batch-режиме с сохранением снапшота результата.</w:t>
+            </w:r>
+          </w:p>
+        </w:tc>
+        <w:tc>
+          <w:tcPr>
+            <w:tcW w:type="dxa" w:w="1740"/>
+            <w:tcMar>
+              <w:top w:w="80" w:type="dxa"/>
+              <w:start w:w="120" w:type="dxa"/>
+              <w:bottom w:w="80" w:type="dxa"/>
+              <w:end w:w="120" w:type="dxa"/>
+            </w:tcMar>
+            <w:vAlign w:val="center"/>
+          </w:tcPr>
+          <w:p>
+            <w:pPr>
+              <w:spacing w:before="0" w:after="0" w:line="252" w:lineRule="auto"/>
+            </w:pPr>
+            <w:r/>
+            <w:r>
+              <w:rPr>
+                <w:rFonts w:ascii="Calibri" w:hAnsi="Calibri"/>
+                <w:b w:val="0"/>
+                <w:color w:val="1E1E1E"/>
+                <w:sz w:val="14"/>
+              </w:rPr>
+              <w:t>Готовый результат сверки/выгрузки, который открывается из истории запусков.</w:t>
+            </w:r>
+          </w:p>
+        </w:tc>
+      </w:tr>
+    </w:tbl>
+    <w:p>
+      <w:pPr>
+        <w:spacing w:after="40"/>
+      </w:pPr>
+    </w:p>
+    <w:tbl>
+      <w:tblGrid>
+        <w:gridCol w:w="9360"/>
+      </w:tblGrid>
+      <w:tblPr>
+        <w:tblStyle w:val="TableGrid"/>
+        <w:tblW w:type="dxa" w:w="9360"/>
+        <w:tblLayout w:type="fixed"/>
+        <w:tblLook w:firstColumn="1" w:firstRow="1" w:lastColumn="0" w:lastRow="0" w:noHBand="0" w:noVBand="1" w:val="04A0"/>
+        <w:tblInd w:w="120" w:type="dxa"/>
+      </w:tblPr>
+      <w:tr>
+        <w:tc>
+          <w:tcPr>
+            <w:tcW w:type="dxa" w:w="9360"/>
+            <w:tcMar>
+              <w:top w:w="80" w:type="dxa"/>
+              <w:start w:w="120" w:type="dxa"/>
+              <w:bottom w:w="80" w:type="dxa"/>
+              <w:end w:w="120" w:type="dxa"/>
+            </w:tcMar>
+            <w:vAlign w:val="center"/>
+            <w:shd w:fill="FFF1EB"/>
+          </w:tcPr>
+          <w:p>
+            <w:pPr>
+              <w:spacing w:after="60"/>
+            </w:pPr>
+            <w:r/>
+            <w:r>
+              <w:rPr>
+                <w:rFonts w:ascii="Calibri" w:hAnsi="Calibri"/>
+                <w:b/>
+                <w:color w:val="1F4D78"/>
+                <w:sz w:val="20"/>
+              </w:rPr>
+              <w:t>Терминология</w:t>
+            </w:r>
+          </w:p>
+          <w:p>
+            <w:pPr>
+              <w:spacing w:after="0" w:line="288" w:lineRule="auto"/>
+            </w:pPr>
+            <w:r>
+              <w:rPr>
+                <w:rFonts w:ascii="Calibri" w:hAnsi="Calibri"/>
+                <w:color w:val="1E1E1E"/>
+                <w:sz w:val="19"/>
+              </w:rPr>
+              <w:t>`Сальдо по поставкам` - ERP-расчет по выбранным поставкам. `Сверка ERP ↔ 1С` - отдельный процесс сравнения двух систем. Бейдж вида `9/9 ОК` в матрице документов не означает, что сальдо ERP равно сальдо 1С.</w:t>
             </w:r>
           </w:p>
         </w:tc>
@@ -1399,7 +1961,7 @@
           <w:rFonts w:ascii="Calibri" w:hAnsi="Calibri"/>
           <w:sz w:val="20"/>
         </w:rPr>
-        <w:t>Бухгалтер открывает страницу сверки из ERP: из поставки, клиента, договора или общего раздела `Сверки`.</w:t>
+        <w:t>Бухгалтер открывает страницу `Сальдо по поставкам` из ERP: из клиента, договора, поставки или общего раздела.</w:t>
       </w:r>
     </w:p>
     <w:p>
@@ -1412,7 +1974,7 @@
           <w:rFonts w:ascii="Calibri" w:hAnsi="Calibri"/>
           <w:sz w:val="20"/>
         </w:rPr>
-        <w:t>Выбирает клиента, период и при необходимости договор. ERP подтягивает все ЮЛ клиента через `veda_contacts -&gt; veda_clients`.</w:t>
+        <w:t>Выбирает клиента, ЮЛ, договор, период или конкретный набор поставок. ERP считает только выбранный срез, без обращения к 1С.</w:t>
       </w:r>
     </w:p>
     <w:p>
@@ -1425,7 +1987,7 @@
           <w:rFonts w:ascii="Calibri" w:hAnsi="Calibri"/>
           <w:sz w:val="20"/>
         </w:rPr>
-        <w:t>Нажимает `Сверить с 1С`. Backend собирает ERP-срез и вызывает существующие SOAP-методы сервиса 1С.</w:t>
+        <w:t>Экран показывает агрегированную иерархию и ERP-сальдо: счета, оплаты, возмещаемые расходы, невозмещаемые расходы, долг или переплату.</w:t>
       </w:r>
     </w:p>
     <w:p>
@@ -1438,7 +2000,7 @@
           <w:rFonts w:ascii="Calibri" w:hAnsi="Calibri"/>
           <w:sz w:val="20"/>
         </w:rPr>
-        <w:t>ERP нормализует документы в общий формат: тип, дата, номер, код 1С, организация, контрагент, договор, поставка, сумма, НДС, источник.</w:t>
+        <w:t>Кнопка `Выгрузить Excel` формирует бухгалтерскую форму с объединенными ячейками по поставке.</w:t>
       </w:r>
     </w:p>
     <w:p>
@@ -1451,7 +2013,7 @@
           <w:rFonts w:ascii="Calibri" w:hAnsi="Calibri"/>
           <w:sz w:val="20"/>
         </w:rPr>
-        <w:t>Экран показывает агрегированную иерархию и статусы. Документы раскрываются только внутри поставки.</w:t>
+        <w:t>Если бухгалтеру нужна проверка учетных систем, он открывает отдельную страницу `Сверка ERP ↔ 1С`.</w:t>
       </w:r>
     </w:p>
     <w:p>
@@ -1464,7 +2026,7 @@
           <w:rFonts w:ascii="Calibri" w:hAnsi="Calibri"/>
           <w:sz w:val="20"/>
         </w:rPr>
-        <w:t>Кнопка `Ошибки` фильтрует строки с расхождениями и показывает причину, источник и предложенное действие.</w:t>
+        <w:t>На странице сверки выбирает ЮЛ, договор, период и при необходимости поставку; нажимает `Запустить сверку`.</w:t>
       </w:r>
     </w:p>
     <w:p>
@@ -1477,7 +2039,7 @@
           <w:rFonts w:ascii="Calibri" w:hAnsi="Calibri"/>
           <w:sz w:val="20"/>
         </w:rPr>
-        <w:t>Кнопка `Выгрузить Excel` формирует бухгалтерскую форму с объединенными ячейками по спецификации.</w:t>
+        <w:t>Backend создает запуск сверки, собирает ERP-срез, получает 1С-срез через SOAP, сравнивает документы и сальдо, сохраняет протокол.</w:t>
       </w:r>
     </w:p>
     <w:p>
@@ -1490,7 +2052,20 @@
           <w:rFonts w:ascii="Calibri" w:hAnsi="Calibri"/>
           <w:sz w:val="20"/>
         </w:rPr>
-        <w:t>Каждая проверка пишет журнал расхождений для анализа частоты проблем по типам операций и видам ошибок.</w:t>
+        <w:t>Пользователь видит итог: совпало ли сальдо, сколько документов совпало, чего нет в 1С, чего нет в ERP, какие поля расходятся.</w:t>
+      </w:r>
+    </w:p>
+    <w:p>
+      <w:pPr>
+        <w:pStyle w:val="ListNumber"/>
+        <w:spacing w:after="80" w:line="300" w:lineRule="auto"/>
+      </w:pPr>
+      <w:r>
+        <w:rPr>
+          <w:rFonts w:ascii="Calibri" w:hAnsi="Calibri"/>
+          <w:sz w:val="20"/>
+        </w:rPr>
+        <w:t>Фоновые runner-задачи могут запускать тяжелую историческую сверку по расписанию и сохранять результат для просмотра без пересчета на экране.</w:t>
       </w:r>
     </w:p>
     <w:p>
@@ -1662,7 +2237,7 @@
                 <w:color w:val="1E1E1E"/>
                 <w:sz w:val="14"/>
               </w:rPr>
-              <w:t>Страница открывается из раздела сверок, карточки клиента, договора или поставки. В URL допускаются параметры `contact_id`, `client_id`, `dog_id`, `spec_id`, `period`, `limit`, `scope`, `compare_1c`.</w:t>
+              <w:t>Страница `Сальдо по поставкам` открывается из карточки клиента, договора, поставки или общего раздела. В URL допускаются параметры `contact_id`, `client_id`, `dog_id`, `spec_id`, `period`, `limit`, `scope`.</w:t>
             </w:r>
           </w:p>
         </w:tc>
@@ -2077,7 +2652,7 @@
                 <w:color w:val="1E1E1E"/>
                 <w:sz w:val="14"/>
               </w:rPr>
-              <w:t>Система сверяет с 1С через существующий PHP/SOAP-слой, а не через прямой доступ к базе 1С.</w:t>
+              <w:t>Страница `Сверка ERP ↔ 1С` запускается отдельно от матрицы сальдо и работает через существующий PHP/SOAP-слой.</w:t>
             </w:r>
           </w:p>
         </w:tc>
@@ -2104,7 +2679,7 @@
                 <w:color w:val="1E1E1E"/>
                 <w:sz w:val="14"/>
               </w:rPr>
-              <w:t>Для документов возвращаются статусы `ОК`, `Нет в 1С`, `Нет в ERP`, `Сумма расходится`, `Вопрос по НДС`, `Нет СФ/УПД` и другие коды из раздела статусов.</w:t>
+              <w:t>Результат страницы - протокол расхождений, а не бухгалтерская сальдовка по поставкам.</w:t>
             </w:r>
           </w:p>
         </w:tc>
@@ -2160,7 +2735,7 @@
                 <w:color w:val="1E1E1E"/>
                 <w:sz w:val="14"/>
               </w:rPr>
-              <w:t>Кнопка `Ошибки` оставляет на экране строки, у которых есть хотя бы один проблемный статус.</w:t>
+              <w:t>Сверка ERP ↔ 1С возвращает статусы `ОК`, `Нет в 1С`, `Нет в ERP`, `Сумма расходится`, `Вопрос по НДС`, `Нет СФ/УПД`, `Сальдо расходится`, `Ошибка источника`.</w:t>
             </w:r>
           </w:p>
         </w:tc>
@@ -2187,7 +2762,7 @@
                 <w:color w:val="1E1E1E"/>
                 <w:sz w:val="14"/>
               </w:rPr>
-              <w:t>Пользователь видит причину, ERP-значение, 1С-значение и поле расхождения.</w:t>
+              <w:t>Пользователь видит причину, ERP-значение, 1С-значение, поле расхождения и ссылку на исходный документ.</w:t>
             </w:r>
           </w:p>
         </w:tc>
@@ -2409,7 +2984,7 @@
                 <w:color w:val="1E1E1E"/>
                 <w:sz w:val="14"/>
               </w:rPr>
-              <w:t>Каждая сверка пишет журнал запуска и журнал расхождений.</w:t>
+              <w:t>Каждый запуск страницы `Сверка ERP ↔ 1С` пишет журнал запуска и журнал расхождений.</w:t>
             </w:r>
           </w:p>
         </w:tc>
@@ -2437,6 +3012,2138 @@
                 <w:sz w:val="14"/>
               </w:rPr>
               <w:t>По журналу можно посчитать частоту проблем по клиенту, договору, поставке, типу операции и коду ошибки.</w:t>
+            </w:r>
+          </w:p>
+        </w:tc>
+      </w:tr>
+      <w:tr>
+        <w:tc>
+          <w:tcPr>
+            <w:tcW w:type="dxa" w:w="850"/>
+            <w:tcMar>
+              <w:top w:w="80" w:type="dxa"/>
+              <w:start w:w="120" w:type="dxa"/>
+              <w:bottom w:w="80" w:type="dxa"/>
+              <w:end w:w="120" w:type="dxa"/>
+            </w:tcMar>
+            <w:vAlign w:val="center"/>
+          </w:tcPr>
+          <w:p>
+            <w:pPr>
+              <w:spacing w:before="0" w:after="0" w:line="252" w:lineRule="auto"/>
+            </w:pPr>
+            <w:r/>
+            <w:r>
+              <w:rPr>
+                <w:rFonts w:ascii="Calibri" w:hAnsi="Calibri"/>
+                <w:b w:val="0"/>
+                <w:color w:val="1E1E1E"/>
+                <w:sz w:val="14"/>
+              </w:rPr>
+              <w:t>FR-11</w:t>
+            </w:r>
+          </w:p>
+        </w:tc>
+        <w:tc>
+          <w:tcPr>
+            <w:tcW w:type="dxa" w:w="5450"/>
+            <w:tcMar>
+              <w:top w:w="80" w:type="dxa"/>
+              <w:start w:w="120" w:type="dxa"/>
+              <w:bottom w:w="80" w:type="dxa"/>
+              <w:end w:w="120" w:type="dxa"/>
+            </w:tcMar>
+            <w:vAlign w:val="center"/>
+          </w:tcPr>
+          <w:p>
+            <w:pPr>
+              <w:spacing w:before="0" w:after="0" w:line="252" w:lineRule="auto"/>
+            </w:pPr>
+            <w:r/>
+            <w:r>
+              <w:rPr>
+                <w:rFonts w:ascii="Calibri" w:hAnsi="Calibri"/>
+                <w:b w:val="0"/>
+                <w:color w:val="1E1E1E"/>
+                <w:sz w:val="14"/>
+              </w:rPr>
+              <w:t>Runner может выполнять тяжелые сверки по расписанию или вручную в фоне.</w:t>
+            </w:r>
+          </w:p>
+        </w:tc>
+        <w:tc>
+          <w:tcPr>
+            <w:tcW w:type="dxa" w:w="3060"/>
+            <w:tcMar>
+              <w:top w:w="80" w:type="dxa"/>
+              <w:start w:w="120" w:type="dxa"/>
+              <w:bottom w:w="80" w:type="dxa"/>
+              <w:end w:w="120" w:type="dxa"/>
+            </w:tcMar>
+            <w:vAlign w:val="center"/>
+          </w:tcPr>
+          <w:p>
+            <w:pPr>
+              <w:spacing w:before="0" w:after="0" w:line="252" w:lineRule="auto"/>
+            </w:pPr>
+            <w:r/>
+            <w:r>
+              <w:rPr>
+                <w:rFonts w:ascii="Calibri" w:hAnsi="Calibri"/>
+                <w:b w:val="0"/>
+                <w:color w:val="1E1E1E"/>
+                <w:sz w:val="14"/>
+              </w:rPr>
+              <w:t>Пользователь видит историю запусков, статус выполнения, дату актуальности данных и ссылку на результат.</w:t>
+            </w:r>
+          </w:p>
+        </w:tc>
+      </w:tr>
+      <w:tr>
+        <w:tc>
+          <w:tcPr>
+            <w:tcW w:type="dxa" w:w="850"/>
+            <w:tcMar>
+              <w:top w:w="80" w:type="dxa"/>
+              <w:start w:w="120" w:type="dxa"/>
+              <w:bottom w:w="80" w:type="dxa"/>
+              <w:end w:w="120" w:type="dxa"/>
+            </w:tcMar>
+            <w:vAlign w:val="center"/>
+          </w:tcPr>
+          <w:p>
+            <w:pPr>
+              <w:spacing w:before="0" w:after="0" w:line="252" w:lineRule="auto"/>
+            </w:pPr>
+            <w:r/>
+            <w:r>
+              <w:rPr>
+                <w:rFonts w:ascii="Calibri" w:hAnsi="Calibri"/>
+                <w:b w:val="0"/>
+                <w:color w:val="1E1E1E"/>
+                <w:sz w:val="14"/>
+              </w:rPr>
+              <w:t>FR-12</w:t>
+            </w:r>
+          </w:p>
+        </w:tc>
+        <w:tc>
+          <w:tcPr>
+            <w:tcW w:type="dxa" w:w="5450"/>
+            <w:tcMar>
+              <w:top w:w="80" w:type="dxa"/>
+              <w:start w:w="120" w:type="dxa"/>
+              <w:bottom w:w="80" w:type="dxa"/>
+              <w:end w:w="120" w:type="dxa"/>
+            </w:tcMar>
+            <w:vAlign w:val="center"/>
+          </w:tcPr>
+          <w:p>
+            <w:pPr>
+              <w:spacing w:before="0" w:after="0" w:line="252" w:lineRule="auto"/>
+            </w:pPr>
+            <w:r/>
+            <w:r>
+              <w:rPr>
+                <w:rFonts w:ascii="Calibri" w:hAnsi="Calibri"/>
+                <w:b w:val="0"/>
+                <w:color w:val="1E1E1E"/>
+                <w:sz w:val="14"/>
+              </w:rPr>
+              <w:t>Сверка ERP ↔ 1С должна сравнивать не только документы, но и сальдо.</w:t>
+            </w:r>
+          </w:p>
+        </w:tc>
+        <w:tc>
+          <w:tcPr>
+            <w:tcW w:type="dxa" w:w="3060"/>
+            <w:tcMar>
+              <w:top w:w="80" w:type="dxa"/>
+              <w:start w:w="120" w:type="dxa"/>
+              <w:bottom w:w="80" w:type="dxa"/>
+              <w:end w:w="120" w:type="dxa"/>
+            </w:tcMar>
+            <w:vAlign w:val="center"/>
+          </w:tcPr>
+          <w:p>
+            <w:pPr>
+              <w:spacing w:before="0" w:after="0" w:line="252" w:lineRule="auto"/>
+            </w:pPr>
+            <w:r/>
+            <w:r>
+              <w:rPr>
+                <w:rFonts w:ascii="Calibri" w:hAnsi="Calibri"/>
+                <w:b w:val="0"/>
+                <w:color w:val="1E1E1E"/>
+                <w:sz w:val="14"/>
+              </w:rPr>
+              <w:t>Итоговый статус включает начальное сальдо, обороты за период, конечное сальдо и документные расхождения.</w:t>
+            </w:r>
+          </w:p>
+        </w:tc>
+      </w:tr>
+    </w:tbl>
+    <w:p>
+      <w:pPr>
+        <w:spacing w:after="40"/>
+      </w:pPr>
+    </w:p>
+    <w:p>
+      <w:pPr>
+        <w:pStyle w:val="Heading2"/>
+        <w:keepNext/>
+      </w:pPr>
+      <w:r/>
+      <w:r>
+        <w:rPr>
+          <w:rFonts w:ascii="Calibri" w:hAnsi="Calibri"/>
+          <w:b/>
+          <w:color w:val="2E74B5"/>
+          <w:sz w:val="26"/>
+        </w:rPr>
+        <w:t>3.1 Отдельная страница сверки ERP ↔ 1С</w:t>
+      </w:r>
+    </w:p>
+    <w:p>
+      <w:pPr>
+        <w:spacing w:before="0" w:after="120" w:line="300" w:lineRule="auto"/>
+      </w:pPr>
+      <w:r>
+        <w:rPr>
+          <w:rFonts w:ascii="Calibri" w:hAnsi="Calibri"/>
+          <w:color w:val="1E1E1E"/>
+          <w:sz w:val="21"/>
+        </w:rPr>
+        <w:t>Эта страница нужна не для подготовки клиентской Excel-сальдовки, а для контроля качества интеграции и учета: все ли документы ERP выгружены в 1С, нет ли лишних документов в 1С, совпадают ли суммы, реквизиты, НДС и сальдо.</w:t>
+      </w:r>
+    </w:p>
+    <w:tbl>
+      <w:tblGrid>
+        <w:gridCol w:w="2300"/>
+        <w:gridCol w:w="7060"/>
+      </w:tblGrid>
+      <w:tblPr>
+        <w:tblStyle w:val="TableGrid"/>
+        <w:tblW w:type="dxa" w:w="9360"/>
+        <w:tblLayout w:type="fixed"/>
+        <w:tblLook w:firstColumn="1" w:firstRow="1" w:lastColumn="0" w:lastRow="0" w:noHBand="0" w:noVBand="1" w:val="04A0"/>
+        <w:tblInd w:w="120" w:type="dxa"/>
+      </w:tblPr>
+      <w:tr>
+        <w:tc>
+          <w:tcPr>
+            <w:tcW w:type="dxa" w:w="2300"/>
+            <w:tcMar>
+              <w:top w:w="80" w:type="dxa"/>
+              <w:start w:w="120" w:type="dxa"/>
+              <w:bottom w:w="80" w:type="dxa"/>
+              <w:end w:w="120" w:type="dxa"/>
+            </w:tcMar>
+            <w:vAlign w:val="center"/>
+            <w:shd w:fill="E8EEF5"/>
+          </w:tcPr>
+          <w:p>
+            <w:pPr>
+              <w:spacing w:before="0" w:after="0" w:line="252" w:lineRule="auto"/>
+              <w:jc w:val="center"/>
+            </w:pPr>
+            <w:r/>
+            <w:r>
+              <w:rPr>
+                <w:rFonts w:ascii="Calibri" w:hAnsi="Calibri"/>
+                <w:b/>
+                <w:color w:val="1F4D78"/>
+                <w:sz w:val="15"/>
+              </w:rPr>
+              <w:t>Блок страницы</w:t>
+            </w:r>
+          </w:p>
+        </w:tc>
+        <w:tc>
+          <w:tcPr>
+            <w:tcW w:type="dxa" w:w="7060"/>
+            <w:tcMar>
+              <w:top w:w="80" w:type="dxa"/>
+              <w:start w:w="120" w:type="dxa"/>
+              <w:bottom w:w="80" w:type="dxa"/>
+              <w:end w:w="120" w:type="dxa"/>
+            </w:tcMar>
+            <w:vAlign w:val="center"/>
+            <w:shd w:fill="E8EEF5"/>
+          </w:tcPr>
+          <w:p>
+            <w:pPr>
+              <w:spacing w:before="0" w:after="0" w:line="252" w:lineRule="auto"/>
+              <w:jc w:val="center"/>
+            </w:pPr>
+            <w:r/>
+            <w:r>
+              <w:rPr>
+                <w:rFonts w:ascii="Calibri" w:hAnsi="Calibri"/>
+                <w:b/>
+                <w:color w:val="1F4D78"/>
+                <w:sz w:val="15"/>
+              </w:rPr>
+              <w:t>Требование</w:t>
+            </w:r>
+          </w:p>
+        </w:tc>
+      </w:tr>
+      <w:tr>
+        <w:tc>
+          <w:tcPr>
+            <w:tcW w:type="dxa" w:w="2300"/>
+            <w:tcMar>
+              <w:top w:w="80" w:type="dxa"/>
+              <w:start w:w="120" w:type="dxa"/>
+              <w:bottom w:w="80" w:type="dxa"/>
+              <w:end w:w="120" w:type="dxa"/>
+            </w:tcMar>
+            <w:vAlign w:val="center"/>
+          </w:tcPr>
+          <w:p>
+            <w:pPr>
+              <w:spacing w:before="0" w:after="0" w:line="252" w:lineRule="auto"/>
+            </w:pPr>
+            <w:r/>
+            <w:r>
+              <w:rPr>
+                <w:rFonts w:ascii="Calibri" w:hAnsi="Calibri"/>
+                <w:b w:val="0"/>
+                <w:color w:val="1E1E1E"/>
+                <w:sz w:val="15"/>
+              </w:rPr>
+              <w:t>Фильтры запуска</w:t>
+            </w:r>
+          </w:p>
+        </w:tc>
+        <w:tc>
+          <w:tcPr>
+            <w:tcW w:type="dxa" w:w="7060"/>
+            <w:tcMar>
+              <w:top w:w="80" w:type="dxa"/>
+              <w:start w:w="120" w:type="dxa"/>
+              <w:bottom w:w="80" w:type="dxa"/>
+              <w:end w:w="120" w:type="dxa"/>
+            </w:tcMar>
+            <w:vAlign w:val="center"/>
+          </w:tcPr>
+          <w:p>
+            <w:pPr>
+              <w:spacing w:before="0" w:after="0" w:line="252" w:lineRule="auto"/>
+            </w:pPr>
+            <w:r/>
+            <w:r>
+              <w:rPr>
+                <w:rFonts w:ascii="Calibri" w:hAnsi="Calibri"/>
+                <w:b w:val="0"/>
+                <w:color w:val="1E1E1E"/>
+                <w:sz w:val="15"/>
+              </w:rPr>
+              <w:t>ЮЛ, организация, договор, период `date_from/date_to`; опционально поставка или список поставок. Для полноценного акта сверки обязателен непрерывный период, а не произвольный набор поставок.</w:t>
+            </w:r>
+          </w:p>
+        </w:tc>
+      </w:tr>
+      <w:tr>
+        <w:tc>
+          <w:tcPr>
+            <w:tcW w:type="dxa" w:w="2300"/>
+            <w:tcMar>
+              <w:top w:w="80" w:type="dxa"/>
+              <w:start w:w="120" w:type="dxa"/>
+              <w:bottom w:w="80" w:type="dxa"/>
+              <w:end w:w="120" w:type="dxa"/>
+            </w:tcMar>
+            <w:vAlign w:val="center"/>
+          </w:tcPr>
+          <w:p>
+            <w:pPr>
+              <w:spacing w:before="0" w:after="0" w:line="252" w:lineRule="auto"/>
+            </w:pPr>
+            <w:r/>
+            <w:r>
+              <w:rPr>
+                <w:rFonts w:ascii="Calibri" w:hAnsi="Calibri"/>
+                <w:b w:val="0"/>
+                <w:color w:val="1E1E1E"/>
+                <w:sz w:val="15"/>
+              </w:rPr>
+              <w:t>Кнопка запуска</w:t>
+            </w:r>
+          </w:p>
+        </w:tc>
+        <w:tc>
+          <w:tcPr>
+            <w:tcW w:type="dxa" w:w="7060"/>
+            <w:tcMar>
+              <w:top w:w="80" w:type="dxa"/>
+              <w:start w:w="120" w:type="dxa"/>
+              <w:bottom w:w="80" w:type="dxa"/>
+              <w:end w:w="120" w:type="dxa"/>
+            </w:tcMar>
+            <w:vAlign w:val="center"/>
+          </w:tcPr>
+          <w:p>
+            <w:pPr>
+              <w:spacing w:before="0" w:after="0" w:line="252" w:lineRule="auto"/>
+            </w:pPr>
+            <w:r/>
+            <w:r>
+              <w:rPr>
+                <w:rFonts w:ascii="Calibri" w:hAnsi="Calibri"/>
+                <w:b w:val="0"/>
+                <w:color w:val="1E1E1E"/>
+                <w:sz w:val="15"/>
+              </w:rPr>
+              <w:t>`Запустить сверку` создает `run_id`. Если объем малый - расчет синхронный; если период большой или много договоров - фоновая задача.</w:t>
+            </w:r>
+          </w:p>
+        </w:tc>
+      </w:tr>
+      <w:tr>
+        <w:tc>
+          <w:tcPr>
+            <w:tcW w:type="dxa" w:w="2300"/>
+            <w:tcMar>
+              <w:top w:w="80" w:type="dxa"/>
+              <w:start w:w="120" w:type="dxa"/>
+              <w:bottom w:w="80" w:type="dxa"/>
+              <w:end w:w="120" w:type="dxa"/>
+            </w:tcMar>
+            <w:vAlign w:val="center"/>
+          </w:tcPr>
+          <w:p>
+            <w:pPr>
+              <w:spacing w:before="0" w:after="0" w:line="252" w:lineRule="auto"/>
+            </w:pPr>
+            <w:r/>
+            <w:r>
+              <w:rPr>
+                <w:rFonts w:ascii="Calibri" w:hAnsi="Calibri"/>
+                <w:b w:val="0"/>
+                <w:color w:val="1E1E1E"/>
+                <w:sz w:val="15"/>
+              </w:rPr>
+              <w:t>Сводка результата</w:t>
+            </w:r>
+          </w:p>
+        </w:tc>
+        <w:tc>
+          <w:tcPr>
+            <w:tcW w:type="dxa" w:w="7060"/>
+            <w:tcMar>
+              <w:top w:w="80" w:type="dxa"/>
+              <w:start w:w="120" w:type="dxa"/>
+              <w:bottom w:w="80" w:type="dxa"/>
+              <w:end w:w="120" w:type="dxa"/>
+            </w:tcMar>
+            <w:vAlign w:val="center"/>
+          </w:tcPr>
+          <w:p>
+            <w:pPr>
+              <w:spacing w:before="0" w:after="0" w:line="252" w:lineRule="auto"/>
+            </w:pPr>
+            <w:r/>
+            <w:r>
+              <w:rPr>
+                <w:rFonts w:ascii="Calibri" w:hAnsi="Calibri"/>
+                <w:b w:val="0"/>
+                <w:color w:val="1E1E1E"/>
+                <w:sz w:val="15"/>
+              </w:rPr>
+              <w:t>Показать `Сальдо ERP`, `Сальдо 1С`, `Расхождение`, количество документов ERP, количество документов 1С, сколько совпало, сколько отсутствует, сколько расходится.</w:t>
+            </w:r>
+          </w:p>
+        </w:tc>
+      </w:tr>
+      <w:tr>
+        <w:tc>
+          <w:tcPr>
+            <w:tcW w:type="dxa" w:w="2300"/>
+            <w:tcMar>
+              <w:top w:w="80" w:type="dxa"/>
+              <w:start w:w="120" w:type="dxa"/>
+              <w:bottom w:w="80" w:type="dxa"/>
+              <w:end w:w="120" w:type="dxa"/>
+            </w:tcMar>
+            <w:vAlign w:val="center"/>
+          </w:tcPr>
+          <w:p>
+            <w:pPr>
+              <w:spacing w:before="0" w:after="0" w:line="252" w:lineRule="auto"/>
+            </w:pPr>
+            <w:r/>
+            <w:r>
+              <w:rPr>
+                <w:rFonts w:ascii="Calibri" w:hAnsi="Calibri"/>
+                <w:b w:val="0"/>
+                <w:color w:val="1E1E1E"/>
+                <w:sz w:val="15"/>
+              </w:rPr>
+              <w:t>Вкладка `Расхождения`</w:t>
+            </w:r>
+          </w:p>
+        </w:tc>
+        <w:tc>
+          <w:tcPr>
+            <w:tcW w:type="dxa" w:w="7060"/>
+            <w:tcMar>
+              <w:top w:w="80" w:type="dxa"/>
+              <w:start w:w="120" w:type="dxa"/>
+              <w:bottom w:w="80" w:type="dxa"/>
+              <w:end w:w="120" w:type="dxa"/>
+            </w:tcMar>
+            <w:vAlign w:val="center"/>
+          </w:tcPr>
+          <w:p>
+            <w:pPr>
+              <w:spacing w:before="0" w:after="0" w:line="252" w:lineRule="auto"/>
+            </w:pPr>
+            <w:r/>
+            <w:r>
+              <w:rPr>
+                <w:rFonts w:ascii="Calibri" w:hAnsi="Calibri"/>
+                <w:b w:val="0"/>
+                <w:color w:val="1E1E1E"/>
+                <w:sz w:val="15"/>
+              </w:rPr>
+              <w:t>Таблица строк, где есть проблема: тип документа, ERP-документ, 1С-документ, поле расхождения, значение ERP, значение 1С, сумма разницы, действие.</w:t>
+            </w:r>
+          </w:p>
+        </w:tc>
+      </w:tr>
+      <w:tr>
+        <w:tc>
+          <w:tcPr>
+            <w:tcW w:type="dxa" w:w="2300"/>
+            <w:tcMar>
+              <w:top w:w="80" w:type="dxa"/>
+              <w:start w:w="120" w:type="dxa"/>
+              <w:bottom w:w="80" w:type="dxa"/>
+              <w:end w:w="120" w:type="dxa"/>
+            </w:tcMar>
+            <w:vAlign w:val="center"/>
+          </w:tcPr>
+          <w:p>
+            <w:pPr>
+              <w:spacing w:before="0" w:after="0" w:line="252" w:lineRule="auto"/>
+            </w:pPr>
+            <w:r/>
+            <w:r>
+              <w:rPr>
+                <w:rFonts w:ascii="Calibri" w:hAnsi="Calibri"/>
+                <w:b w:val="0"/>
+                <w:color w:val="1E1E1E"/>
+                <w:sz w:val="15"/>
+              </w:rPr>
+              <w:t>Вкладка `ERP без 1С`</w:t>
+            </w:r>
+          </w:p>
+        </w:tc>
+        <w:tc>
+          <w:tcPr>
+            <w:tcW w:type="dxa" w:w="7060"/>
+            <w:tcMar>
+              <w:top w:w="80" w:type="dxa"/>
+              <w:start w:w="120" w:type="dxa"/>
+              <w:bottom w:w="80" w:type="dxa"/>
+              <w:end w:w="120" w:type="dxa"/>
+            </w:tcMar>
+            <w:vAlign w:val="center"/>
+          </w:tcPr>
+          <w:p>
+            <w:pPr>
+              <w:spacing w:before="0" w:after="0" w:line="252" w:lineRule="auto"/>
+            </w:pPr>
+            <w:r/>
+            <w:r>
+              <w:rPr>
+                <w:rFonts w:ascii="Calibri" w:hAnsi="Calibri"/>
+                <w:b w:val="0"/>
+                <w:color w:val="1E1E1E"/>
+                <w:sz w:val="15"/>
+              </w:rPr>
+              <w:t>Документы, которые есть в ERP и должны быть в 1С, но не найдены: счет, оплата, акт, УПД/СФ, договор/поставка.</w:t>
+            </w:r>
+          </w:p>
+        </w:tc>
+      </w:tr>
+      <w:tr>
+        <w:tc>
+          <w:tcPr>
+            <w:tcW w:type="dxa" w:w="2300"/>
+            <w:tcMar>
+              <w:top w:w="80" w:type="dxa"/>
+              <w:start w:w="120" w:type="dxa"/>
+              <w:bottom w:w="80" w:type="dxa"/>
+              <w:end w:w="120" w:type="dxa"/>
+            </w:tcMar>
+            <w:vAlign w:val="center"/>
+          </w:tcPr>
+          <w:p>
+            <w:pPr>
+              <w:spacing w:before="0" w:after="0" w:line="252" w:lineRule="auto"/>
+            </w:pPr>
+            <w:r/>
+            <w:r>
+              <w:rPr>
+                <w:rFonts w:ascii="Calibri" w:hAnsi="Calibri"/>
+                <w:b w:val="0"/>
+                <w:color w:val="1E1E1E"/>
+                <w:sz w:val="15"/>
+              </w:rPr>
+              <w:t>Вкладка `1С без ERP`</w:t>
+            </w:r>
+          </w:p>
+        </w:tc>
+        <w:tc>
+          <w:tcPr>
+            <w:tcW w:type="dxa" w:w="7060"/>
+            <w:tcMar>
+              <w:top w:w="80" w:type="dxa"/>
+              <w:start w:w="120" w:type="dxa"/>
+              <w:bottom w:w="80" w:type="dxa"/>
+              <w:end w:w="120" w:type="dxa"/>
+            </w:tcMar>
+            <w:vAlign w:val="center"/>
+          </w:tcPr>
+          <w:p>
+            <w:pPr>
+              <w:spacing w:before="0" w:after="0" w:line="252" w:lineRule="auto"/>
+            </w:pPr>
+            <w:r/>
+            <w:r>
+              <w:rPr>
+                <w:rFonts w:ascii="Calibri" w:hAnsi="Calibri"/>
+                <w:b w:val="0"/>
+                <w:color w:val="1E1E1E"/>
+                <w:sz w:val="15"/>
+              </w:rPr>
+              <w:t>Документы, которые вернула 1С, но ERP-аналог не найден. Это обязательный блок: без него сверка односторонняя.</w:t>
+            </w:r>
+          </w:p>
+        </w:tc>
+      </w:tr>
+      <w:tr>
+        <w:tc>
+          <w:tcPr>
+            <w:tcW w:type="dxa" w:w="2300"/>
+            <w:tcMar>
+              <w:top w:w="80" w:type="dxa"/>
+              <w:start w:w="120" w:type="dxa"/>
+              <w:bottom w:w="80" w:type="dxa"/>
+              <w:end w:w="120" w:type="dxa"/>
+            </w:tcMar>
+            <w:vAlign w:val="center"/>
+          </w:tcPr>
+          <w:p>
+            <w:pPr>
+              <w:spacing w:before="0" w:after="0" w:line="252" w:lineRule="auto"/>
+            </w:pPr>
+            <w:r/>
+            <w:r>
+              <w:rPr>
+                <w:rFonts w:ascii="Calibri" w:hAnsi="Calibri"/>
+                <w:b w:val="0"/>
+                <w:color w:val="1E1E1E"/>
+                <w:sz w:val="15"/>
+              </w:rPr>
+              <w:t>Вкладка `Сальдо`</w:t>
+            </w:r>
+          </w:p>
+        </w:tc>
+        <w:tc>
+          <w:tcPr>
+            <w:tcW w:type="dxa" w:w="7060"/>
+            <w:tcMar>
+              <w:top w:w="80" w:type="dxa"/>
+              <w:start w:w="120" w:type="dxa"/>
+              <w:bottom w:w="80" w:type="dxa"/>
+              <w:end w:w="120" w:type="dxa"/>
+            </w:tcMar>
+            <w:vAlign w:val="center"/>
+          </w:tcPr>
+          <w:p>
+            <w:pPr>
+              <w:spacing w:before="0" w:after="0" w:line="252" w:lineRule="auto"/>
+            </w:pPr>
+            <w:r/>
+            <w:r>
+              <w:rPr>
+                <w:rFonts w:ascii="Calibri" w:hAnsi="Calibri"/>
+                <w:b w:val="0"/>
+                <w:color w:val="1E1E1E"/>
+                <w:sz w:val="15"/>
+              </w:rPr>
+              <w:t>Начальное сальдо ERP/1С, обороты ERP/1С, конечное сальдо ERP/1С. Если выбран произвольный набор поставок, вместо акта показывать предупреждение: `Нельзя рассчитать начальное сальдо для произвольного набора поставок`.</w:t>
+            </w:r>
+          </w:p>
+        </w:tc>
+      </w:tr>
+      <w:tr>
+        <w:tc>
+          <w:tcPr>
+            <w:tcW w:type="dxa" w:w="2300"/>
+            <w:tcMar>
+              <w:top w:w="80" w:type="dxa"/>
+              <w:start w:w="120" w:type="dxa"/>
+              <w:bottom w:w="80" w:type="dxa"/>
+              <w:end w:w="120" w:type="dxa"/>
+            </w:tcMar>
+            <w:vAlign w:val="center"/>
+          </w:tcPr>
+          <w:p>
+            <w:pPr>
+              <w:spacing w:before="0" w:after="0" w:line="252" w:lineRule="auto"/>
+            </w:pPr>
+            <w:r/>
+            <w:r>
+              <w:rPr>
+                <w:rFonts w:ascii="Calibri" w:hAnsi="Calibri"/>
+                <w:b w:val="0"/>
+                <w:color w:val="1E1E1E"/>
+                <w:sz w:val="15"/>
+              </w:rPr>
+              <w:t>История запусков</w:t>
+            </w:r>
+          </w:p>
+        </w:tc>
+        <w:tc>
+          <w:tcPr>
+            <w:tcW w:type="dxa" w:w="7060"/>
+            <w:tcMar>
+              <w:top w:w="80" w:type="dxa"/>
+              <w:start w:w="120" w:type="dxa"/>
+              <w:bottom w:w="80" w:type="dxa"/>
+              <w:end w:w="120" w:type="dxa"/>
+            </w:tcMar>
+            <w:vAlign w:val="center"/>
+          </w:tcPr>
+          <w:p>
+            <w:pPr>
+              <w:spacing w:before="0" w:after="0" w:line="252" w:lineRule="auto"/>
+            </w:pPr>
+            <w:r/>
+            <w:r>
+              <w:rPr>
+                <w:rFonts w:ascii="Calibri" w:hAnsi="Calibri"/>
+                <w:b w:val="0"/>
+                <w:color w:val="1E1E1E"/>
+                <w:sz w:val="15"/>
+              </w:rPr>
+              <w:t>Список запусков с параметрами, временем, пользователем, статусом, длительностью, количеством расхождений и ссылкой на результат.</w:t>
+            </w:r>
+          </w:p>
+        </w:tc>
+      </w:tr>
+    </w:tbl>
+    <w:p>
+      <w:pPr>
+        <w:spacing w:after="40"/>
+      </w:pPr>
+    </w:p>
+    <w:tbl>
+      <w:tblGrid>
+        <w:gridCol w:w="1500"/>
+        <w:gridCol w:w="2520"/>
+        <w:gridCol w:w="2300"/>
+        <w:gridCol w:w="3040"/>
+      </w:tblGrid>
+      <w:tblPr>
+        <w:tblStyle w:val="TableGrid"/>
+        <w:tblW w:type="dxa" w:w="9360"/>
+        <w:tblLayout w:type="fixed"/>
+        <w:tblLook w:firstColumn="1" w:firstRow="1" w:lastColumn="0" w:lastRow="0" w:noHBand="0" w:noVBand="1" w:val="04A0"/>
+        <w:tblInd w:w="120" w:type="dxa"/>
+      </w:tblPr>
+      <w:tr>
+        <w:tc>
+          <w:tcPr>
+            <w:tcW w:type="dxa" w:w="1500"/>
+            <w:tcMar>
+              <w:top w:w="80" w:type="dxa"/>
+              <w:start w:w="120" w:type="dxa"/>
+              <w:bottom w:w="80" w:type="dxa"/>
+              <w:end w:w="120" w:type="dxa"/>
+            </w:tcMar>
+            <w:vAlign w:val="center"/>
+            <w:shd w:fill="E8EEF5"/>
+          </w:tcPr>
+          <w:p>
+            <w:pPr>
+              <w:spacing w:before="0" w:after="0" w:line="252" w:lineRule="auto"/>
+              <w:jc w:val="center"/>
+            </w:pPr>
+            <w:r/>
+            <w:r>
+              <w:rPr>
+                <w:rFonts w:ascii="Calibri" w:hAnsi="Calibri"/>
+                <w:b/>
+                <w:color w:val="1F4D78"/>
+                <w:sz w:val="14"/>
+              </w:rPr>
+              <w:t>Что сравниваем</w:t>
+            </w:r>
+          </w:p>
+        </w:tc>
+        <w:tc>
+          <w:tcPr>
+            <w:tcW w:type="dxa" w:w="2520"/>
+            <w:tcMar>
+              <w:top w:w="80" w:type="dxa"/>
+              <w:start w:w="120" w:type="dxa"/>
+              <w:bottom w:w="80" w:type="dxa"/>
+              <w:end w:w="120" w:type="dxa"/>
+            </w:tcMar>
+            <w:vAlign w:val="center"/>
+            <w:shd w:fill="E8EEF5"/>
+          </w:tcPr>
+          <w:p>
+            <w:pPr>
+              <w:spacing w:before="0" w:after="0" w:line="252" w:lineRule="auto"/>
+              <w:jc w:val="center"/>
+            </w:pPr>
+            <w:r/>
+            <w:r>
+              <w:rPr>
+                <w:rFonts w:ascii="Calibri" w:hAnsi="Calibri"/>
+                <w:b/>
+                <w:color w:val="1F4D78"/>
+                <w:sz w:val="14"/>
+              </w:rPr>
+              <w:t>ERP-сторона</w:t>
+            </w:r>
+          </w:p>
+        </w:tc>
+        <w:tc>
+          <w:tcPr>
+            <w:tcW w:type="dxa" w:w="2300"/>
+            <w:tcMar>
+              <w:top w:w="80" w:type="dxa"/>
+              <w:start w:w="120" w:type="dxa"/>
+              <w:bottom w:w="80" w:type="dxa"/>
+              <w:end w:w="120" w:type="dxa"/>
+            </w:tcMar>
+            <w:vAlign w:val="center"/>
+            <w:shd w:fill="E8EEF5"/>
+          </w:tcPr>
+          <w:p>
+            <w:pPr>
+              <w:spacing w:before="0" w:after="0" w:line="252" w:lineRule="auto"/>
+              <w:jc w:val="center"/>
+            </w:pPr>
+            <w:r/>
+            <w:r>
+              <w:rPr>
+                <w:rFonts w:ascii="Calibri" w:hAnsi="Calibri"/>
+                <w:b/>
+                <w:color w:val="1F4D78"/>
+                <w:sz w:val="14"/>
+              </w:rPr>
+              <w:t>1С-сторона</w:t>
+            </w:r>
+          </w:p>
+        </w:tc>
+        <w:tc>
+          <w:tcPr>
+            <w:tcW w:type="dxa" w:w="3040"/>
+            <w:tcMar>
+              <w:top w:w="80" w:type="dxa"/>
+              <w:start w:w="120" w:type="dxa"/>
+              <w:bottom w:w="80" w:type="dxa"/>
+              <w:end w:w="120" w:type="dxa"/>
+            </w:tcMar>
+            <w:vAlign w:val="center"/>
+            <w:shd w:fill="E8EEF5"/>
+          </w:tcPr>
+          <w:p>
+            <w:pPr>
+              <w:spacing w:before="0" w:after="0" w:line="252" w:lineRule="auto"/>
+              <w:jc w:val="center"/>
+            </w:pPr>
+            <w:r/>
+            <w:r>
+              <w:rPr>
+                <w:rFonts w:ascii="Calibri" w:hAnsi="Calibri"/>
+                <w:b/>
+                <w:color w:val="1F4D78"/>
+                <w:sz w:val="14"/>
+              </w:rPr>
+              <w:t>Статус при расхождении</w:t>
+            </w:r>
+          </w:p>
+        </w:tc>
+      </w:tr>
+      <w:tr>
+        <w:tc>
+          <w:tcPr>
+            <w:tcW w:type="dxa" w:w="1500"/>
+            <w:tcMar>
+              <w:top w:w="80" w:type="dxa"/>
+              <w:start w:w="120" w:type="dxa"/>
+              <w:bottom w:w="80" w:type="dxa"/>
+              <w:end w:w="120" w:type="dxa"/>
+            </w:tcMar>
+            <w:vAlign w:val="center"/>
+          </w:tcPr>
+          <w:p>
+            <w:pPr>
+              <w:spacing w:before="0" w:after="0" w:line="252" w:lineRule="auto"/>
+            </w:pPr>
+            <w:r/>
+            <w:r>
+              <w:rPr>
+                <w:rFonts w:ascii="Calibri" w:hAnsi="Calibri"/>
+                <w:b w:val="0"/>
+                <w:color w:val="1E1E1E"/>
+                <w:sz w:val="14"/>
+              </w:rPr>
+              <w:t>Начальное сальдо</w:t>
+            </w:r>
+          </w:p>
+        </w:tc>
+        <w:tc>
+          <w:tcPr>
+            <w:tcW w:type="dxa" w:w="2520"/>
+            <w:tcMar>
+              <w:top w:w="80" w:type="dxa"/>
+              <w:start w:w="120" w:type="dxa"/>
+              <w:bottom w:w="80" w:type="dxa"/>
+              <w:end w:w="120" w:type="dxa"/>
+            </w:tcMar>
+            <w:vAlign w:val="center"/>
+          </w:tcPr>
+          <w:p>
+            <w:pPr>
+              <w:spacing w:before="0" w:after="0" w:line="252" w:lineRule="auto"/>
+            </w:pPr>
+            <w:r/>
+            <w:r>
+              <w:rPr>
+                <w:rFonts w:ascii="Calibri" w:hAnsi="Calibri"/>
+                <w:b w:val="0"/>
+                <w:color w:val="1E1E1E"/>
+                <w:sz w:val="14"/>
+              </w:rPr>
+              <w:t>ERP-оборотка до `date_from` по ЮЛ/договору</w:t>
+            </w:r>
+          </w:p>
+        </w:tc>
+        <w:tc>
+          <w:tcPr>
+            <w:tcW w:type="dxa" w:w="2300"/>
+            <w:tcMar>
+              <w:top w:w="80" w:type="dxa"/>
+              <w:start w:w="120" w:type="dxa"/>
+              <w:bottom w:w="80" w:type="dxa"/>
+              <w:end w:w="120" w:type="dxa"/>
+            </w:tcMar>
+            <w:vAlign w:val="center"/>
+          </w:tcPr>
+          <w:p>
+            <w:pPr>
+              <w:spacing w:before="0" w:after="0" w:line="252" w:lineRule="auto"/>
+            </w:pPr>
+            <w:r/>
+            <w:r>
+              <w:rPr>
+                <w:rFonts w:ascii="Calibri" w:hAnsi="Calibri"/>
+                <w:b w:val="0"/>
+                <w:color w:val="1E1E1E"/>
+                <w:sz w:val="14"/>
+              </w:rPr>
+              <w:t>1С-сальдо на начало периода</w:t>
+            </w:r>
+          </w:p>
+        </w:tc>
+        <w:tc>
+          <w:tcPr>
+            <w:tcW w:type="dxa" w:w="3040"/>
+            <w:tcMar>
+              <w:top w:w="80" w:type="dxa"/>
+              <w:start w:w="120" w:type="dxa"/>
+              <w:bottom w:w="80" w:type="dxa"/>
+              <w:end w:w="120" w:type="dxa"/>
+            </w:tcMar>
+            <w:vAlign w:val="center"/>
+          </w:tcPr>
+          <w:p>
+            <w:pPr>
+              <w:spacing w:before="0" w:after="0" w:line="252" w:lineRule="auto"/>
+            </w:pPr>
+            <w:r/>
+            <w:r>
+              <w:rPr>
+                <w:rFonts w:ascii="Calibri" w:hAnsi="Calibri"/>
+                <w:b w:val="0"/>
+                <w:color w:val="1E1E1E"/>
+                <w:sz w:val="14"/>
+              </w:rPr>
+              <w:t>`OPENING_BALANCE_MISMATCH`</w:t>
+            </w:r>
+          </w:p>
+        </w:tc>
+      </w:tr>
+      <w:tr>
+        <w:tc>
+          <w:tcPr>
+            <w:tcW w:type="dxa" w:w="1500"/>
+            <w:tcMar>
+              <w:top w:w="80" w:type="dxa"/>
+              <w:start w:w="120" w:type="dxa"/>
+              <w:bottom w:w="80" w:type="dxa"/>
+              <w:end w:w="120" w:type="dxa"/>
+            </w:tcMar>
+            <w:vAlign w:val="center"/>
+          </w:tcPr>
+          <w:p>
+            <w:pPr>
+              <w:spacing w:before="0" w:after="0" w:line="252" w:lineRule="auto"/>
+            </w:pPr>
+            <w:r/>
+            <w:r>
+              <w:rPr>
+                <w:rFonts w:ascii="Calibri" w:hAnsi="Calibri"/>
+                <w:b w:val="0"/>
+                <w:color w:val="1E1E1E"/>
+                <w:sz w:val="14"/>
+              </w:rPr>
+              <w:t>Обороты периода</w:t>
+            </w:r>
+          </w:p>
+        </w:tc>
+        <w:tc>
+          <w:tcPr>
+            <w:tcW w:type="dxa" w:w="2520"/>
+            <w:tcMar>
+              <w:top w:w="80" w:type="dxa"/>
+              <w:start w:w="120" w:type="dxa"/>
+              <w:bottom w:w="80" w:type="dxa"/>
+              <w:end w:w="120" w:type="dxa"/>
+            </w:tcMar>
+            <w:vAlign w:val="center"/>
+          </w:tcPr>
+          <w:p>
+            <w:pPr>
+              <w:spacing w:before="0" w:after="0" w:line="252" w:lineRule="auto"/>
+            </w:pPr>
+            <w:r/>
+            <w:r>
+              <w:rPr>
+                <w:rFonts w:ascii="Calibri" w:hAnsi="Calibri"/>
+                <w:b w:val="0"/>
+                <w:color w:val="1E1E1E"/>
+                <w:sz w:val="14"/>
+              </w:rPr>
+              <w:t>ERP-документы и движения за период</w:t>
+            </w:r>
+          </w:p>
+        </w:tc>
+        <w:tc>
+          <w:tcPr>
+            <w:tcW w:type="dxa" w:w="2300"/>
+            <w:tcMar>
+              <w:top w:w="80" w:type="dxa"/>
+              <w:start w:w="120" w:type="dxa"/>
+              <w:bottom w:w="80" w:type="dxa"/>
+              <w:end w:w="120" w:type="dxa"/>
+            </w:tcMar>
+            <w:vAlign w:val="center"/>
+          </w:tcPr>
+          <w:p>
+            <w:pPr>
+              <w:spacing w:before="0" w:after="0" w:line="252" w:lineRule="auto"/>
+            </w:pPr>
+            <w:r/>
+            <w:r>
+              <w:rPr>
+                <w:rFonts w:ascii="Calibri" w:hAnsi="Calibri"/>
+                <w:b w:val="0"/>
+                <w:color w:val="1E1E1E"/>
+                <w:sz w:val="14"/>
+              </w:rPr>
+              <w:t>1С-документы и движения за период</w:t>
+            </w:r>
+          </w:p>
+        </w:tc>
+        <w:tc>
+          <w:tcPr>
+            <w:tcW w:type="dxa" w:w="3040"/>
+            <w:tcMar>
+              <w:top w:w="80" w:type="dxa"/>
+              <w:start w:w="120" w:type="dxa"/>
+              <w:bottom w:w="80" w:type="dxa"/>
+              <w:end w:w="120" w:type="dxa"/>
+            </w:tcMar>
+            <w:vAlign w:val="center"/>
+          </w:tcPr>
+          <w:p>
+            <w:pPr>
+              <w:spacing w:before="0" w:after="0" w:line="252" w:lineRule="auto"/>
+            </w:pPr>
+            <w:r/>
+            <w:r>
+              <w:rPr>
+                <w:rFonts w:ascii="Calibri" w:hAnsi="Calibri"/>
+                <w:b w:val="0"/>
+                <w:color w:val="1E1E1E"/>
+                <w:sz w:val="14"/>
+              </w:rPr>
+              <w:t>`TURNOVER_MISMATCH`</w:t>
+            </w:r>
+          </w:p>
+        </w:tc>
+      </w:tr>
+      <w:tr>
+        <w:tc>
+          <w:tcPr>
+            <w:tcW w:type="dxa" w:w="1500"/>
+            <w:tcMar>
+              <w:top w:w="80" w:type="dxa"/>
+              <w:start w:w="120" w:type="dxa"/>
+              <w:bottom w:w="80" w:type="dxa"/>
+              <w:end w:w="120" w:type="dxa"/>
+            </w:tcMar>
+            <w:vAlign w:val="center"/>
+          </w:tcPr>
+          <w:p>
+            <w:pPr>
+              <w:spacing w:before="0" w:after="0" w:line="252" w:lineRule="auto"/>
+            </w:pPr>
+            <w:r/>
+            <w:r>
+              <w:rPr>
+                <w:rFonts w:ascii="Calibri" w:hAnsi="Calibri"/>
+                <w:b w:val="0"/>
+                <w:color w:val="1E1E1E"/>
+                <w:sz w:val="14"/>
+              </w:rPr>
+              <w:t>Конечное сальдо</w:t>
+            </w:r>
+          </w:p>
+        </w:tc>
+        <w:tc>
+          <w:tcPr>
+            <w:tcW w:type="dxa" w:w="2520"/>
+            <w:tcMar>
+              <w:top w:w="80" w:type="dxa"/>
+              <w:start w:w="120" w:type="dxa"/>
+              <w:bottom w:w="80" w:type="dxa"/>
+              <w:end w:w="120" w:type="dxa"/>
+            </w:tcMar>
+            <w:vAlign w:val="center"/>
+          </w:tcPr>
+          <w:p>
+            <w:pPr>
+              <w:spacing w:before="0" w:after="0" w:line="252" w:lineRule="auto"/>
+            </w:pPr>
+            <w:r/>
+            <w:r>
+              <w:rPr>
+                <w:rFonts w:ascii="Calibri" w:hAnsi="Calibri"/>
+                <w:b w:val="0"/>
+                <w:color w:val="1E1E1E"/>
+                <w:sz w:val="14"/>
+              </w:rPr>
+              <w:t>начальное ERP + обороты ERP</w:t>
+            </w:r>
+          </w:p>
+        </w:tc>
+        <w:tc>
+          <w:tcPr>
+            <w:tcW w:type="dxa" w:w="2300"/>
+            <w:tcMar>
+              <w:top w:w="80" w:type="dxa"/>
+              <w:start w:w="120" w:type="dxa"/>
+              <w:bottom w:w="80" w:type="dxa"/>
+              <w:end w:w="120" w:type="dxa"/>
+            </w:tcMar>
+            <w:vAlign w:val="center"/>
+          </w:tcPr>
+          <w:p>
+            <w:pPr>
+              <w:spacing w:before="0" w:after="0" w:line="252" w:lineRule="auto"/>
+            </w:pPr>
+            <w:r/>
+            <w:r>
+              <w:rPr>
+                <w:rFonts w:ascii="Calibri" w:hAnsi="Calibri"/>
+                <w:b w:val="0"/>
+                <w:color w:val="1E1E1E"/>
+                <w:sz w:val="14"/>
+              </w:rPr>
+              <w:t>начальное 1С + обороты 1С</w:t>
+            </w:r>
+          </w:p>
+        </w:tc>
+        <w:tc>
+          <w:tcPr>
+            <w:tcW w:type="dxa" w:w="3040"/>
+            <w:tcMar>
+              <w:top w:w="80" w:type="dxa"/>
+              <w:start w:w="120" w:type="dxa"/>
+              <w:bottom w:w="80" w:type="dxa"/>
+              <w:end w:w="120" w:type="dxa"/>
+            </w:tcMar>
+            <w:vAlign w:val="center"/>
+          </w:tcPr>
+          <w:p>
+            <w:pPr>
+              <w:spacing w:before="0" w:after="0" w:line="252" w:lineRule="auto"/>
+            </w:pPr>
+            <w:r/>
+            <w:r>
+              <w:rPr>
+                <w:rFonts w:ascii="Calibri" w:hAnsi="Calibri"/>
+                <w:b w:val="0"/>
+                <w:color w:val="1E1E1E"/>
+                <w:sz w:val="14"/>
+              </w:rPr>
+              <w:t>`CLOSING_BALANCE_MISMATCH`</w:t>
+            </w:r>
+          </w:p>
+        </w:tc>
+      </w:tr>
+      <w:tr>
+        <w:tc>
+          <w:tcPr>
+            <w:tcW w:type="dxa" w:w="1500"/>
+            <w:tcMar>
+              <w:top w:w="80" w:type="dxa"/>
+              <w:start w:w="120" w:type="dxa"/>
+              <w:bottom w:w="80" w:type="dxa"/>
+              <w:end w:w="120" w:type="dxa"/>
+            </w:tcMar>
+            <w:vAlign w:val="center"/>
+          </w:tcPr>
+          <w:p>
+            <w:pPr>
+              <w:spacing w:before="0" w:after="0" w:line="252" w:lineRule="auto"/>
+            </w:pPr>
+            <w:r/>
+            <w:r>
+              <w:rPr>
+                <w:rFonts w:ascii="Calibri" w:hAnsi="Calibri"/>
+                <w:b w:val="0"/>
+                <w:color w:val="1E1E1E"/>
+                <w:sz w:val="14"/>
+              </w:rPr>
+              <w:t>Счет покупателю</w:t>
+            </w:r>
+          </w:p>
+        </w:tc>
+        <w:tc>
+          <w:tcPr>
+            <w:tcW w:type="dxa" w:w="2520"/>
+            <w:tcMar>
+              <w:top w:w="80" w:type="dxa"/>
+              <w:start w:w="120" w:type="dxa"/>
+              <w:bottom w:w="80" w:type="dxa"/>
+              <w:end w:w="120" w:type="dxa"/>
+            </w:tcMar>
+            <w:vAlign w:val="center"/>
+          </w:tcPr>
+          <w:p>
+            <w:pPr>
+              <w:spacing w:before="0" w:after="0" w:line="252" w:lineRule="auto"/>
+            </w:pPr>
+            <w:r/>
+            <w:r>
+              <w:rPr>
+                <w:rFonts w:ascii="Calibri" w:hAnsi="Calibri"/>
+                <w:b w:val="0"/>
+                <w:color w:val="1E1E1E"/>
+                <w:sz w:val="14"/>
+              </w:rPr>
+              <w:t>`veda_schets` покупателя</w:t>
+            </w:r>
+          </w:p>
+        </w:tc>
+        <w:tc>
+          <w:tcPr>
+            <w:tcW w:type="dxa" w:w="2300"/>
+            <w:tcMar>
+              <w:top w:w="80" w:type="dxa"/>
+              <w:start w:w="120" w:type="dxa"/>
+              <w:bottom w:w="80" w:type="dxa"/>
+              <w:end w:w="120" w:type="dxa"/>
+            </w:tcMar>
+            <w:vAlign w:val="center"/>
+          </w:tcPr>
+          <w:p>
+            <w:pPr>
+              <w:spacing w:before="0" w:after="0" w:line="252" w:lineRule="auto"/>
+            </w:pPr>
+            <w:r/>
+            <w:r>
+              <w:rPr>
+                <w:rFonts w:ascii="Calibri" w:hAnsi="Calibri"/>
+                <w:b w:val="0"/>
+                <w:color w:val="1E1E1E"/>
+                <w:sz w:val="14"/>
+              </w:rPr>
+              <w:t>1С счет покупателю</w:t>
+            </w:r>
+          </w:p>
+        </w:tc>
+        <w:tc>
+          <w:tcPr>
+            <w:tcW w:type="dxa" w:w="3040"/>
+            <w:tcMar>
+              <w:top w:w="80" w:type="dxa"/>
+              <w:start w:w="120" w:type="dxa"/>
+              <w:bottom w:w="80" w:type="dxa"/>
+              <w:end w:w="120" w:type="dxa"/>
+            </w:tcMar>
+            <w:vAlign w:val="center"/>
+          </w:tcPr>
+          <w:p>
+            <w:pPr>
+              <w:spacing w:before="0" w:after="0" w:line="252" w:lineRule="auto"/>
+            </w:pPr>
+            <w:r/>
+            <w:r>
+              <w:rPr>
+                <w:rFonts w:ascii="Calibri" w:hAnsi="Calibri"/>
+                <w:b w:val="0"/>
+                <w:color w:val="1E1E1E"/>
+                <w:sz w:val="14"/>
+              </w:rPr>
+              <w:t>`MISSING_1C`, `MISSING_ERP`, `AMOUNT_MISMATCH`, `DATE_MISMATCH`</w:t>
+            </w:r>
+          </w:p>
+        </w:tc>
+      </w:tr>
+      <w:tr>
+        <w:tc>
+          <w:tcPr>
+            <w:tcW w:type="dxa" w:w="1500"/>
+            <w:tcMar>
+              <w:top w:w="80" w:type="dxa"/>
+              <w:start w:w="120" w:type="dxa"/>
+              <w:bottom w:w="80" w:type="dxa"/>
+              <w:end w:w="120" w:type="dxa"/>
+            </w:tcMar>
+            <w:vAlign w:val="center"/>
+          </w:tcPr>
+          <w:p>
+            <w:pPr>
+              <w:spacing w:before="0" w:after="0" w:line="252" w:lineRule="auto"/>
+            </w:pPr>
+            <w:r/>
+            <w:r>
+              <w:rPr>
+                <w:rFonts w:ascii="Calibri" w:hAnsi="Calibri"/>
+                <w:b w:val="0"/>
+                <w:color w:val="1E1E1E"/>
+                <w:sz w:val="14"/>
+              </w:rPr>
+              <w:t>Оплата</w:t>
+            </w:r>
+          </w:p>
+        </w:tc>
+        <w:tc>
+          <w:tcPr>
+            <w:tcW w:type="dxa" w:w="2520"/>
+            <w:tcMar>
+              <w:top w:w="80" w:type="dxa"/>
+              <w:start w:w="120" w:type="dxa"/>
+              <w:bottom w:w="80" w:type="dxa"/>
+              <w:end w:w="120" w:type="dxa"/>
+            </w:tcMar>
+            <w:vAlign w:val="center"/>
+          </w:tcPr>
+          <w:p>
+            <w:pPr>
+              <w:spacing w:before="0" w:after="0" w:line="252" w:lineRule="auto"/>
+            </w:pPr>
+            <w:r/>
+            <w:r>
+              <w:rPr>
+                <w:rFonts w:ascii="Calibri" w:hAnsi="Calibri"/>
+                <w:b w:val="0"/>
+                <w:color w:val="1E1E1E"/>
+                <w:sz w:val="14"/>
+              </w:rPr>
+              <w:t>`veda_acchist_docs.f_clssum` + банковский документ</w:t>
+            </w:r>
+          </w:p>
+        </w:tc>
+        <w:tc>
+          <w:tcPr>
+            <w:tcW w:type="dxa" w:w="2300"/>
+            <w:tcMar>
+              <w:top w:w="80" w:type="dxa"/>
+              <w:start w:w="120" w:type="dxa"/>
+              <w:bottom w:w="80" w:type="dxa"/>
+              <w:end w:w="120" w:type="dxa"/>
+            </w:tcMar>
+            <w:vAlign w:val="center"/>
+          </w:tcPr>
+          <w:p>
+            <w:pPr>
+              <w:spacing w:before="0" w:after="0" w:line="252" w:lineRule="auto"/>
+            </w:pPr>
+            <w:r/>
+            <w:r>
+              <w:rPr>
+                <w:rFonts w:ascii="Calibri" w:hAnsi="Calibri"/>
+                <w:b w:val="0"/>
+                <w:color w:val="1E1E1E"/>
+                <w:sz w:val="14"/>
+              </w:rPr>
+              <w:t>1С поступление/списание и расшифровка</w:t>
+            </w:r>
+          </w:p>
+        </w:tc>
+        <w:tc>
+          <w:tcPr>
+            <w:tcW w:type="dxa" w:w="3040"/>
+            <w:tcMar>
+              <w:top w:w="80" w:type="dxa"/>
+              <w:start w:w="120" w:type="dxa"/>
+              <w:bottom w:w="80" w:type="dxa"/>
+              <w:end w:w="120" w:type="dxa"/>
+            </w:tcMar>
+            <w:vAlign w:val="center"/>
+          </w:tcPr>
+          <w:p>
+            <w:pPr>
+              <w:spacing w:before="0" w:after="0" w:line="252" w:lineRule="auto"/>
+            </w:pPr>
+            <w:r/>
+            <w:r>
+              <w:rPr>
+                <w:rFonts w:ascii="Calibri" w:hAnsi="Calibri"/>
+                <w:b w:val="0"/>
+                <w:color w:val="1E1E1E"/>
+                <w:sz w:val="14"/>
+              </w:rPr>
+              <w:t>`PAYMENT_MISSING`, `PAYMENT_AMOUNT_MISMATCH`</w:t>
+            </w:r>
+          </w:p>
+        </w:tc>
+      </w:tr>
+      <w:tr>
+        <w:tc>
+          <w:tcPr>
+            <w:tcW w:type="dxa" w:w="1500"/>
+            <w:tcMar>
+              <w:top w:w="80" w:type="dxa"/>
+              <w:start w:w="120" w:type="dxa"/>
+              <w:bottom w:w="80" w:type="dxa"/>
+              <w:end w:w="120" w:type="dxa"/>
+            </w:tcMar>
+            <w:vAlign w:val="center"/>
+          </w:tcPr>
+          <w:p>
+            <w:pPr>
+              <w:spacing w:before="0" w:after="0" w:line="252" w:lineRule="auto"/>
+            </w:pPr>
+            <w:r/>
+            <w:r>
+              <w:rPr>
+                <w:rFonts w:ascii="Calibri" w:hAnsi="Calibri"/>
+                <w:b w:val="0"/>
+                <w:color w:val="1E1E1E"/>
+                <w:sz w:val="14"/>
+              </w:rPr>
+              <w:t>Акт/УПД/СФ</w:t>
+            </w:r>
+          </w:p>
+        </w:tc>
+        <w:tc>
+          <w:tcPr>
+            <w:tcW w:type="dxa" w:w="2520"/>
+            <w:tcMar>
+              <w:top w:w="80" w:type="dxa"/>
+              <w:start w:w="120" w:type="dxa"/>
+              <w:bottom w:w="80" w:type="dxa"/>
+              <w:end w:w="120" w:type="dxa"/>
+            </w:tcMar>
+            <w:vAlign w:val="center"/>
+          </w:tcPr>
+          <w:p>
+            <w:pPr>
+              <w:spacing w:before="0" w:after="0" w:line="252" w:lineRule="auto"/>
+            </w:pPr>
+            <w:r/>
+            <w:r>
+              <w:rPr>
+                <w:rFonts w:ascii="Calibri" w:hAnsi="Calibri"/>
+                <w:b w:val="0"/>
+                <w:color w:val="1E1E1E"/>
+                <w:sz w:val="14"/>
+              </w:rPr>
+              <w:t>`veda_akts` и детали</w:t>
+            </w:r>
+          </w:p>
+        </w:tc>
+        <w:tc>
+          <w:tcPr>
+            <w:tcW w:type="dxa" w:w="2300"/>
+            <w:tcMar>
+              <w:top w:w="80" w:type="dxa"/>
+              <w:start w:w="120" w:type="dxa"/>
+              <w:bottom w:w="80" w:type="dxa"/>
+              <w:end w:w="120" w:type="dxa"/>
+            </w:tcMar>
+            <w:vAlign w:val="center"/>
+          </w:tcPr>
+          <w:p>
+            <w:pPr>
+              <w:spacing w:before="0" w:after="0" w:line="252" w:lineRule="auto"/>
+            </w:pPr>
+            <w:r/>
+            <w:r>
+              <w:rPr>
+                <w:rFonts w:ascii="Calibri" w:hAnsi="Calibri"/>
+                <w:b w:val="0"/>
+                <w:color w:val="1E1E1E"/>
+                <w:sz w:val="14"/>
+              </w:rPr>
+              <w:t>1С реализация/поступление/ЭДО</w:t>
+            </w:r>
+          </w:p>
+        </w:tc>
+        <w:tc>
+          <w:tcPr>
+            <w:tcW w:type="dxa" w:w="3040"/>
+            <w:tcMar>
+              <w:top w:w="80" w:type="dxa"/>
+              <w:start w:w="120" w:type="dxa"/>
+              <w:bottom w:w="80" w:type="dxa"/>
+              <w:end w:w="120" w:type="dxa"/>
+            </w:tcMar>
+            <w:vAlign w:val="center"/>
+          </w:tcPr>
+          <w:p>
+            <w:pPr>
+              <w:spacing w:before="0" w:after="0" w:line="252" w:lineRule="auto"/>
+            </w:pPr>
+            <w:r/>
+            <w:r>
+              <w:rPr>
+                <w:rFonts w:ascii="Calibri" w:hAnsi="Calibri"/>
+                <w:b w:val="0"/>
+                <w:color w:val="1E1E1E"/>
+                <w:sz w:val="14"/>
+              </w:rPr>
+              <w:t>`NO_SF_UPD`, `VAT_MISMATCH`, `AMOUNT_MISMATCH`</w:t>
+            </w:r>
+          </w:p>
+        </w:tc>
+      </w:tr>
+      <w:tr>
+        <w:tc>
+          <w:tcPr>
+            <w:tcW w:type="dxa" w:w="1500"/>
+            <w:tcMar>
+              <w:top w:w="80" w:type="dxa"/>
+              <w:start w:w="120" w:type="dxa"/>
+              <w:bottom w:w="80" w:type="dxa"/>
+              <w:end w:w="120" w:type="dxa"/>
+            </w:tcMar>
+            <w:vAlign w:val="center"/>
+          </w:tcPr>
+          <w:p>
+            <w:pPr>
+              <w:spacing w:before="0" w:after="0" w:line="252" w:lineRule="auto"/>
+            </w:pPr>
+            <w:r/>
+            <w:r>
+              <w:rPr>
+                <w:rFonts w:ascii="Calibri" w:hAnsi="Calibri"/>
+                <w:b w:val="0"/>
+                <w:color w:val="1E1E1E"/>
+                <w:sz w:val="14"/>
+              </w:rPr>
+              <w:t>Договор/поставка</w:t>
+            </w:r>
+          </w:p>
+        </w:tc>
+        <w:tc>
+          <w:tcPr>
+            <w:tcW w:type="dxa" w:w="2520"/>
+            <w:tcMar>
+              <w:top w:w="80" w:type="dxa"/>
+              <w:start w:w="120" w:type="dxa"/>
+              <w:bottom w:w="80" w:type="dxa"/>
+              <w:end w:w="120" w:type="dxa"/>
+            </w:tcMar>
+            <w:vAlign w:val="center"/>
+          </w:tcPr>
+          <w:p>
+            <w:pPr>
+              <w:spacing w:before="0" w:after="0" w:line="252" w:lineRule="auto"/>
+            </w:pPr>
+            <w:r/>
+            <w:r>
+              <w:rPr>
+                <w:rFonts w:ascii="Calibri" w:hAnsi="Calibri"/>
+                <w:b w:val="0"/>
+                <w:color w:val="1E1E1E"/>
+                <w:sz w:val="14"/>
+              </w:rPr>
+              <w:t>`veda_dogs`, `veda_specs`, коды 1С</w:t>
+            </w:r>
+          </w:p>
+        </w:tc>
+        <w:tc>
+          <w:tcPr>
+            <w:tcW w:type="dxa" w:w="2300"/>
+            <w:tcMar>
+              <w:top w:w="80" w:type="dxa"/>
+              <w:start w:w="120" w:type="dxa"/>
+              <w:bottom w:w="80" w:type="dxa"/>
+              <w:end w:w="120" w:type="dxa"/>
+            </w:tcMar>
+            <w:vAlign w:val="center"/>
+          </w:tcPr>
+          <w:p>
+            <w:pPr>
+              <w:spacing w:before="0" w:after="0" w:line="252" w:lineRule="auto"/>
+            </w:pPr>
+            <w:r/>
+            <w:r>
+              <w:rPr>
+                <w:rFonts w:ascii="Calibri" w:hAnsi="Calibri"/>
+                <w:b w:val="0"/>
+                <w:color w:val="1E1E1E"/>
+                <w:sz w:val="14"/>
+              </w:rPr>
+              <w:t>1С договоры контрагентов</w:t>
+            </w:r>
+          </w:p>
+        </w:tc>
+        <w:tc>
+          <w:tcPr>
+            <w:tcW w:type="dxa" w:w="3040"/>
+            <w:tcMar>
+              <w:top w:w="80" w:type="dxa"/>
+              <w:start w:w="120" w:type="dxa"/>
+              <w:bottom w:w="80" w:type="dxa"/>
+              <w:end w:w="120" w:type="dxa"/>
+            </w:tcMar>
+            <w:vAlign w:val="center"/>
+          </w:tcPr>
+          <w:p>
+            <w:pPr>
+              <w:spacing w:before="0" w:after="0" w:line="252" w:lineRule="auto"/>
+            </w:pPr>
+            <w:r/>
+            <w:r>
+              <w:rPr>
+                <w:rFonts w:ascii="Calibri" w:hAnsi="Calibri"/>
+                <w:b w:val="0"/>
+                <w:color w:val="1E1E1E"/>
+                <w:sz w:val="14"/>
+              </w:rPr>
+              <w:t>`CONTRACT_MISMATCH`, `SPEC_KEY_MISSING`</w:t>
+            </w:r>
+          </w:p>
+        </w:tc>
+      </w:tr>
+    </w:tbl>
+    <w:p>
+      <w:pPr>
+        <w:spacing w:after="40"/>
+      </w:pPr>
+    </w:p>
+    <w:tbl>
+      <w:tblGrid>
+        <w:gridCol w:w="9360"/>
+      </w:tblGrid>
+      <w:tblPr>
+        <w:tblStyle w:val="TableGrid"/>
+        <w:tblW w:type="dxa" w:w="9360"/>
+        <w:tblLayout w:type="fixed"/>
+        <w:tblLook w:firstColumn="1" w:firstRow="1" w:lastColumn="0" w:lastRow="0" w:noHBand="0" w:noVBand="1" w:val="04A0"/>
+        <w:tblInd w:w="120" w:type="dxa"/>
+      </w:tblPr>
+      <w:tr>
+        <w:tc>
+          <w:tcPr>
+            <w:tcW w:type="dxa" w:w="9360"/>
+            <w:tcMar>
+              <w:top w:w="80" w:type="dxa"/>
+              <w:start w:w="120" w:type="dxa"/>
+              <w:bottom w:w="80" w:type="dxa"/>
+              <w:end w:w="120" w:type="dxa"/>
+            </w:tcMar>
+            <w:vAlign w:val="center"/>
+            <w:shd w:fill="F4F6F9"/>
+          </w:tcPr>
+          <w:p>
+            <w:pPr>
+              <w:spacing w:after="60"/>
+            </w:pPr>
+            <w:r/>
+            <w:r>
+              <w:rPr>
+                <w:rFonts w:ascii="Calibri" w:hAnsi="Calibri"/>
+                <w:b/>
+                <w:color w:val="1F4D78"/>
+                <w:sz w:val="20"/>
+              </w:rPr>
+              <w:t>Ключевое отличие от матрицы сальдо</w:t>
+            </w:r>
+          </w:p>
+          <w:p>
+            <w:pPr>
+              <w:spacing w:after="0" w:line="288" w:lineRule="auto"/>
+            </w:pPr>
+            <w:r>
+              <w:rPr>
+                <w:rFonts w:ascii="Calibri" w:hAnsi="Calibri"/>
+                <w:color w:val="1E1E1E"/>
+                <w:sz w:val="19"/>
+              </w:rPr>
+              <w:t>Матрица сальдо отвечает на вопрос `сколько клиент должен/переплатил по выбранным поставкам`. Страница сверки ERP ↔ 1С отвечает на вопрос `совпадают ли две учетные системы`. Это разные интерфейсы, разные статусы и разные критерии приемки.</w:t>
+            </w:r>
+          </w:p>
+        </w:tc>
+      </w:tr>
+    </w:tbl>
+    <w:p>
+      <w:pPr>
+        <w:spacing w:after="40"/>
+      </w:pPr>
+    </w:p>
+    <w:p>
+      <w:pPr>
+        <w:pStyle w:val="Heading2"/>
+        <w:keepNext/>
+      </w:pPr>
+      <w:r/>
+      <w:r>
+        <w:rPr>
+          <w:rFonts w:ascii="Calibri" w:hAnsi="Calibri"/>
+          <w:b/>
+          <w:color w:val="2E74B5"/>
+          <w:sz w:val="26"/>
+        </w:rPr>
+        <w:t>3.2 Фоновый runner для тяжелых сверок</w:t>
+      </w:r>
+    </w:p>
+    <w:p>
+      <w:pPr>
+        <w:spacing w:before="0" w:after="120" w:line="300" w:lineRule="auto"/>
+      </w:pPr>
+      <w:r>
+        <w:rPr>
+          <w:rFonts w:ascii="Calibri" w:hAnsi="Calibri"/>
+          <w:color w:val="1E1E1E"/>
+          <w:sz w:val="21"/>
+        </w:rPr>
+        <w:t>Историческая сверка по всем клиентам и всем договорам не должна выполняться как обычный HTTP-запрос экрана. Для этого нужен runner, который запускается по расписанию или вручную и сохраняет результат.</w:t>
+      </w:r>
+    </w:p>
+    <w:tbl>
+      <w:tblGrid>
+        <w:gridCol w:w="2300"/>
+        <w:gridCol w:w="7060"/>
+      </w:tblGrid>
+      <w:tblPr>
+        <w:tblStyle w:val="TableGrid"/>
+        <w:tblW w:type="dxa" w:w="9360"/>
+        <w:tblLayout w:type="fixed"/>
+        <w:tblLook w:firstColumn="1" w:firstRow="1" w:lastColumn="0" w:lastRow="0" w:noHBand="0" w:noVBand="1" w:val="04A0"/>
+        <w:tblInd w:w="120" w:type="dxa"/>
+      </w:tblPr>
+      <w:tr>
+        <w:tc>
+          <w:tcPr>
+            <w:tcW w:type="dxa" w:w="2300"/>
+            <w:tcMar>
+              <w:top w:w="80" w:type="dxa"/>
+              <w:start w:w="120" w:type="dxa"/>
+              <w:bottom w:w="80" w:type="dxa"/>
+              <w:end w:w="120" w:type="dxa"/>
+            </w:tcMar>
+            <w:vAlign w:val="center"/>
+            <w:shd w:fill="E8EEF5"/>
+          </w:tcPr>
+          <w:p>
+            <w:pPr>
+              <w:spacing w:before="0" w:after="0" w:line="252" w:lineRule="auto"/>
+              <w:jc w:val="center"/>
+            </w:pPr>
+            <w:r/>
+            <w:r>
+              <w:rPr>
+                <w:rFonts w:ascii="Calibri" w:hAnsi="Calibri"/>
+                <w:b/>
+                <w:color w:val="1F4D78"/>
+                <w:sz w:val="15"/>
+              </w:rPr>
+              <w:t>Требование</w:t>
+            </w:r>
+          </w:p>
+        </w:tc>
+        <w:tc>
+          <w:tcPr>
+            <w:tcW w:type="dxa" w:w="7060"/>
+            <w:tcMar>
+              <w:top w:w="80" w:type="dxa"/>
+              <w:start w:w="120" w:type="dxa"/>
+              <w:bottom w:w="80" w:type="dxa"/>
+              <w:end w:w="120" w:type="dxa"/>
+            </w:tcMar>
+            <w:vAlign w:val="center"/>
+            <w:shd w:fill="E8EEF5"/>
+          </w:tcPr>
+          <w:p>
+            <w:pPr>
+              <w:spacing w:before="0" w:after="0" w:line="252" w:lineRule="auto"/>
+              <w:jc w:val="center"/>
+            </w:pPr>
+            <w:r/>
+            <w:r>
+              <w:rPr>
+                <w:rFonts w:ascii="Calibri" w:hAnsi="Calibri"/>
+                <w:b/>
+                <w:color w:val="1F4D78"/>
+                <w:sz w:val="15"/>
+              </w:rPr>
+              <w:t>Описание</w:t>
+            </w:r>
+          </w:p>
+        </w:tc>
+      </w:tr>
+      <w:tr>
+        <w:tc>
+          <w:tcPr>
+            <w:tcW w:type="dxa" w:w="2300"/>
+            <w:tcMar>
+              <w:top w:w="80" w:type="dxa"/>
+              <w:start w:w="120" w:type="dxa"/>
+              <w:bottom w:w="80" w:type="dxa"/>
+              <w:end w:w="120" w:type="dxa"/>
+            </w:tcMar>
+            <w:vAlign w:val="center"/>
+          </w:tcPr>
+          <w:p>
+            <w:pPr>
+              <w:spacing w:before="0" w:after="0" w:line="252" w:lineRule="auto"/>
+            </w:pPr>
+            <w:r/>
+            <w:r>
+              <w:rPr>
+                <w:rFonts w:ascii="Calibri" w:hAnsi="Calibri"/>
+                <w:b w:val="0"/>
+                <w:color w:val="1E1E1E"/>
+                <w:sz w:val="15"/>
+              </w:rPr>
+              <w:t>Режимы запуска</w:t>
+            </w:r>
+          </w:p>
+        </w:tc>
+        <w:tc>
+          <w:tcPr>
+            <w:tcW w:type="dxa" w:w="7060"/>
+            <w:tcMar>
+              <w:top w:w="80" w:type="dxa"/>
+              <w:start w:w="120" w:type="dxa"/>
+              <w:bottom w:w="80" w:type="dxa"/>
+              <w:end w:w="120" w:type="dxa"/>
+            </w:tcMar>
+            <w:vAlign w:val="center"/>
+          </w:tcPr>
+          <w:p>
+            <w:pPr>
+              <w:spacing w:before="0" w:after="0" w:line="252" w:lineRule="auto"/>
+            </w:pPr>
+            <w:r/>
+            <w:r>
+              <w:rPr>
+                <w:rFonts w:ascii="Calibri" w:hAnsi="Calibri"/>
+                <w:b w:val="0"/>
+                <w:color w:val="1E1E1E"/>
+                <w:sz w:val="15"/>
+              </w:rPr>
+              <w:t>ручной запуск по клиенту/договору/периоду; ночной запуск по всем активным клиентам; повторный запуск только проблемных договоров</w:t>
+            </w:r>
+          </w:p>
+        </w:tc>
+      </w:tr>
+      <w:tr>
+        <w:tc>
+          <w:tcPr>
+            <w:tcW w:type="dxa" w:w="2300"/>
+            <w:tcMar>
+              <w:top w:w="80" w:type="dxa"/>
+              <w:start w:w="120" w:type="dxa"/>
+              <w:bottom w:w="80" w:type="dxa"/>
+              <w:end w:w="120" w:type="dxa"/>
+            </w:tcMar>
+            <w:vAlign w:val="center"/>
+          </w:tcPr>
+          <w:p>
+            <w:pPr>
+              <w:spacing w:before="0" w:after="0" w:line="252" w:lineRule="auto"/>
+            </w:pPr>
+            <w:r/>
+            <w:r>
+              <w:rPr>
+                <w:rFonts w:ascii="Calibri" w:hAnsi="Calibri"/>
+                <w:b w:val="0"/>
+                <w:color w:val="1E1E1E"/>
+                <w:sz w:val="15"/>
+              </w:rPr>
+              <w:t>Сохранение снапшота</w:t>
+            </w:r>
+          </w:p>
+        </w:tc>
+        <w:tc>
+          <w:tcPr>
+            <w:tcW w:type="dxa" w:w="7060"/>
+            <w:tcMar>
+              <w:top w:w="80" w:type="dxa"/>
+              <w:start w:w="120" w:type="dxa"/>
+              <w:bottom w:w="80" w:type="dxa"/>
+              <w:end w:w="120" w:type="dxa"/>
+            </w:tcMar>
+            <w:vAlign w:val="center"/>
+          </w:tcPr>
+          <w:p>
+            <w:pPr>
+              <w:spacing w:before="0" w:after="0" w:line="252" w:lineRule="auto"/>
+            </w:pPr>
+            <w:r/>
+            <w:r>
+              <w:rPr>
+                <w:rFonts w:ascii="Calibri" w:hAnsi="Calibri"/>
+                <w:b w:val="0"/>
+                <w:color w:val="1E1E1E"/>
+                <w:sz w:val="15"/>
+              </w:rPr>
+              <w:t>сохранять параметры запуска, ERP-срез, 1С-срез, итоговые суммы и строки расхождений; экран открывает сохраненный результат</w:t>
+            </w:r>
+          </w:p>
+        </w:tc>
+      </w:tr>
+      <w:tr>
+        <w:tc>
+          <w:tcPr>
+            <w:tcW w:type="dxa" w:w="2300"/>
+            <w:tcMar>
+              <w:top w:w="80" w:type="dxa"/>
+              <w:start w:w="120" w:type="dxa"/>
+              <w:bottom w:w="80" w:type="dxa"/>
+              <w:end w:w="120" w:type="dxa"/>
+            </w:tcMar>
+            <w:vAlign w:val="center"/>
+          </w:tcPr>
+          <w:p>
+            <w:pPr>
+              <w:spacing w:before="0" w:after="0" w:line="252" w:lineRule="auto"/>
+            </w:pPr>
+            <w:r/>
+            <w:r>
+              <w:rPr>
+                <w:rFonts w:ascii="Calibri" w:hAnsi="Calibri"/>
+                <w:b w:val="0"/>
+                <w:color w:val="1E1E1E"/>
+                <w:sz w:val="15"/>
+              </w:rPr>
+              <w:t>Ограничение нагрузки</w:t>
+            </w:r>
+          </w:p>
+        </w:tc>
+        <w:tc>
+          <w:tcPr>
+            <w:tcW w:type="dxa" w:w="7060"/>
+            <w:tcMar>
+              <w:top w:w="80" w:type="dxa"/>
+              <w:start w:w="120" w:type="dxa"/>
+              <w:bottom w:w="80" w:type="dxa"/>
+              <w:end w:w="120" w:type="dxa"/>
+            </w:tcMar>
+            <w:vAlign w:val="center"/>
+          </w:tcPr>
+          <w:p>
+            <w:pPr>
+              <w:spacing w:before="0" w:after="0" w:line="252" w:lineRule="auto"/>
+            </w:pPr>
+            <w:r/>
+            <w:r>
+              <w:rPr>
+                <w:rFonts w:ascii="Calibri" w:hAnsi="Calibri"/>
+                <w:b w:val="0"/>
+                <w:color w:val="1E1E1E"/>
+                <w:sz w:val="15"/>
+              </w:rPr>
+              <w:t>batch по клиентам/договорам, лимит параллельности, таймаут SOAP, повтор при временной ошибке 1С</w:t>
+            </w:r>
+          </w:p>
+        </w:tc>
+      </w:tr>
+      <w:tr>
+        <w:tc>
+          <w:tcPr>
+            <w:tcW w:type="dxa" w:w="2300"/>
+            <w:tcMar>
+              <w:top w:w="80" w:type="dxa"/>
+              <w:start w:w="120" w:type="dxa"/>
+              <w:bottom w:w="80" w:type="dxa"/>
+              <w:end w:w="120" w:type="dxa"/>
+            </w:tcMar>
+            <w:vAlign w:val="center"/>
+          </w:tcPr>
+          <w:p>
+            <w:pPr>
+              <w:spacing w:before="0" w:after="0" w:line="252" w:lineRule="auto"/>
+            </w:pPr>
+            <w:r/>
+            <w:r>
+              <w:rPr>
+                <w:rFonts w:ascii="Calibri" w:hAnsi="Calibri"/>
+                <w:b w:val="0"/>
+                <w:color w:val="1E1E1E"/>
+                <w:sz w:val="15"/>
+              </w:rPr>
+              <w:t>Актуальность</w:t>
+            </w:r>
+          </w:p>
+        </w:tc>
+        <w:tc>
+          <w:tcPr>
+            <w:tcW w:type="dxa" w:w="7060"/>
+            <w:tcMar>
+              <w:top w:w="80" w:type="dxa"/>
+              <w:start w:w="120" w:type="dxa"/>
+              <w:bottom w:w="80" w:type="dxa"/>
+              <w:end w:w="120" w:type="dxa"/>
+            </w:tcMar>
+            <w:vAlign w:val="center"/>
+          </w:tcPr>
+          <w:p>
+            <w:pPr>
+              <w:spacing w:before="0" w:after="0" w:line="252" w:lineRule="auto"/>
+            </w:pPr>
+            <w:r/>
+            <w:r>
+              <w:rPr>
+                <w:rFonts w:ascii="Calibri" w:hAnsi="Calibri"/>
+                <w:b w:val="0"/>
+                <w:color w:val="1E1E1E"/>
+                <w:sz w:val="15"/>
+              </w:rPr>
+              <w:t>у каждого результата показывать дату расчета и источник: live ERP, live 1С, cached 1С, ошибка источника</w:t>
+            </w:r>
+          </w:p>
+        </w:tc>
+      </w:tr>
+      <w:tr>
+        <w:tc>
+          <w:tcPr>
+            <w:tcW w:type="dxa" w:w="2300"/>
+            <w:tcMar>
+              <w:top w:w="80" w:type="dxa"/>
+              <w:start w:w="120" w:type="dxa"/>
+              <w:bottom w:w="80" w:type="dxa"/>
+              <w:end w:w="120" w:type="dxa"/>
+            </w:tcMar>
+            <w:vAlign w:val="center"/>
+          </w:tcPr>
+          <w:p>
+            <w:pPr>
+              <w:spacing w:before="0" w:after="0" w:line="252" w:lineRule="auto"/>
+            </w:pPr>
+            <w:r/>
+            <w:r>
+              <w:rPr>
+                <w:rFonts w:ascii="Calibri" w:hAnsi="Calibri"/>
+                <w:b w:val="0"/>
+                <w:color w:val="1E1E1E"/>
+                <w:sz w:val="15"/>
+              </w:rPr>
+              <w:t>Повторяемость</w:t>
+            </w:r>
+          </w:p>
+        </w:tc>
+        <w:tc>
+          <w:tcPr>
+            <w:tcW w:type="dxa" w:w="7060"/>
+            <w:tcMar>
+              <w:top w:w="80" w:type="dxa"/>
+              <w:start w:w="120" w:type="dxa"/>
+              <w:bottom w:w="80" w:type="dxa"/>
+              <w:end w:w="120" w:type="dxa"/>
+            </w:tcMar>
+            <w:vAlign w:val="center"/>
+          </w:tcPr>
+          <w:p>
+            <w:pPr>
+              <w:spacing w:before="0" w:after="0" w:line="252" w:lineRule="auto"/>
+            </w:pPr>
+            <w:r/>
+            <w:r>
+              <w:rPr>
+                <w:rFonts w:ascii="Calibri" w:hAnsi="Calibri"/>
+                <w:b w:val="0"/>
+                <w:color w:val="1E1E1E"/>
+                <w:sz w:val="15"/>
+              </w:rPr>
+              <w:t>один и тот же `run_id` должен хранить использованные входные данные, чтобы итог можно было объяснить позже</w:t>
+            </w:r>
+          </w:p>
+        </w:tc>
+      </w:tr>
+      <w:tr>
+        <w:tc>
+          <w:tcPr>
+            <w:tcW w:type="dxa" w:w="2300"/>
+            <w:tcMar>
+              <w:top w:w="80" w:type="dxa"/>
+              <w:start w:w="120" w:type="dxa"/>
+              <w:bottom w:w="80" w:type="dxa"/>
+              <w:end w:w="120" w:type="dxa"/>
+            </w:tcMar>
+            <w:vAlign w:val="center"/>
+          </w:tcPr>
+          <w:p>
+            <w:pPr>
+              <w:spacing w:before="0" w:after="0" w:line="252" w:lineRule="auto"/>
+            </w:pPr>
+            <w:r/>
+            <w:r>
+              <w:rPr>
+                <w:rFonts w:ascii="Calibri" w:hAnsi="Calibri"/>
+                <w:b w:val="0"/>
+                <w:color w:val="1E1E1E"/>
+                <w:sz w:val="15"/>
+              </w:rPr>
+              <w:t>Экспорт</w:t>
+            </w:r>
+          </w:p>
+        </w:tc>
+        <w:tc>
+          <w:tcPr>
+            <w:tcW w:type="dxa" w:w="7060"/>
+            <w:tcMar>
+              <w:top w:w="80" w:type="dxa"/>
+              <w:start w:w="120" w:type="dxa"/>
+              <w:bottom w:w="80" w:type="dxa"/>
+              <w:end w:w="120" w:type="dxa"/>
+            </w:tcMar>
+            <w:vAlign w:val="center"/>
+          </w:tcPr>
+          <w:p>
+            <w:pPr>
+              <w:spacing w:before="0" w:after="0" w:line="252" w:lineRule="auto"/>
+            </w:pPr>
+            <w:r/>
+            <w:r>
+              <w:rPr>
+                <w:rFonts w:ascii="Calibri" w:hAnsi="Calibri"/>
+                <w:b w:val="0"/>
+                <w:color w:val="1E1E1E"/>
+                <w:sz w:val="15"/>
+              </w:rPr>
+              <w:t>XLSX по результату runner формируется из сохраненного результата, а не пересчитывает тяжелые SQL и SOAP заново</w:t>
             </w:r>
           </w:p>
         </w:tc>
@@ -3799,7 +6506,20 @@
           <w:color w:val="2E74B5"/>
           <w:sz w:val="32"/>
         </w:rPr>
-        <w:t>6. Требования к интерфейсу</w:t>
+        <w:t>6. Требования к интерфейсу сальдо по поставкам</w:t>
+      </w:r>
+    </w:p>
+    <w:p>
+      <w:pPr>
+        <w:spacing w:before="0" w:after="120" w:line="300" w:lineRule="auto"/>
+      </w:pPr>
+      <w:r>
+        <w:rPr>
+          <w:rFonts w:ascii="Calibri" w:hAnsi="Calibri"/>
+          <w:color w:val="1E1E1E"/>
+          <w:sz w:val="21"/>
+        </w:rPr>
+        <w:t>Этот экран остается полезным бухгалтерским инструментом, но не является финальным протоколом сверки ERP ↔ 1С. Он показывает ERP-сальдо по выбранным поставкам и готовит XLSX для работы с клиентом.</w:t>
       </w:r>
     </w:p>
     <w:tbl>
@@ -4268,7 +6988,7 @@
           <w:color w:val="5A5A5A"/>
           <w:sz w:val="16"/>
         </w:rPr>
-        <w:t>Рисунок 1. Целевой вид матрицы по свежему кейсу 660/1.</w:t>
+        <w:t>Рисунок 1. Целевой вид экрана `Сальдо по поставкам` по свежему кейсу 660/1.</w:t>
       </w:r>
     </w:p>
     <w:p>
@@ -4323,7 +7043,7 @@
           <w:color w:val="5A5A5A"/>
           <w:sz w:val="16"/>
         </w:rPr>
-        <w:t>Рисунок 2. Режим ошибок: фильтр проблемных строк и карточка причины.</w:t>
+        <w:t>Рисунок 2. Диагностический режим текущей матрицы: это не заменяет отдельную страницу сверки ERP ↔ 1С.</w:t>
       </w:r>
     </w:p>
     <w:p>
@@ -14237,7 +16957,7 @@
                 <w:color w:val="1E1E1E"/>
                 <w:sz w:val="14"/>
               </w:rPr>
-              <w:t>Договор расходится</w:t>
+              <w:t>Сальдо расходится</w:t>
             </w:r>
           </w:p>
         </w:tc>
@@ -14264,7 +16984,7 @@
                 <w:color w:val="1E1E1E"/>
                 <w:sz w:val="14"/>
               </w:rPr>
-              <w:t>сумма или номер найдены, но договор/заявка не совпадает</w:t>
+              <w:t>начальное, обороты или конечное сальдо ERP и 1С отличаются</w:t>
             </w:r>
           </w:p>
         </w:tc>
@@ -14291,7 +17011,7 @@
                 <w:color w:val="1E1E1E"/>
                 <w:sz w:val="14"/>
               </w:rPr>
-              <w:t>dogcode, spec code, владелец, организация</w:t>
+              <w:t>только для отдельной страницы сверки ERP ↔ 1С</w:t>
             </w:r>
           </w:p>
         </w:tc>
@@ -14320,7 +17040,7 @@
                 <w:color w:val="1E1E1E"/>
                 <w:sz w:val="14"/>
               </w:rPr>
-              <w:t>Нет СФ/УПД</w:t>
+              <w:t>Договор расходится</w:t>
             </w:r>
           </w:p>
         </w:tc>
@@ -14347,7 +17067,7 @@
                 <w:color w:val="1E1E1E"/>
                 <w:sz w:val="14"/>
               </w:rPr>
-              <w:t>после успешной загрузки источников нет ожидаемого закрывающего документа</w:t>
+              <w:t>сумма или номер найдены, но договор/заявка не совпадает</w:t>
             </w:r>
           </w:p>
         </w:tc>
@@ -14374,7 +17094,7 @@
                 <w:color w:val="1E1E1E"/>
                 <w:sz w:val="14"/>
               </w:rPr>
-              <w:t>наличие акта/УПД/СФ в ERP и 1С; не путать с возмещаемостью</w:t>
+              <w:t>dogcode, spec code, владелец, организация</w:t>
             </w:r>
           </w:p>
         </w:tc>
@@ -14403,7 +17123,7 @@
                 <w:color w:val="1E1E1E"/>
                 <w:sz w:val="14"/>
               </w:rPr>
-              <w:t>Вопрос по НДС</w:t>
+              <w:t>Нет СФ/УПД</w:t>
             </w:r>
           </w:p>
         </w:tc>
@@ -14430,7 +17150,7 @@
                 <w:color w:val="1E1E1E"/>
                 <w:sz w:val="14"/>
               </w:rPr>
-              <w:t>расход или акт найден, но ставка НДС ERP и ставка НДС 1С различаются</w:t>
+              <w:t>после успешной загрузки источников нет ожидаемого закрывающего документа</w:t>
             </w:r>
           </w:p>
         </w:tc>
@@ -14457,7 +17177,7 @@
                 <w:color w:val="1E1E1E"/>
                 <w:sz w:val="14"/>
               </w:rPr>
-              <w:t>только ставка НДС и сумма НДС; `f_isvozm` не является причиной этого статуса</w:t>
+              <w:t>наличие акта/УПД/СФ в ERP и 1С; не путать с возмещаемостью</w:t>
             </w:r>
           </w:p>
         </w:tc>
@@ -14486,7 +17206,7 @@
                 <w:color w:val="1E1E1E"/>
                 <w:sz w:val="14"/>
               </w:rPr>
-              <w:t>Ожидает ключ 1С</w:t>
+              <w:t>Вопрос по НДС</w:t>
             </w:r>
           </w:p>
         </w:tc>
@@ -14513,7 +17233,7 @@
                 <w:color w:val="1E1E1E"/>
                 <w:sz w:val="14"/>
               </w:rPr>
-              <w:t>ERP-документ есть, но нет кода/даты 1С для надежного матчинга</w:t>
+              <w:t>расход или акт найден, но ставка НДС ERP и ставка НДС 1С различаются</w:t>
             </w:r>
           </w:p>
         </w:tc>
@@ -14540,7 +17260,7 @@
                 <w:color w:val="1E1E1E"/>
                 <w:sz w:val="14"/>
               </w:rPr>
-              <w:t>f_kod1c, f_dt1c, номер, дата</w:t>
+              <w:t>только ставка НДС и сумма НДС; `f_isvozm` не является причиной этого статуса</w:t>
             </w:r>
           </w:p>
         </w:tc>
@@ -14569,7 +17289,7 @@
                 <w:color w:val="1E1E1E"/>
                 <w:sz w:val="14"/>
               </w:rPr>
-              <w:t>Подтверждено строкой 1С</w:t>
+              <w:t>Ожидает ключ 1С</w:t>
             </w:r>
           </w:p>
         </w:tc>
@@ -14596,7 +17316,7 @@
                 <w:color w:val="1E1E1E"/>
                 <w:sz w:val="14"/>
               </w:rPr>
-              <w:t>сумма найдена в строке 1С, но договор-заявка строки недоступен</w:t>
+              <w:t>ERP-документ есть, но нет кода/даты 1С для надежного матчинга</w:t>
             </w:r>
           </w:p>
         </w:tc>
@@ -14623,7 +17343,7 @@
                 <w:color w:val="1E1E1E"/>
                 <w:sz w:val="14"/>
               </w:rPr>
-              <w:t>разрешено как желтый статус, не полный `ОК`</w:t>
+              <w:t>f_kod1c, f_dt1c, номер, дата</w:t>
             </w:r>
           </w:p>
         </w:tc>
@@ -14652,7 +17372,7 @@
                 <w:color w:val="1E1E1E"/>
                 <w:sz w:val="14"/>
               </w:rPr>
-              <w:t>Исключено из сальдо</w:t>
+              <w:t>Подтверждено строкой 1С</w:t>
             </w:r>
           </w:p>
         </w:tc>
@@ -14679,7 +17399,7 @@
                 <w:color w:val="1E1E1E"/>
                 <w:sz w:val="14"/>
               </w:rPr>
-              <w:t>расход подрядчика `f_isvozm=2` через детали операций</w:t>
+              <w:t>сумма найдена в строке 1С, но договор-заявка строки недоступен</w:t>
             </w:r>
           </w:p>
         </w:tc>
@@ -14706,7 +17426,7 @@
                 <w:color w:val="1E1E1E"/>
                 <w:sz w:val="14"/>
               </w:rPr>
-              <w:t>логировать, но не включать в взаиморасчет с клиентом</w:t>
+              <w:t>разрешено как желтый статус, не полный `ОК`</w:t>
             </w:r>
           </w:p>
         </w:tc>
@@ -14735,7 +17455,7 @@
                 <w:color w:val="1E1E1E"/>
                 <w:sz w:val="14"/>
               </w:rPr>
-              <w:t>Смешанные валюты</w:t>
+              <w:t>Исключено из сальдо</w:t>
             </w:r>
           </w:p>
         </w:tc>
@@ -14762,7 +17482,7 @@
                 <w:color w:val="1E1E1E"/>
                 <w:sz w:val="14"/>
               </w:rPr>
-              <w:t>в счетах есть разные валюты без утвержденной конвертации</w:t>
+              <w:t>расход подрядчика `f_isvozm=2` через детали операций</w:t>
             </w:r>
           </w:p>
         </w:tc>
@@ -14789,7 +17509,7 @@
                 <w:color w:val="1E1E1E"/>
                 <w:sz w:val="14"/>
               </w:rPr>
-              <w:t>показывать суммы отдельно по валютам</w:t>
+              <w:t>логировать, но не включать в взаиморасчет с клиентом</w:t>
             </w:r>
           </w:p>
         </w:tc>
@@ -14818,6 +17538,89 @@
                 <w:color w:val="1E1E1E"/>
                 <w:sz w:val="14"/>
               </w:rPr>
+              <w:t>Смешанные валюты</w:t>
+            </w:r>
+          </w:p>
+        </w:tc>
+        <w:tc>
+          <w:tcPr>
+            <w:tcW w:type="dxa" w:w="3730"/>
+            <w:tcMar>
+              <w:top w:w="80" w:type="dxa"/>
+              <w:start w:w="120" w:type="dxa"/>
+              <w:bottom w:w="80" w:type="dxa"/>
+              <w:end w:w="120" w:type="dxa"/>
+            </w:tcMar>
+            <w:vAlign w:val="center"/>
+          </w:tcPr>
+          <w:p>
+            <w:pPr>
+              <w:spacing w:before="0" w:after="0" w:line="252" w:lineRule="auto"/>
+            </w:pPr>
+            <w:r/>
+            <w:r>
+              <w:rPr>
+                <w:rFonts w:ascii="Calibri" w:hAnsi="Calibri"/>
+                <w:b w:val="0"/>
+                <w:color w:val="1E1E1E"/>
+                <w:sz w:val="14"/>
+              </w:rPr>
+              <w:t>в счетах есть разные валюты без утвержденной конвертации</w:t>
+            </w:r>
+          </w:p>
+        </w:tc>
+        <w:tc>
+          <w:tcPr>
+            <w:tcW w:type="dxa" w:w="4130"/>
+            <w:tcMar>
+              <w:top w:w="80" w:type="dxa"/>
+              <w:start w:w="120" w:type="dxa"/>
+              <w:bottom w:w="80" w:type="dxa"/>
+              <w:end w:w="120" w:type="dxa"/>
+            </w:tcMar>
+            <w:vAlign w:val="center"/>
+          </w:tcPr>
+          <w:p>
+            <w:pPr>
+              <w:spacing w:before="0" w:after="0" w:line="252" w:lineRule="auto"/>
+            </w:pPr>
+            <w:r/>
+            <w:r>
+              <w:rPr>
+                <w:rFonts w:ascii="Calibri" w:hAnsi="Calibri"/>
+                <w:b w:val="0"/>
+                <w:color w:val="1E1E1E"/>
+                <w:sz w:val="14"/>
+              </w:rPr>
+              <w:t>показывать суммы отдельно по валютам</w:t>
+            </w:r>
+          </w:p>
+        </w:tc>
+      </w:tr>
+      <w:tr>
+        <w:tc>
+          <w:tcPr>
+            <w:tcW w:type="dxa" w:w="1500"/>
+            <w:tcMar>
+              <w:top w:w="80" w:type="dxa"/>
+              <w:start w:w="120" w:type="dxa"/>
+              <w:bottom w:w="80" w:type="dxa"/>
+              <w:end w:w="120" w:type="dxa"/>
+            </w:tcMar>
+            <w:vAlign w:val="center"/>
+          </w:tcPr>
+          <w:p>
+            <w:pPr>
+              <w:spacing w:before="0" w:after="0" w:line="252" w:lineRule="auto"/>
+            </w:pPr>
+            <w:r/>
+            <w:r>
+              <w:rPr>
+                <w:rFonts w:ascii="Calibri" w:hAnsi="Calibri"/>
+                <w:b w:val="0"/>
+                <w:color w:val="1E1E1E"/>
+                <w:sz w:val="14"/>
+              </w:rPr>
               <w:t>Корректировки</w:t>
             </w:r>
           </w:p>
@@ -14873,6 +17676,66 @@
                 <w:sz w:val="14"/>
               </w:rPr>
               <w:t>основной отчет и корректировки показывать отдельными уровнями</w:t>
+            </w:r>
+          </w:p>
+        </w:tc>
+      </w:tr>
+    </w:tbl>
+    <w:p>
+      <w:pPr>
+        <w:spacing w:after="40"/>
+      </w:pPr>
+    </w:p>
+    <w:tbl>
+      <w:tblGrid>
+        <w:gridCol w:w="9360"/>
+      </w:tblGrid>
+      <w:tblPr>
+        <w:tblStyle w:val="TableGrid"/>
+        <w:tblW w:type="dxa" w:w="9360"/>
+        <w:tblLayout w:type="fixed"/>
+        <w:tblLook w:firstColumn="1" w:firstRow="1" w:lastColumn="0" w:lastRow="0" w:noHBand="0" w:noVBand="1" w:val="04A0"/>
+        <w:tblInd w:w="120" w:type="dxa"/>
+      </w:tblPr>
+      <w:tr>
+        <w:tc>
+          <w:tcPr>
+            <w:tcW w:type="dxa" w:w="9360"/>
+            <w:tcMar>
+              <w:top w:w="80" w:type="dxa"/>
+              <w:start w:w="120" w:type="dxa"/>
+              <w:bottom w:w="80" w:type="dxa"/>
+              <w:end w:w="120" w:type="dxa"/>
+            </w:tcMar>
+            <w:vAlign w:val="center"/>
+            <w:shd w:fill="FFF1EB"/>
+          </w:tcPr>
+          <w:p>
+            <w:pPr>
+              <w:spacing w:after="60"/>
+            </w:pPr>
+            <w:r/>
+            <w:r>
+              <w:rPr>
+                <w:rFonts w:ascii="Calibri" w:hAnsi="Calibri"/>
+                <w:b/>
+                <w:color w:val="1F4D78"/>
+                <w:sz w:val="20"/>
+              </w:rPr>
+              <w:t>Ограничение документного статуса</w:t>
+            </w:r>
+          </w:p>
+          <w:p>
+            <w:pPr>
+              <w:spacing w:after="0" w:line="288" w:lineRule="auto"/>
+            </w:pPr>
+            <w:r>
+              <w:rPr>
+                <w:rFonts w:ascii="Calibri" w:hAnsi="Calibri"/>
+                <w:color w:val="1E1E1E"/>
+                <w:sz w:val="19"/>
+              </w:rPr>
+              <w:t>Статус вида `9/9 ОК` может означать только, что девять сопоставленных документов не дали полевых расхождений. Он не доказывает, что сальдо ERP равно сальдо 1С. Для этого нужен отдельный сальдовый блок сверки.</w:t>
             </w:r>
           </w:p>
         </w:tc>
@@ -14896,7 +17759,7 @@
           <w:color w:val="2E74B5"/>
           <w:sz w:val="32"/>
         </w:rPr>
-        <w:t>12. Excel-выгрузка</w:t>
+        <w:t>12. Excel-выгрузка сальдо по поставкам</w:t>
       </w:r>
     </w:p>
     <w:p>
@@ -14909,7 +17772,7 @@
           <w:color w:val="1E1E1E"/>
           <w:sz w:val="21"/>
         </w:rPr>
-        <w:t>Excel не должен быть простым экспортом экранной матрицы. Требуется бухгалтерская форма: счета и оплаты идут строками, а расходы, СФ/УПД и дельта объединяются по количеству строк счетов внутри поставки.</w:t>
+        <w:t>Excel этого экрана не является протоколом сверки ERP ↔ 1С. Это бухгалтерская форма сальдо по поставкам: счета и оплаты идут строками, а расходы, СФ/УПД и дельта объединяются по количеству строк счетов внутри поставки.</w:t>
       </w:r>
     </w:p>
     <w:tbl>
@@ -19858,6 +22721,66 @@
         <w:spacing w:after="40"/>
       </w:pPr>
     </w:p>
+    <w:tbl>
+      <w:tblGrid>
+        <w:gridCol w:w="9360"/>
+      </w:tblGrid>
+      <w:tblPr>
+        <w:tblStyle w:val="TableGrid"/>
+        <w:tblW w:type="dxa" w:w="9360"/>
+        <w:tblLayout w:type="fixed"/>
+        <w:tblLook w:firstColumn="1" w:firstRow="1" w:lastColumn="0" w:lastRow="0" w:noHBand="0" w:noVBand="1" w:val="04A0"/>
+        <w:tblInd w:w="120" w:type="dxa"/>
+      </w:tblPr>
+      <w:tr>
+        <w:tc>
+          <w:tcPr>
+            <w:tcW w:type="dxa" w:w="9360"/>
+            <w:tcMar>
+              <w:top w:w="80" w:type="dxa"/>
+              <w:start w:w="120" w:type="dxa"/>
+              <w:bottom w:w="80" w:type="dxa"/>
+              <w:end w:w="120" w:type="dxa"/>
+            </w:tcMar>
+            <w:vAlign w:val="center"/>
+            <w:shd w:fill="FFF1EB"/>
+          </w:tcPr>
+          <w:p>
+            <w:pPr>
+              <w:spacing w:after="60"/>
+            </w:pPr>
+            <w:r/>
+            <w:r>
+              <w:rPr>
+                <w:rFonts w:ascii="Calibri" w:hAnsi="Calibri"/>
+                <w:b/>
+                <w:color w:val="1F4D78"/>
+                <w:sz w:val="20"/>
+              </w:rPr>
+              <w:t>Что этот кейс не доказывает</w:t>
+            </w:r>
+          </w:p>
+          <w:p>
+            <w:pPr>
+              <w:spacing w:after="0" w:line="288" w:lineRule="auto"/>
+            </w:pPr>
+            <w:r>
+              <w:rPr>
+                <w:rFonts w:ascii="Calibri" w:hAnsi="Calibri"/>
+                <w:color w:val="1E1E1E"/>
+                <w:sz w:val="19"/>
+              </w:rPr>
+              <w:t>Контрольный кейс 660/1 подтверждает корректность ERP-сальдовки по выбранным поставкам. Он не подтверждает, что сальдо ERP и 1С совпадает по договору за период. Для такого вывода нужен отдельный запуск страницы `Сверка ERP ↔ 1С` с сальдо на начало, оборотами и сальдо на конец.</w:t>
+            </w:r>
+          </w:p>
+        </w:tc>
+      </w:tr>
+    </w:tbl>
+    <w:p>
+      <w:pPr>
+        <w:spacing w:after="40"/>
+      </w:pPr>
+    </w:p>
     <w:p>
       <w:pPr>
         <w:spacing w:before="0" w:after="120" w:line="300" w:lineRule="auto"/>
@@ -19897,7 +22820,7 @@
           <w:rFonts w:ascii="Calibri" w:hAnsi="Calibri"/>
           <w:sz w:val="20"/>
         </w:rPr>
-        <w:t>Экран строит иерархию `veda_contacts -&gt; veda_clients -&gt; veda_dogs -&gt; veda_specs` и не смешивает уровни цифрами.</w:t>
+        <w:t>Текущий экран называется и описывается как `Сальдо по поставкам`, а не как полноценная сверка ERP ↔ 1С.</w:t>
       </w:r>
     </w:p>
     <w:p>
@@ -19910,7 +22833,20 @@
           <w:rFonts w:ascii="Calibri" w:hAnsi="Calibri"/>
           <w:sz w:val="20"/>
         </w:rPr>
-        <w:t>Свежий кейс 660/1 воспроизводит live-итоги MariaDB: поступления/get_paidsum 2 331 111,33; реализация/get_realizsum 2 415 525,73; сальдо -84 414,40.</w:t>
+        <w:t>Экран сальдо строит иерархию `veda_contacts -&gt; veda_clients -&gt; veda_dogs -&gt; veda_specs` и не смешивает уровни цифрами.</w:t>
+      </w:r>
+    </w:p>
+    <w:p>
+      <w:pPr>
+        <w:pStyle w:val="ListBullet"/>
+        <w:spacing w:after="80" w:line="300" w:lineRule="auto"/>
+      </w:pPr>
+      <w:r>
+        <w:rPr>
+          <w:rFonts w:ascii="Calibri" w:hAnsi="Calibri"/>
+          <w:sz w:val="20"/>
+        </w:rPr>
+        <w:t>Свежий кейс 660/1 воспроизводит live-итоги MariaDB: поступления/get_paidsum 2 331 111,33; реализация/get_realizsum 2 415 525,73; сальдо -84 414,40. Это критерий ERP-сальдовки, не критерий совпадения с 1С.</w:t>
       </w:r>
     </w:p>
     <w:p>
@@ -19988,7 +22924,46 @@
           <w:rFonts w:ascii="Calibri" w:hAnsi="Calibri"/>
           <w:sz w:val="20"/>
         </w:rPr>
-        <w:t>Бейдж `1С: X/Y совпало` означает, что X строк сверки совпали из Y найденных строк ERP ↔ 1С; `Долг` и `Переплата` считаются как оплата минус возмещаемые и невозмещаемые расходы.</w:t>
+        <w:t>Бейдж `1С: X/Y совпало` означает только документное сопоставление и не используется как итоговый статус совпадения сальдо.</w:t>
+      </w:r>
+    </w:p>
+    <w:p>
+      <w:pPr>
+        <w:pStyle w:val="ListBullet"/>
+        <w:spacing w:after="80" w:line="300" w:lineRule="auto"/>
+      </w:pPr>
+      <w:r>
+        <w:rPr>
+          <w:rFonts w:ascii="Calibri" w:hAnsi="Calibri"/>
+          <w:sz w:val="20"/>
+        </w:rPr>
+        <w:t>Для настоящей сверки ERP ↔ 1С есть отдельная страница с запуском `run_id`, статусом источников, блоком `ERP без 1С`, блоком `1С без ERP`, блоком полевых расхождений и блоком сальдо.</w:t>
+      </w:r>
+    </w:p>
+    <w:p>
+      <w:pPr>
+        <w:pStyle w:val="ListBullet"/>
+        <w:spacing w:after="80" w:line="300" w:lineRule="auto"/>
+      </w:pPr>
+      <w:r>
+        <w:rPr>
+          <w:rFonts w:ascii="Calibri" w:hAnsi="Calibri"/>
+          <w:sz w:val="20"/>
+        </w:rPr>
+        <w:t>Отдельная страница сверки показывает начальное сальдо, обороты и конечное сальдо ERP/1С; при произвольном наборе поставок предупреждает, что полноценный акт сверки невозможен.</w:t>
+      </w:r>
+    </w:p>
+    <w:p>
+      <w:pPr>
+        <w:pStyle w:val="ListBullet"/>
+        <w:spacing w:after="80" w:line="300" w:lineRule="auto"/>
+      </w:pPr>
+      <w:r>
+        <w:rPr>
+          <w:rFonts w:ascii="Calibri" w:hAnsi="Calibri"/>
+          <w:sz w:val="20"/>
+        </w:rPr>
+        <w:t>Runner для тяжелой исторической сверки сохраняет результат и не блокирует интерфейс синхронным пересчетом всей истории.</w:t>
       </w:r>
     </w:p>
     <w:p>
@@ -20055,7 +23030,7 @@
         <w:color w:val="5A5A5A"/>
         <w:sz w:val="16"/>
       </w:rPr>
-      <w:t>ТЗ ERP ↔ 1С / матрица акта сверки</w:t>
+      <w:t>ТЗ: сальдо по поставкам + сверка ERP ↔ 1С</w:t>
     </w:r>
   </w:p>
 </w:ftr>
